--- a/Sindhi Muslim/Papers/Final Term/Class 2/Class 2 - Maths.docx
+++ b/Sindhi Muslim/Papers/Final Term/Class 2/Class 2 - Maths.docx
@@ -5,7 +5,7 @@
     <w:tbl>
       <w:tblPr>
         <w:tblStyle w:val="TableGrid"/>
-        <w:tblW w:w="0" w:type="auto"/>
+        <w:tblW w:w="10620" w:type="dxa"/>
         <w:tblBorders>
           <w:top w:val="none" w:sz="0" w:space="0" w:color="auto"/>
           <w:left w:val="none" w:sz="0" w:space="0" w:color="auto"/>
@@ -17,14 +17,14 @@
         <w:tblLook w:val="04A0" w:firstRow="1" w:lastRow="0" w:firstColumn="1" w:lastColumn="0" w:noHBand="0" w:noVBand="1"/>
       </w:tblPr>
       <w:tblGrid>
-        <w:gridCol w:w="3914"/>
-        <w:gridCol w:w="2710"/>
-        <w:gridCol w:w="2736"/>
+        <w:gridCol w:w="4680"/>
+        <w:gridCol w:w="3150"/>
+        <w:gridCol w:w="2790"/>
       </w:tblGrid>
       <w:tr>
         <w:tc>
           <w:tcPr>
-            <w:tcW w:w="9360" w:type="dxa"/>
+            <w:tcW w:w="10620" w:type="dxa"/>
             <w:gridSpan w:val="3"/>
             <w:vAlign w:val="center"/>
           </w:tcPr>
@@ -56,7 +56,7 @@
       <w:tr>
         <w:tc>
           <w:tcPr>
-            <w:tcW w:w="9360" w:type="dxa"/>
+            <w:tcW w:w="10620" w:type="dxa"/>
             <w:gridSpan w:val="3"/>
             <w:vAlign w:val="center"/>
           </w:tcPr>
@@ -83,7 +83,7 @@
       <w:tr>
         <w:tc>
           <w:tcPr>
-            <w:tcW w:w="9360" w:type="dxa"/>
+            <w:tcW w:w="10620" w:type="dxa"/>
             <w:gridSpan w:val="3"/>
             <w:vAlign w:val="center"/>
           </w:tcPr>
@@ -121,7 +121,7 @@
       <w:tr>
         <w:tc>
           <w:tcPr>
-            <w:tcW w:w="3914" w:type="dxa"/>
+            <w:tcW w:w="4680" w:type="dxa"/>
           </w:tcPr>
           <w:p>
             <w:pPr>
@@ -136,7 +136,7 @@
         </w:tc>
         <w:tc>
           <w:tcPr>
-            <w:tcW w:w="2710" w:type="dxa"/>
+            <w:tcW w:w="3150" w:type="dxa"/>
           </w:tcPr>
           <w:p>
             <w:pPr>
@@ -151,7 +151,7 @@
         </w:tc>
         <w:tc>
           <w:tcPr>
-            <w:tcW w:w="2736" w:type="dxa"/>
+            <w:tcW w:w="2790" w:type="dxa"/>
           </w:tcPr>
           <w:p>
             <w:pPr>
@@ -181,7 +181,7 @@
         </w:trPr>
         <w:tc>
           <w:tcPr>
-            <w:tcW w:w="3914" w:type="dxa"/>
+            <w:tcW w:w="4680" w:type="dxa"/>
             <w:tcBorders>
               <w:top w:val="nil"/>
               <w:left w:val="nil"/>
@@ -215,6 +215,7 @@
               </w:rPr>
               <w:t xml:space="preserve"> </w:t>
             </w:r>
+            <w:proofErr w:type="spellStart"/>
             <w:r>
               <w:rPr>
                 <w:rFonts w:asciiTheme="majorBidi" w:hAnsiTheme="majorBidi" w:cstheme="majorBidi"/>
@@ -223,11 +224,12 @@
               </w:rPr>
               <w:t>Maths</w:t>
             </w:r>
-          </w:p>
-        </w:tc>
-        <w:tc>
-          <w:tcPr>
-            <w:tcW w:w="2710" w:type="dxa"/>
+            <w:proofErr w:type="spellEnd"/>
+          </w:p>
+        </w:tc>
+        <w:tc>
+          <w:tcPr>
+            <w:tcW w:w="3150" w:type="dxa"/>
             <w:tcBorders>
               <w:top w:val="nil"/>
               <w:left w:val="nil"/>
@@ -273,7 +275,7 @@
         </w:tc>
         <w:tc>
           <w:tcPr>
-            <w:tcW w:w="2736" w:type="dxa"/>
+            <w:tcW w:w="2790" w:type="dxa"/>
             <w:tcBorders>
               <w:top w:val="nil"/>
               <w:left w:val="nil"/>
@@ -334,7 +336,7 @@
         </w:trPr>
         <w:tc>
           <w:tcPr>
-            <w:tcW w:w="3914" w:type="dxa"/>
+            <w:tcW w:w="4680" w:type="dxa"/>
             <w:tcBorders>
               <w:top w:val="nil"/>
               <w:left w:val="nil"/>
@@ -372,7 +374,7 @@
         </w:tc>
         <w:tc>
           <w:tcPr>
-            <w:tcW w:w="2710" w:type="dxa"/>
+            <w:tcW w:w="3150" w:type="dxa"/>
             <w:tcBorders>
               <w:top w:val="nil"/>
               <w:left w:val="nil"/>
@@ -392,7 +394,7 @@
         </w:tc>
         <w:tc>
           <w:tcPr>
-            <w:tcW w:w="2736" w:type="dxa"/>
+            <w:tcW w:w="2790" w:type="dxa"/>
             <w:tcBorders>
               <w:top w:val="nil"/>
               <w:left w:val="nil"/>
@@ -536,7 +538,7 @@
     <w:tbl>
       <w:tblPr>
         <w:tblStyle w:val="TableGrid"/>
-        <w:tblW w:w="0" w:type="auto"/>
+        <w:tblW w:w="10625" w:type="dxa"/>
         <w:tblInd w:w="-5" w:type="dxa"/>
         <w:tblBorders>
           <w:top w:val="none" w:sz="0" w:space="0" w:color="auto"/>
@@ -549,7 +551,7 @@
         <w:tblLook w:val="04A0" w:firstRow="1" w:lastRow="0" w:firstColumn="1" w:lastColumn="0" w:noHBand="0" w:noVBand="1"/>
       </w:tblPr>
       <w:tblGrid>
-        <w:gridCol w:w="8270"/>
+        <w:gridCol w:w="10625"/>
       </w:tblGrid>
       <w:tr>
         <w:trPr>
@@ -557,7 +559,7 @@
         </w:trPr>
         <w:tc>
           <w:tcPr>
-            <w:tcW w:w="8270" w:type="dxa"/>
+            <w:tcW w:w="10625" w:type="dxa"/>
             <w:vAlign w:val="center"/>
           </w:tcPr>
           <w:p>
@@ -603,7 +605,7 @@
         </w:trPr>
         <w:tc>
           <w:tcPr>
-            <w:tcW w:w="8270" w:type="dxa"/>
+            <w:tcW w:w="10625" w:type="dxa"/>
             <w:vAlign w:val="center"/>
           </w:tcPr>
           <w:p>
@@ -635,7 +637,7 @@
         </w:trPr>
         <w:tc>
           <w:tcPr>
-            <w:tcW w:w="8270" w:type="dxa"/>
+            <w:tcW w:w="10625" w:type="dxa"/>
             <w:vAlign w:val="center"/>
           </w:tcPr>
           <w:p>
@@ -667,7 +669,7 @@
         </w:trPr>
         <w:tc>
           <w:tcPr>
-            <w:tcW w:w="8270" w:type="dxa"/>
+            <w:tcW w:w="10625" w:type="dxa"/>
             <w:vAlign w:val="center"/>
           </w:tcPr>
           <w:p>
@@ -706,7 +708,7 @@
         </w:trPr>
         <w:tc>
           <w:tcPr>
-            <w:tcW w:w="8270" w:type="dxa"/>
+            <w:tcW w:w="10625" w:type="dxa"/>
             <w:vAlign w:val="center"/>
           </w:tcPr>
           <w:p>
@@ -793,7 +795,7 @@
     <w:tbl>
       <w:tblPr>
         <w:tblStyle w:val="TableGrid"/>
-        <w:tblW w:w="0" w:type="auto"/>
+        <w:tblW w:w="10625" w:type="dxa"/>
         <w:tblInd w:w="-5" w:type="dxa"/>
         <w:tblBorders>
           <w:top w:val="none" w:sz="0" w:space="0" w:color="auto"/>
@@ -806,7 +808,8 @@
         <w:tblLook w:val="04A0" w:firstRow="1" w:lastRow="0" w:firstColumn="1" w:lastColumn="0" w:noHBand="0" w:noVBand="1"/>
       </w:tblPr>
       <w:tblGrid>
-        <w:gridCol w:w="8270"/>
+        <w:gridCol w:w="4325"/>
+        <w:gridCol w:w="6300"/>
       </w:tblGrid>
       <w:tr>
         <w:trPr>
@@ -814,7 +817,7 @@
         </w:trPr>
         <w:tc>
           <w:tcPr>
-            <w:tcW w:w="8270" w:type="dxa"/>
+            <w:tcW w:w="4325" w:type="dxa"/>
             <w:vAlign w:val="center"/>
           </w:tcPr>
           <w:p>
@@ -837,7 +840,7 @@
                 <w:szCs w:val="28"/>
               </w:rPr>
               <w:drawing>
-                <wp:anchor distT="0" distB="0" distL="114300" distR="114300" simplePos="0" relativeHeight="251658240" behindDoc="0" locked="0" layoutInCell="1" allowOverlap="1" wp14:anchorId="14D2C09E" wp14:editId="0AFEDAAC">
+                <wp:anchor distT="0" distB="0" distL="114300" distR="114300" simplePos="0" relativeHeight="251660288" behindDoc="0" locked="0" layoutInCell="1" allowOverlap="1" wp14:anchorId="14D2C09E" wp14:editId="120AEE0E">
                   <wp:simplePos x="0" y="0"/>
                   <wp:positionH relativeFrom="column">
                     <wp:posOffset>607695</wp:posOffset>
@@ -904,7 +907,29 @@
                 <w:sz w:val="28"/>
                 <w:szCs w:val="28"/>
               </w:rPr>
-              <w:t xml:space="preserve">      This is a shape of cone. (__________)</w:t>
+              <w:t xml:space="preserve">      This is a shape of cone.</w:t>
+            </w:r>
+          </w:p>
+        </w:tc>
+        <w:tc>
+          <w:tcPr>
+            <w:tcW w:w="6300" w:type="dxa"/>
+            <w:vAlign w:val="center"/>
+          </w:tcPr>
+          <w:p>
+            <w:pPr>
+              <w:spacing w:line="360" w:lineRule="auto"/>
+              <w:rPr>
+                <w:sz w:val="28"/>
+                <w:szCs w:val="28"/>
+              </w:rPr>
+            </w:pPr>
+            <w:r>
+              <w:rPr>
+                <w:sz w:val="28"/>
+                <w:szCs w:val="28"/>
+              </w:rPr>
+              <w:t>(__________)</w:t>
             </w:r>
           </w:p>
         </w:tc>
@@ -915,7 +940,7 @@
         </w:trPr>
         <w:tc>
           <w:tcPr>
-            <w:tcW w:w="8270" w:type="dxa"/>
+            <w:tcW w:w="4325" w:type="dxa"/>
             <w:vAlign w:val="center"/>
           </w:tcPr>
           <w:p>
@@ -936,7 +961,29 @@
                 <w:sz w:val="28"/>
                 <w:szCs w:val="28"/>
               </w:rPr>
-              <w:t>4 X 10 = 50. (__________)</w:t>
+              <w:t>4 X 10 = 50.</w:t>
+            </w:r>
+          </w:p>
+        </w:tc>
+        <w:tc>
+          <w:tcPr>
+            <w:tcW w:w="6300" w:type="dxa"/>
+            <w:vAlign w:val="center"/>
+          </w:tcPr>
+          <w:p>
+            <w:pPr>
+              <w:spacing w:line="360" w:lineRule="auto"/>
+              <w:rPr>
+                <w:sz w:val="36"/>
+                <w:szCs w:val="36"/>
+              </w:rPr>
+            </w:pPr>
+            <w:r>
+              <w:rPr>
+                <w:sz w:val="28"/>
+                <w:szCs w:val="28"/>
+              </w:rPr>
+              <w:t>(__________)</w:t>
             </w:r>
           </w:p>
         </w:tc>
@@ -947,7 +994,7 @@
         </w:trPr>
         <w:tc>
           <w:tcPr>
-            <w:tcW w:w="8270" w:type="dxa"/>
+            <w:tcW w:w="4325" w:type="dxa"/>
             <w:vAlign w:val="center"/>
           </w:tcPr>
           <w:p>
@@ -968,7 +1015,29 @@
                 <w:sz w:val="28"/>
                 <w:szCs w:val="28"/>
               </w:rPr>
-              <w:t>They kept the goat in a room. (__________)</w:t>
+              <w:t>5 + 9 = 14.</w:t>
+            </w:r>
+          </w:p>
+        </w:tc>
+        <w:tc>
+          <w:tcPr>
+            <w:tcW w:w="6300" w:type="dxa"/>
+            <w:vAlign w:val="center"/>
+          </w:tcPr>
+          <w:p>
+            <w:pPr>
+              <w:spacing w:line="360" w:lineRule="auto"/>
+              <w:rPr>
+                <w:sz w:val="36"/>
+                <w:szCs w:val="36"/>
+              </w:rPr>
+            </w:pPr>
+            <w:r>
+              <w:rPr>
+                <w:sz w:val="28"/>
+                <w:szCs w:val="28"/>
+              </w:rPr>
+              <w:t>(__________)</w:t>
             </w:r>
           </w:p>
         </w:tc>
@@ -979,7 +1048,7 @@
         </w:trPr>
         <w:tc>
           <w:tcPr>
-            <w:tcW w:w="8270" w:type="dxa"/>
+            <w:tcW w:w="4325" w:type="dxa"/>
             <w:vAlign w:val="center"/>
           </w:tcPr>
           <w:p>
@@ -1000,7 +1069,29 @@
                 <w:sz w:val="28"/>
                 <w:szCs w:val="28"/>
               </w:rPr>
-              <w:t>They bring the goat in a rikshaw. (__________)</w:t>
+              <w:t>3 – 2 = 4.</w:t>
+            </w:r>
+          </w:p>
+        </w:tc>
+        <w:tc>
+          <w:tcPr>
+            <w:tcW w:w="6300" w:type="dxa"/>
+            <w:vAlign w:val="center"/>
+          </w:tcPr>
+          <w:p>
+            <w:pPr>
+              <w:spacing w:line="360" w:lineRule="auto"/>
+              <w:rPr>
+                <w:sz w:val="36"/>
+                <w:szCs w:val="36"/>
+              </w:rPr>
+            </w:pPr>
+            <w:r>
+              <w:rPr>
+                <w:sz w:val="28"/>
+                <w:szCs w:val="28"/>
+              </w:rPr>
+              <w:t>(__________)</w:t>
             </w:r>
           </w:p>
         </w:tc>
@@ -1011,7 +1102,7 @@
         </w:trPr>
         <w:tc>
           <w:tcPr>
-            <w:tcW w:w="8270" w:type="dxa"/>
+            <w:tcW w:w="4325" w:type="dxa"/>
             <w:vAlign w:val="center"/>
           </w:tcPr>
           <w:p>
@@ -1032,7 +1123,29 @@
                 <w:sz w:val="28"/>
                 <w:szCs w:val="28"/>
               </w:rPr>
-              <w:t>Sameer and Sara go to the Juma Bazar. (__________)</w:t>
+              <w:t>XX = 20.</w:t>
+            </w:r>
+          </w:p>
+        </w:tc>
+        <w:tc>
+          <w:tcPr>
+            <w:tcW w:w="6300" w:type="dxa"/>
+            <w:vAlign w:val="center"/>
+          </w:tcPr>
+          <w:p>
+            <w:pPr>
+              <w:spacing w:line="360" w:lineRule="auto"/>
+              <w:rPr>
+                <w:sz w:val="36"/>
+                <w:szCs w:val="36"/>
+              </w:rPr>
+            </w:pPr>
+            <w:r>
+              <w:rPr>
+                <w:sz w:val="28"/>
+                <w:szCs w:val="28"/>
+              </w:rPr>
+              <w:t>(__________)</w:t>
             </w:r>
           </w:p>
         </w:tc>
@@ -1047,6 +1160,16 @@
           <w:szCs w:val="32"/>
         </w:rPr>
       </w:pPr>
+    </w:p>
+    <w:p>
+      <w:pPr>
+        <w:rPr>
+          <w:b/>
+          <w:bCs/>
+          <w:sz w:val="32"/>
+          <w:szCs w:val="32"/>
+        </w:rPr>
+      </w:pPr>
       <w:r>
         <w:rPr>
           <w:b/>
@@ -1081,7 +1204,16 @@
           <w:sz w:val="32"/>
           <w:szCs w:val="32"/>
         </w:rPr>
-        <w:t>Activity “Characters Name”</w:t>
+        <w:t>Match</w:t>
+      </w:r>
+      <w:r>
+        <w:rPr>
+          <w:b/>
+          <w:bCs/>
+          <w:sz w:val="32"/>
+          <w:szCs w:val="32"/>
+        </w:rPr>
+        <w:tab/>
       </w:r>
       <w:r>
         <w:rPr>
@@ -1094,6 +1226,433 @@
         <w:t>(5)</w:t>
       </w:r>
     </w:p>
+    <w:tbl>
+      <w:tblPr>
+        <w:tblStyle w:val="TableGrid"/>
+        <w:tblW w:w="10656" w:type="dxa"/>
+        <w:tblLook w:val="04A0" w:firstRow="1" w:lastRow="0" w:firstColumn="1" w:lastColumn="0" w:noHBand="0" w:noVBand="1"/>
+      </w:tblPr>
+      <w:tblGrid>
+        <w:gridCol w:w="5328"/>
+        <w:gridCol w:w="5328"/>
+      </w:tblGrid>
+      <w:tr>
+        <w:trPr>
+          <w:trHeight w:val="20"/>
+        </w:trPr>
+        <w:tc>
+          <w:tcPr>
+            <w:tcW w:w="5328" w:type="dxa"/>
+            <w:vAlign w:val="center"/>
+          </w:tcPr>
+          <w:p>
+            <w:pPr>
+              <w:jc w:val="center"/>
+              <w:rPr>
+                <w:b/>
+                <w:bCs/>
+                <w:sz w:val="40"/>
+                <w:szCs w:val="40"/>
+              </w:rPr>
+            </w:pPr>
+            <w:r>
+              <w:rPr>
+                <w:b/>
+                <w:bCs/>
+                <w:sz w:val="40"/>
+                <w:szCs w:val="40"/>
+              </w:rPr>
+              <w:t>Column “A”</w:t>
+            </w:r>
+          </w:p>
+        </w:tc>
+        <w:tc>
+          <w:tcPr>
+            <w:tcW w:w="5328" w:type="dxa"/>
+            <w:vAlign w:val="center"/>
+          </w:tcPr>
+          <w:p>
+            <w:pPr>
+              <w:jc w:val="center"/>
+              <w:rPr>
+                <w:b/>
+                <w:bCs/>
+                <w:sz w:val="40"/>
+                <w:szCs w:val="40"/>
+              </w:rPr>
+            </w:pPr>
+            <w:r>
+              <w:rPr>
+                <w:b/>
+                <w:bCs/>
+                <w:sz w:val="40"/>
+                <w:szCs w:val="40"/>
+              </w:rPr>
+              <w:t>Column “B”</w:t>
+            </w:r>
+          </w:p>
+        </w:tc>
+      </w:tr>
+      <w:tr>
+        <w:trPr>
+          <w:trHeight w:val="20"/>
+        </w:trPr>
+        <w:tc>
+          <w:tcPr>
+            <w:tcW w:w="5328" w:type="dxa"/>
+            <w:vAlign w:val="center"/>
+          </w:tcPr>
+          <w:p>
+            <w:pPr>
+              <w:jc w:val="center"/>
+              <w:rPr>
+                <w:sz w:val="32"/>
+                <w:szCs w:val="32"/>
+              </w:rPr>
+            </w:pPr>
+            <w:r>
+              <w:rPr>
+                <w:sz w:val="32"/>
+                <w:szCs w:val="32"/>
+              </w:rPr>
+              <w:t>2 X 2</w:t>
+            </w:r>
+          </w:p>
+        </w:tc>
+        <w:tc>
+          <w:tcPr>
+            <w:tcW w:w="5328" w:type="dxa"/>
+            <w:vAlign w:val="center"/>
+          </w:tcPr>
+          <w:p>
+            <w:pPr>
+              <w:jc w:val="center"/>
+              <w:rPr>
+                <w:sz w:val="32"/>
+                <w:szCs w:val="32"/>
+              </w:rPr>
+            </w:pPr>
+            <w:r>
+              <w:rPr>
+                <w:sz w:val="32"/>
+                <w:szCs w:val="32"/>
+              </w:rPr>
+              <w:t>Cone</w:t>
+            </w:r>
+          </w:p>
+        </w:tc>
+      </w:tr>
+      <w:tr>
+        <w:trPr>
+          <w:trHeight w:val="20"/>
+        </w:trPr>
+        <w:tc>
+          <w:tcPr>
+            <w:tcW w:w="5328" w:type="dxa"/>
+            <w:vAlign w:val="center"/>
+          </w:tcPr>
+          <w:p>
+            <w:pPr>
+              <w:jc w:val="center"/>
+              <w:rPr>
+                <w:sz w:val="32"/>
+                <w:szCs w:val="32"/>
+              </w:rPr>
+            </w:pPr>
+            <w:r>
+              <w:rPr>
+                <w:sz w:val="32"/>
+                <w:szCs w:val="32"/>
+              </w:rPr>
+              <w:t>Cylinder</w:t>
+            </w:r>
+          </w:p>
+        </w:tc>
+        <w:tc>
+          <w:tcPr>
+            <w:tcW w:w="5328" w:type="dxa"/>
+            <w:vAlign w:val="center"/>
+          </w:tcPr>
+          <w:p>
+            <w:pPr>
+              <w:jc w:val="center"/>
+              <w:rPr>
+                <w:sz w:val="32"/>
+                <w:szCs w:val="32"/>
+              </w:rPr>
+            </w:pPr>
+            <w:r>
+              <w:rPr>
+                <w:sz w:val="32"/>
+                <w:szCs w:val="32"/>
+              </w:rPr>
+              <w:t>25</w:t>
+            </w:r>
+          </w:p>
+        </w:tc>
+      </w:tr>
+      <w:tr>
+        <w:trPr>
+          <w:trHeight w:val="20"/>
+        </w:trPr>
+        <w:tc>
+          <w:tcPr>
+            <w:tcW w:w="5328" w:type="dxa"/>
+            <w:vAlign w:val="center"/>
+          </w:tcPr>
+          <w:p>
+            <w:pPr>
+              <w:jc w:val="center"/>
+              <w:rPr>
+                <w:sz w:val="32"/>
+                <w:szCs w:val="32"/>
+              </w:rPr>
+            </w:pPr>
+            <w:r>
+              <w:rPr>
+                <w:sz w:val="32"/>
+                <w:szCs w:val="32"/>
+              </w:rPr>
+              <w:t>4 + 12</w:t>
+            </w:r>
+          </w:p>
+        </w:tc>
+        <w:tc>
+          <w:tcPr>
+            <w:tcW w:w="5328" w:type="dxa"/>
+            <w:vAlign w:val="center"/>
+          </w:tcPr>
+          <w:p>
+            <w:pPr>
+              <w:jc w:val="center"/>
+              <w:rPr>
+                <w:sz w:val="32"/>
+                <w:szCs w:val="32"/>
+              </w:rPr>
+            </w:pPr>
+            <w:r>
+              <w:rPr>
+                <w:sz w:val="32"/>
+                <w:szCs w:val="32"/>
+              </w:rPr>
+              <w:t>4</w:t>
+            </w:r>
+          </w:p>
+        </w:tc>
+      </w:tr>
+      <w:tr>
+        <w:trPr>
+          <w:trHeight w:val="20"/>
+        </w:trPr>
+        <w:tc>
+          <w:tcPr>
+            <w:tcW w:w="5328" w:type="dxa"/>
+            <w:vAlign w:val="center"/>
+          </w:tcPr>
+          <w:p>
+            <w:pPr>
+              <w:jc w:val="center"/>
+              <w:rPr>
+                <w:sz w:val="32"/>
+                <w:szCs w:val="32"/>
+              </w:rPr>
+            </w:pPr>
+            <w:r>
+              <w:rPr>
+                <w:sz w:val="32"/>
+                <w:szCs w:val="32"/>
+              </w:rPr>
+              <w:t>XXV</w:t>
+            </w:r>
+          </w:p>
+        </w:tc>
+        <w:tc>
+          <w:tcPr>
+            <w:tcW w:w="5328" w:type="dxa"/>
+            <w:vAlign w:val="center"/>
+          </w:tcPr>
+          <w:p>
+            <w:pPr>
+              <w:jc w:val="center"/>
+              <w:rPr>
+                <w:sz w:val="32"/>
+                <w:szCs w:val="32"/>
+              </w:rPr>
+            </w:pPr>
+            <w:r>
+              <w:rPr>
+                <w:sz w:val="32"/>
+                <w:szCs w:val="32"/>
+              </w:rPr>
+              <w:t>16</w:t>
+            </w:r>
+          </w:p>
+        </w:tc>
+      </w:tr>
+      <w:tr>
+        <w:trPr>
+          <w:trHeight w:val="20"/>
+        </w:trPr>
+        <w:tc>
+          <w:tcPr>
+            <w:tcW w:w="5328" w:type="dxa"/>
+            <w:vAlign w:val="center"/>
+          </w:tcPr>
+          <w:p>
+            <w:pPr>
+              <w:jc w:val="center"/>
+              <w:rPr>
+                <w:sz w:val="32"/>
+                <w:szCs w:val="32"/>
+              </w:rPr>
+            </w:pPr>
+            <w:r>
+              <w:rPr>
+                <w:b/>
+                <w:bCs/>
+                <w:noProof/>
+                <w:sz w:val="32"/>
+                <w:szCs w:val="32"/>
+              </w:rPr>
+              <w:drawing>
+                <wp:anchor distT="0" distB="0" distL="114300" distR="114300" simplePos="0" relativeHeight="251663360" behindDoc="1" locked="0" layoutInCell="1" allowOverlap="1" wp14:anchorId="5677876C" wp14:editId="42931F50">
+                  <wp:simplePos x="0" y="0"/>
+                  <wp:positionH relativeFrom="margin">
+                    <wp:align>center</wp:align>
+                  </wp:positionH>
+                  <wp:positionV relativeFrom="paragraph">
+                    <wp:posOffset>0</wp:posOffset>
+                  </wp:positionV>
+                  <wp:extent cx="274320" cy="315278"/>
+                  <wp:effectExtent l="0" t="0" r="0" b="8890"/>
+                  <wp:wrapThrough wrapText="bothSides">
+                    <wp:wrapPolygon edited="0">
+                      <wp:start x="9000" y="0"/>
+                      <wp:lineTo x="0" y="7839"/>
+                      <wp:lineTo x="0" y="20903"/>
+                      <wp:lineTo x="4500" y="20903"/>
+                      <wp:lineTo x="19500" y="10452"/>
+                      <wp:lineTo x="19500" y="0"/>
+                      <wp:lineTo x="9000" y="0"/>
+                    </wp:wrapPolygon>
+                  </wp:wrapThrough>
+                  <wp:docPr id="868713338" name="Picture 1"/>
+                  <wp:cNvGraphicFramePr>
+                    <a:graphicFrameLocks xmlns:a="http://schemas.openxmlformats.org/drawingml/2006/main" noChangeAspect="1"/>
+                  </wp:cNvGraphicFramePr>
+                  <a:graphic xmlns:a="http://schemas.openxmlformats.org/drawingml/2006/main">
+                    <a:graphicData uri="http://schemas.openxmlformats.org/drawingml/2006/picture">
+                      <pic:pic xmlns:pic="http://schemas.openxmlformats.org/drawingml/2006/picture">
+                        <pic:nvPicPr>
+                          <pic:cNvPr id="203621034" name="Picture 203621034"/>
+                          <pic:cNvPicPr/>
+                        </pic:nvPicPr>
+                        <pic:blipFill>
+                          <a:blip r:embed="rId6" cstate="print">
+                            <a:extLst>
+                              <a:ext uri="{28A0092B-C50C-407E-A947-70E740481C1C}">
+                                <a14:useLocalDpi xmlns:a14="http://schemas.microsoft.com/office/drawing/2010/main" val="0"/>
+                              </a:ext>
+                              <a:ext uri="{837473B0-CC2E-450A-ABE3-18F120FF3D39}">
+                                <a1611:picAttrSrcUrl xmlns:a1611="http://schemas.microsoft.com/office/drawing/2016/11/main" r:id="rId7"/>
+                              </a:ext>
+                            </a:extLst>
+                          </a:blip>
+                          <a:stretch>
+                            <a:fillRect/>
+                          </a:stretch>
+                        </pic:blipFill>
+                        <pic:spPr>
+                          <a:xfrm>
+                            <a:off x="0" y="0"/>
+                            <a:ext cx="274320" cy="315278"/>
+                          </a:xfrm>
+                          <a:prstGeom prst="rect">
+                            <a:avLst/>
+                          </a:prstGeom>
+                        </pic:spPr>
+                      </pic:pic>
+                    </a:graphicData>
+                  </a:graphic>
+                  <wp14:sizeRelH relativeFrom="page">
+                    <wp14:pctWidth>0</wp14:pctWidth>
+                  </wp14:sizeRelH>
+                  <wp14:sizeRelV relativeFrom="page">
+                    <wp14:pctHeight>0</wp14:pctHeight>
+                  </wp14:sizeRelV>
+                </wp:anchor>
+              </w:drawing>
+            </w:r>
+          </w:p>
+        </w:tc>
+        <w:tc>
+          <w:tcPr>
+            <w:tcW w:w="5328" w:type="dxa"/>
+            <w:vAlign w:val="center"/>
+          </w:tcPr>
+          <w:p>
+            <w:pPr>
+              <w:jc w:val="center"/>
+              <w:rPr>
+                <w:sz w:val="32"/>
+                <w:szCs w:val="32"/>
+              </w:rPr>
+            </w:pPr>
+            <w:r>
+              <w:rPr>
+                <w:noProof/>
+                <w:sz w:val="32"/>
+                <w:szCs w:val="32"/>
+              </w:rPr>
+              <w:drawing>
+                <wp:inline distT="0" distB="0" distL="0" distR="0" wp14:anchorId="21251B2D" wp14:editId="27906265">
+                  <wp:extent cx="274320" cy="381221"/>
+                  <wp:effectExtent l="0" t="0" r="0" b="0"/>
+                  <wp:docPr id="1249825170" name="Picture 2"/>
+                  <wp:cNvGraphicFramePr>
+                    <a:graphicFrameLocks xmlns:a="http://schemas.openxmlformats.org/drawingml/2006/main" noChangeAspect="1"/>
+                  </wp:cNvGraphicFramePr>
+                  <a:graphic xmlns:a="http://schemas.openxmlformats.org/drawingml/2006/main">
+                    <a:graphicData uri="http://schemas.openxmlformats.org/drawingml/2006/picture">
+                      <pic:pic xmlns:pic="http://schemas.openxmlformats.org/drawingml/2006/picture">
+                        <pic:nvPicPr>
+                          <pic:cNvPr id="826117151" name="Picture 826117151"/>
+                          <pic:cNvPicPr/>
+                        </pic:nvPicPr>
+                        <pic:blipFill>
+                          <a:blip r:embed="rId8" cstate="print">
+                            <a:extLst>
+                              <a:ext uri="{28A0092B-C50C-407E-A947-70E740481C1C}">
+                                <a14:useLocalDpi xmlns:a14="http://schemas.microsoft.com/office/drawing/2010/main" val="0"/>
+                              </a:ext>
+                              <a:ext uri="{837473B0-CC2E-450A-ABE3-18F120FF3D39}">
+                                <a1611:picAttrSrcUrl xmlns:a1611="http://schemas.microsoft.com/office/drawing/2016/11/main" r:id="rId9"/>
+                              </a:ext>
+                            </a:extLst>
+                          </a:blip>
+                          <a:stretch>
+                            <a:fillRect/>
+                          </a:stretch>
+                        </pic:blipFill>
+                        <pic:spPr>
+                          <a:xfrm>
+                            <a:off x="0" y="0"/>
+                            <a:ext cx="274320" cy="381221"/>
+                          </a:xfrm>
+                          <a:prstGeom prst="rect">
+                            <a:avLst/>
+                          </a:prstGeom>
+                        </pic:spPr>
+                      </pic:pic>
+                    </a:graphicData>
+                  </a:graphic>
+                </wp:inline>
+              </w:drawing>
+            </w:r>
+          </w:p>
+        </w:tc>
+      </w:tr>
+    </w:tbl>
     <w:p>
       <w:pPr>
         <w:rPr>
@@ -1103,6 +1662,72 @@
           <w:szCs w:val="32"/>
         </w:rPr>
       </w:pPr>
+    </w:p>
+    <w:p>
+      <w:pPr>
+        <w:rPr>
+          <w:rFonts w:ascii="Algerian" w:hAnsi="Algerian"/>
+          <w:sz w:val="56"/>
+          <w:szCs w:val="56"/>
+          <w:u w:val="double"/>
+        </w:rPr>
+      </w:pPr>
+      <w:r>
+        <w:rPr>
+          <w:rFonts w:ascii="Algerian" w:hAnsi="Algerian"/>
+          <w:sz w:val="56"/>
+          <w:szCs w:val="56"/>
+          <w:u w:val="double"/>
+        </w:rPr>
+        <w:lastRenderedPageBreak/>
+        <w:t>Section “B” (subjective)</w:t>
+      </w:r>
+    </w:p>
+    <w:p>
+      <w:pPr>
+        <w:rPr>
+          <w:b/>
+          <w:bCs/>
+          <w:sz w:val="32"/>
+          <w:szCs w:val="32"/>
+        </w:rPr>
+      </w:pPr>
+      <w:r>
+        <w:rPr>
+          <w:b/>
+          <w:bCs/>
+          <w:sz w:val="32"/>
+          <w:szCs w:val="32"/>
+        </w:rPr>
+        <w:t>Q1</w:t>
+      </w:r>
+      <w:r>
+        <w:rPr>
+          <w:b/>
+          <w:bCs/>
+          <w:sz w:val="32"/>
+          <w:szCs w:val="32"/>
+        </w:rPr>
+        <w:t>.</w:t>
+      </w:r>
+      <w:r>
+        <w:rPr>
+          <w:b/>
+          <w:bCs/>
+          <w:sz w:val="32"/>
+          <w:szCs w:val="32"/>
+        </w:rPr>
+        <w:t xml:space="preserve"> </w:t>
+      </w:r>
+      <w:r>
+        <w:rPr>
+          <w:b/>
+          <w:bCs/>
+          <w:sz w:val="32"/>
+          <w:szCs w:val="32"/>
+        </w:rPr>
+        <w:t>Addition</w:t>
+      </w:r>
       <w:r>
         <w:rPr>
           <w:b/>
@@ -1111,587 +1736,31 @@
           <w:szCs w:val="32"/>
         </w:rPr>
         <w:tab/>
-        <w:t>Write the names of people in the chapter “Brave Arifa”.</w:t>
+        <w:t>(</w:t>
+      </w:r>
+      <w:r>
+        <w:rPr>
+          <w:b/>
+          <w:bCs/>
+          <w:sz w:val="32"/>
+          <w:szCs w:val="32"/>
+        </w:rPr>
+        <w:t>10</w:t>
+      </w:r>
+      <w:r>
+        <w:rPr>
+          <w:b/>
+          <w:bCs/>
+          <w:sz w:val="32"/>
+          <w:szCs w:val="32"/>
+        </w:rPr>
+        <w:t>)</w:t>
       </w:r>
     </w:p>
     <w:tbl>
       <w:tblPr>
         <w:tblStyle w:val="TableGrid"/>
         <w:tblW w:w="0" w:type="auto"/>
-        <w:tblLook w:val="04A0" w:firstRow="1" w:lastRow="0" w:firstColumn="1" w:lastColumn="0" w:noHBand="0" w:noVBand="1"/>
-      </w:tblPr>
-      <w:tblGrid>
-        <w:gridCol w:w="3116"/>
-        <w:gridCol w:w="3117"/>
-        <w:gridCol w:w="3117"/>
-      </w:tblGrid>
-      <w:tr>
-        <w:trPr>
-          <w:trHeight w:val="576"/>
-        </w:trPr>
-        <w:tc>
-          <w:tcPr>
-            <w:tcW w:w="3116" w:type="dxa"/>
-          </w:tcPr>
-          <w:p>
-            <w:pPr>
-              <w:rPr>
-                <w:b/>
-                <w:bCs/>
-                <w:sz w:val="32"/>
-                <w:szCs w:val="32"/>
-              </w:rPr>
-            </w:pPr>
-          </w:p>
-        </w:tc>
-        <w:tc>
-          <w:tcPr>
-            <w:tcW w:w="3117" w:type="dxa"/>
-          </w:tcPr>
-          <w:p>
-            <w:pPr>
-              <w:rPr>
-                <w:b/>
-                <w:bCs/>
-                <w:sz w:val="32"/>
-                <w:szCs w:val="32"/>
-              </w:rPr>
-            </w:pPr>
-          </w:p>
-        </w:tc>
-        <w:tc>
-          <w:tcPr>
-            <w:tcW w:w="3117" w:type="dxa"/>
-          </w:tcPr>
-          <w:p>
-            <w:pPr>
-              <w:rPr>
-                <w:b/>
-                <w:bCs/>
-                <w:sz w:val="32"/>
-                <w:szCs w:val="32"/>
-              </w:rPr>
-            </w:pPr>
-          </w:p>
-        </w:tc>
-      </w:tr>
-    </w:tbl>
-    <w:p>
-      <w:pPr>
-        <w:rPr>
-          <w:b/>
-          <w:bCs/>
-          <w:sz w:val="32"/>
-          <w:szCs w:val="32"/>
-        </w:rPr>
-      </w:pPr>
-      <w:r>
-        <w:rPr>
-          <w:rFonts w:ascii="Algerian" w:hAnsi="Algerian"/>
-          <w:sz w:val="56"/>
-          <w:szCs w:val="56"/>
-          <w:u w:val="double"/>
-        </w:rPr>
-        <w:br w:type="page"/>
-      </w:r>
-    </w:p>
-    <w:p>
-      <w:pPr>
-        <w:rPr>
-          <w:b/>
-          <w:bCs/>
-          <w:sz w:val="32"/>
-          <w:szCs w:val="32"/>
-        </w:rPr>
-      </w:pPr>
-      <w:r>
-        <w:rPr>
-          <w:b/>
-          <w:bCs/>
-          <w:sz w:val="32"/>
-          <w:szCs w:val="32"/>
-        </w:rPr>
-        <w:lastRenderedPageBreak/>
-        <w:t>Q</w:t>
-      </w:r>
-      <w:r>
-        <w:rPr>
-          <w:b/>
-          <w:bCs/>
-          <w:sz w:val="32"/>
-          <w:szCs w:val="32"/>
-        </w:rPr>
-        <w:t>3</w:t>
-      </w:r>
-      <w:r>
-        <w:rPr>
-          <w:b/>
-          <w:bCs/>
-          <w:sz w:val="32"/>
-          <w:szCs w:val="32"/>
-        </w:rPr>
-        <w:t xml:space="preserve">. </w:t>
-      </w:r>
-      <w:r>
-        <w:rPr>
-          <w:b/>
-          <w:bCs/>
-          <w:sz w:val="32"/>
-          <w:szCs w:val="32"/>
-        </w:rPr>
-        <w:t>Match</w:t>
-      </w:r>
-      <w:r>
-        <w:rPr>
-          <w:b/>
-          <w:bCs/>
-          <w:sz w:val="32"/>
-          <w:szCs w:val="32"/>
-        </w:rPr>
-        <w:tab/>
-      </w:r>
-      <w:r>
-        <w:rPr>
-          <w:b/>
-          <w:bCs/>
-          <w:sz w:val="32"/>
-          <w:szCs w:val="32"/>
-        </w:rPr>
-        <w:tab/>
-      </w:r>
-      <w:r>
-        <w:rPr>
-          <w:b/>
-          <w:bCs/>
-          <w:sz w:val="32"/>
-          <w:szCs w:val="32"/>
-        </w:rPr>
-        <w:t>(5)</w:t>
-      </w:r>
-    </w:p>
-    <w:p>
-      <w:pPr>
-        <w:rPr>
-          <w:b/>
-          <w:bCs/>
-          <w:sz w:val="32"/>
-          <w:szCs w:val="32"/>
-        </w:rPr>
-      </w:pPr>
-      <w:r>
-        <w:rPr>
-          <w:b/>
-          <w:bCs/>
-          <w:sz w:val="32"/>
-          <w:szCs w:val="32"/>
-        </w:rPr>
-        <w:tab/>
-        <w:t>Link Words in Column “A” with correct words in Column “B”.</w:t>
-      </w:r>
-    </w:p>
-    <w:tbl>
-      <w:tblPr>
-        <w:tblStyle w:val="TableGrid"/>
-        <w:tblW w:w="0" w:type="auto"/>
-        <w:tblLook w:val="04A0" w:firstRow="1" w:lastRow="0" w:firstColumn="1" w:lastColumn="0" w:noHBand="0" w:noVBand="1"/>
-      </w:tblPr>
-      <w:tblGrid>
-        <w:gridCol w:w="4675"/>
-        <w:gridCol w:w="4675"/>
-      </w:tblGrid>
-      <w:tr>
-        <w:trPr>
-          <w:trHeight w:val="20"/>
-        </w:trPr>
-        <w:tc>
-          <w:tcPr>
-            <w:tcW w:w="4675" w:type="dxa"/>
-            <w:vAlign w:val="center"/>
-          </w:tcPr>
-          <w:p>
-            <w:pPr>
-              <w:jc w:val="center"/>
-              <w:rPr>
-                <w:b/>
-                <w:bCs/>
-                <w:sz w:val="40"/>
-                <w:szCs w:val="40"/>
-              </w:rPr>
-            </w:pPr>
-            <w:r>
-              <w:rPr>
-                <w:b/>
-                <w:bCs/>
-                <w:sz w:val="40"/>
-                <w:szCs w:val="40"/>
-              </w:rPr>
-              <w:t>Column “A”</w:t>
-            </w:r>
-          </w:p>
-        </w:tc>
-        <w:tc>
-          <w:tcPr>
-            <w:tcW w:w="4675" w:type="dxa"/>
-            <w:vAlign w:val="center"/>
-          </w:tcPr>
-          <w:p>
-            <w:pPr>
-              <w:jc w:val="center"/>
-              <w:rPr>
-                <w:b/>
-                <w:bCs/>
-                <w:sz w:val="40"/>
-                <w:szCs w:val="40"/>
-              </w:rPr>
-            </w:pPr>
-            <w:r>
-              <w:rPr>
-                <w:b/>
-                <w:bCs/>
-                <w:sz w:val="40"/>
-                <w:szCs w:val="40"/>
-              </w:rPr>
-              <w:t>Column “B”</w:t>
-            </w:r>
-          </w:p>
-        </w:tc>
-      </w:tr>
-      <w:tr>
-        <w:trPr>
-          <w:trHeight w:val="20"/>
-        </w:trPr>
-        <w:tc>
-          <w:tcPr>
-            <w:tcW w:w="4675" w:type="dxa"/>
-            <w:vAlign w:val="center"/>
-          </w:tcPr>
-          <w:p>
-            <w:pPr>
-              <w:jc w:val="center"/>
-              <w:rPr>
-                <w:sz w:val="32"/>
-                <w:szCs w:val="32"/>
-              </w:rPr>
-            </w:pPr>
-            <w:r>
-              <w:rPr>
-                <w:sz w:val="32"/>
-                <w:szCs w:val="32"/>
-              </w:rPr>
-              <w:t>Arifa</w:t>
-            </w:r>
-          </w:p>
-        </w:tc>
-        <w:tc>
-          <w:tcPr>
-            <w:tcW w:w="4675" w:type="dxa"/>
-            <w:vAlign w:val="center"/>
-          </w:tcPr>
-          <w:p>
-            <w:pPr>
-              <w:jc w:val="center"/>
-              <w:rPr>
-                <w:sz w:val="32"/>
-                <w:szCs w:val="32"/>
-              </w:rPr>
-            </w:pPr>
-            <w:r>
-              <w:rPr>
-                <w:sz w:val="32"/>
-                <w:szCs w:val="32"/>
-              </w:rPr>
-              <w:t>Small</w:t>
-            </w:r>
-          </w:p>
-        </w:tc>
-      </w:tr>
-      <w:tr>
-        <w:trPr>
-          <w:trHeight w:val="20"/>
-        </w:trPr>
-        <w:tc>
-          <w:tcPr>
-            <w:tcW w:w="4675" w:type="dxa"/>
-            <w:vAlign w:val="center"/>
-          </w:tcPr>
-          <w:p>
-            <w:pPr>
-              <w:jc w:val="center"/>
-              <w:rPr>
-                <w:sz w:val="32"/>
-                <w:szCs w:val="32"/>
-              </w:rPr>
-            </w:pPr>
-            <w:r>
-              <w:rPr>
-                <w:sz w:val="32"/>
-                <w:szCs w:val="32"/>
-              </w:rPr>
-              <w:t>Asif</w:t>
-            </w:r>
-          </w:p>
-        </w:tc>
-        <w:tc>
-          <w:tcPr>
-            <w:tcW w:w="4675" w:type="dxa"/>
-            <w:vAlign w:val="center"/>
-          </w:tcPr>
-          <w:p>
-            <w:pPr>
-              <w:jc w:val="center"/>
-              <w:rPr>
-                <w:sz w:val="32"/>
-                <w:szCs w:val="32"/>
-              </w:rPr>
-            </w:pPr>
-            <w:r>
-              <w:rPr>
-                <w:sz w:val="32"/>
-                <w:szCs w:val="32"/>
-              </w:rPr>
-              <w:t>Happy</w:t>
-            </w:r>
-          </w:p>
-        </w:tc>
-      </w:tr>
-      <w:tr>
-        <w:trPr>
-          <w:trHeight w:val="20"/>
-        </w:trPr>
-        <w:tc>
-          <w:tcPr>
-            <w:tcW w:w="4675" w:type="dxa"/>
-            <w:vAlign w:val="center"/>
-          </w:tcPr>
-          <w:p>
-            <w:pPr>
-              <w:jc w:val="center"/>
-              <w:rPr>
-                <w:sz w:val="32"/>
-                <w:szCs w:val="32"/>
-              </w:rPr>
-            </w:pPr>
-            <w:r>
-              <w:rPr>
-                <w:sz w:val="32"/>
-                <w:szCs w:val="32"/>
-              </w:rPr>
-              <w:t>Town</w:t>
-            </w:r>
-          </w:p>
-        </w:tc>
-        <w:tc>
-          <w:tcPr>
-            <w:tcW w:w="4675" w:type="dxa"/>
-            <w:vAlign w:val="center"/>
-          </w:tcPr>
-          <w:p>
-            <w:pPr>
-              <w:jc w:val="center"/>
-              <w:rPr>
-                <w:sz w:val="32"/>
-                <w:szCs w:val="32"/>
-              </w:rPr>
-            </w:pPr>
-            <w:r>
-              <w:rPr>
-                <w:sz w:val="32"/>
-                <w:szCs w:val="32"/>
-              </w:rPr>
-              <w:t>Brave</w:t>
-            </w:r>
-          </w:p>
-        </w:tc>
-      </w:tr>
-      <w:tr>
-        <w:trPr>
-          <w:trHeight w:val="20"/>
-        </w:trPr>
-        <w:tc>
-          <w:tcPr>
-            <w:tcW w:w="4675" w:type="dxa"/>
-            <w:vAlign w:val="center"/>
-          </w:tcPr>
-          <w:p>
-            <w:pPr>
-              <w:jc w:val="center"/>
-              <w:rPr>
-                <w:sz w:val="32"/>
-                <w:szCs w:val="32"/>
-              </w:rPr>
-            </w:pPr>
-            <w:r>
-              <w:rPr>
-                <w:sz w:val="32"/>
-                <w:szCs w:val="32"/>
-              </w:rPr>
-              <w:t>Dr. Vijay</w:t>
-            </w:r>
-          </w:p>
-        </w:tc>
-        <w:tc>
-          <w:tcPr>
-            <w:tcW w:w="4675" w:type="dxa"/>
-            <w:vAlign w:val="center"/>
-          </w:tcPr>
-          <w:p>
-            <w:pPr>
-              <w:jc w:val="center"/>
-              <w:rPr>
-                <w:sz w:val="32"/>
-                <w:szCs w:val="32"/>
-              </w:rPr>
-            </w:pPr>
-            <w:r>
-              <w:rPr>
-                <w:sz w:val="32"/>
-                <w:szCs w:val="32"/>
-              </w:rPr>
-              <w:t>Glad</w:t>
-            </w:r>
-          </w:p>
-        </w:tc>
-      </w:tr>
-      <w:tr>
-        <w:trPr>
-          <w:trHeight w:val="20"/>
-        </w:trPr>
-        <w:tc>
-          <w:tcPr>
-            <w:tcW w:w="4675" w:type="dxa"/>
-            <w:vAlign w:val="center"/>
-          </w:tcPr>
-          <w:p>
-            <w:pPr>
-              <w:jc w:val="center"/>
-              <w:rPr>
-                <w:sz w:val="32"/>
-                <w:szCs w:val="32"/>
-              </w:rPr>
-            </w:pPr>
-            <w:r>
-              <w:rPr>
-                <w:sz w:val="32"/>
-                <w:szCs w:val="32"/>
-              </w:rPr>
-              <w:t>Parents</w:t>
-            </w:r>
-          </w:p>
-        </w:tc>
-        <w:tc>
-          <w:tcPr>
-            <w:tcW w:w="4675" w:type="dxa"/>
-            <w:vAlign w:val="center"/>
-          </w:tcPr>
-          <w:p>
-            <w:pPr>
-              <w:jc w:val="center"/>
-              <w:rPr>
-                <w:sz w:val="32"/>
-                <w:szCs w:val="32"/>
-              </w:rPr>
-            </w:pPr>
-            <w:r>
-              <w:rPr>
-                <w:sz w:val="32"/>
-                <w:szCs w:val="32"/>
-              </w:rPr>
-              <w:t>Naughty</w:t>
-            </w:r>
-          </w:p>
-        </w:tc>
-      </w:tr>
-    </w:tbl>
-    <w:p>
-      <w:pPr>
-        <w:rPr>
-          <w:b/>
-          <w:bCs/>
-          <w:sz w:val="28"/>
-          <w:szCs w:val="28"/>
-        </w:rPr>
-      </w:pPr>
-    </w:p>
-    <w:p>
-      <w:pPr>
-        <w:rPr>
-          <w:rFonts w:ascii="Algerian" w:hAnsi="Algerian"/>
-          <w:sz w:val="56"/>
-          <w:szCs w:val="56"/>
-          <w:u w:val="double"/>
-        </w:rPr>
-      </w:pPr>
-      <w:r>
-        <w:rPr>
-          <w:rFonts w:ascii="Algerian" w:hAnsi="Algerian"/>
-          <w:sz w:val="56"/>
-          <w:szCs w:val="56"/>
-          <w:u w:val="double"/>
-        </w:rPr>
-        <w:t>Section “B” (subjective)</w:t>
-      </w:r>
-    </w:p>
-    <w:p>
-      <w:pPr>
-        <w:rPr>
-          <w:b/>
-          <w:bCs/>
-          <w:sz w:val="32"/>
-          <w:szCs w:val="32"/>
-        </w:rPr>
-      </w:pPr>
-      <w:r>
-        <w:rPr>
-          <w:b/>
-          <w:bCs/>
-          <w:sz w:val="32"/>
-          <w:szCs w:val="32"/>
-        </w:rPr>
-        <w:t>Q1</w:t>
-      </w:r>
-      <w:r>
-        <w:rPr>
-          <w:b/>
-          <w:bCs/>
-          <w:sz w:val="32"/>
-          <w:szCs w:val="32"/>
-        </w:rPr>
-        <w:t>.</w:t>
-      </w:r>
-      <w:r>
-        <w:rPr>
-          <w:b/>
-          <w:bCs/>
-          <w:sz w:val="32"/>
-          <w:szCs w:val="32"/>
-        </w:rPr>
-        <w:t xml:space="preserve"> write meanings of the following words.</w:t>
-      </w:r>
-      <w:r>
-        <w:rPr>
-          <w:b/>
-          <w:bCs/>
-          <w:sz w:val="32"/>
-          <w:szCs w:val="32"/>
-        </w:rPr>
-        <w:tab/>
-      </w:r>
-      <w:r>
-        <w:rPr>
-          <w:b/>
-          <w:bCs/>
-          <w:sz w:val="32"/>
-          <w:szCs w:val="32"/>
-        </w:rPr>
-        <w:tab/>
-        <w:t>(5)</w:t>
-      </w:r>
-    </w:p>
-    <w:tbl>
-      <w:tblPr>
-        <w:tblStyle w:val="TableGrid"/>
-        <w:tblW w:w="9827" w:type="dxa"/>
-        <w:tblInd w:w="-5" w:type="dxa"/>
         <w:tblBorders>
           <w:top w:val="none" w:sz="0" w:space="0" w:color="auto"/>
           <w:left w:val="none" w:sz="0" w:space="0" w:color="auto"/>
@@ -1703,389 +1772,772 @@
         <w:tblLook w:val="04A0" w:firstRow="1" w:lastRow="0" w:firstColumn="1" w:lastColumn="0" w:noHBand="0" w:noVBand="1"/>
       </w:tblPr>
       <w:tblGrid>
-        <w:gridCol w:w="2880"/>
-        <w:gridCol w:w="3312"/>
-        <w:gridCol w:w="3635"/>
+        <w:gridCol w:w="779"/>
+        <w:gridCol w:w="779"/>
+        <w:gridCol w:w="779"/>
+        <w:gridCol w:w="779"/>
+        <w:gridCol w:w="779"/>
+        <w:gridCol w:w="779"/>
+        <w:gridCol w:w="779"/>
+        <w:gridCol w:w="779"/>
+        <w:gridCol w:w="779"/>
+        <w:gridCol w:w="779"/>
+        <w:gridCol w:w="780"/>
+        <w:gridCol w:w="780"/>
       </w:tblGrid>
       <w:tr>
-        <w:trPr>
-          <w:trHeight w:val="432"/>
-        </w:trPr>
-        <w:tc>
-          <w:tcPr>
-            <w:tcW w:w="2880" w:type="dxa"/>
-            <w:vAlign w:val="bottom"/>
-          </w:tcPr>
-          <w:p>
-            <w:pPr>
-              <w:pStyle w:val="ListParagraph"/>
-              <w:numPr>
-                <w:ilvl w:val="0"/>
-                <w:numId w:val="5"/>
-              </w:numPr>
-              <w:rPr>
-                <w:sz w:val="28"/>
-                <w:szCs w:val="28"/>
-              </w:rPr>
-            </w:pPr>
-            <w:r>
-              <w:rPr>
-                <w:sz w:val="28"/>
-                <w:szCs w:val="28"/>
-              </w:rPr>
-              <w:t>Play ground</w:t>
-            </w:r>
-          </w:p>
-        </w:tc>
-        <w:tc>
-          <w:tcPr>
-            <w:tcW w:w="3312" w:type="dxa"/>
-            <w:tcBorders>
-              <w:bottom w:val="single" w:sz="12" w:space="0" w:color="auto"/>
-            </w:tcBorders>
-            <w:vAlign w:val="bottom"/>
-          </w:tcPr>
-          <w:p>
-            <w:pPr>
-              <w:rPr>
-                <w:sz w:val="28"/>
-                <w:szCs w:val="28"/>
-              </w:rPr>
-            </w:pPr>
-          </w:p>
-        </w:tc>
-        <w:tc>
-          <w:tcPr>
-            <w:tcW w:w="3635" w:type="dxa"/>
-            <w:vAlign w:val="bottom"/>
-          </w:tcPr>
-          <w:p>
-            <w:pPr>
-              <w:rPr>
-                <w:sz w:val="28"/>
-                <w:szCs w:val="28"/>
+        <w:tc>
+          <w:tcPr>
+            <w:tcW w:w="779" w:type="dxa"/>
+            <w:vAlign w:val="center"/>
+          </w:tcPr>
+          <w:p>
+            <w:pPr>
+              <w:jc w:val="center"/>
+              <w:rPr>
+                <w:b/>
+                <w:bCs/>
+                <w:sz w:val="32"/>
+                <w:szCs w:val="32"/>
+              </w:rPr>
+            </w:pPr>
+          </w:p>
+        </w:tc>
+        <w:tc>
+          <w:tcPr>
+            <w:tcW w:w="779" w:type="dxa"/>
+            <w:vAlign w:val="center"/>
+          </w:tcPr>
+          <w:p>
+            <w:pPr>
+              <w:jc w:val="center"/>
+              <w:rPr>
+                <w:b/>
+                <w:bCs/>
+                <w:sz w:val="32"/>
+                <w:szCs w:val="32"/>
+              </w:rPr>
+            </w:pPr>
+            <w:r>
+              <w:rPr>
+                <w:b/>
+                <w:bCs/>
+                <w:sz w:val="32"/>
+                <w:szCs w:val="32"/>
+              </w:rPr>
+              <w:t>5</w:t>
+            </w:r>
+          </w:p>
+        </w:tc>
+        <w:tc>
+          <w:tcPr>
+            <w:tcW w:w="779" w:type="dxa"/>
+            <w:vAlign w:val="center"/>
+          </w:tcPr>
+          <w:p>
+            <w:pPr>
+              <w:jc w:val="center"/>
+              <w:rPr>
+                <w:b/>
+                <w:bCs/>
+                <w:sz w:val="32"/>
+                <w:szCs w:val="32"/>
+              </w:rPr>
+            </w:pPr>
+          </w:p>
+        </w:tc>
+        <w:tc>
+          <w:tcPr>
+            <w:tcW w:w="779" w:type="dxa"/>
+            <w:vAlign w:val="center"/>
+          </w:tcPr>
+          <w:p>
+            <w:pPr>
+              <w:jc w:val="center"/>
+              <w:rPr>
+                <w:b/>
+                <w:bCs/>
+                <w:sz w:val="32"/>
+                <w:szCs w:val="32"/>
+              </w:rPr>
+            </w:pPr>
+          </w:p>
+        </w:tc>
+        <w:tc>
+          <w:tcPr>
+            <w:tcW w:w="779" w:type="dxa"/>
+            <w:vAlign w:val="center"/>
+          </w:tcPr>
+          <w:p>
+            <w:pPr>
+              <w:jc w:val="center"/>
+              <w:rPr>
+                <w:b/>
+                <w:bCs/>
+                <w:sz w:val="32"/>
+                <w:szCs w:val="32"/>
+              </w:rPr>
+            </w:pPr>
+            <w:r>
+              <w:rPr>
+                <w:b/>
+                <w:bCs/>
+                <w:sz w:val="32"/>
+                <w:szCs w:val="32"/>
+              </w:rPr>
+              <w:t>2</w:t>
+            </w:r>
+          </w:p>
+        </w:tc>
+        <w:tc>
+          <w:tcPr>
+            <w:tcW w:w="779" w:type="dxa"/>
+            <w:vAlign w:val="center"/>
+          </w:tcPr>
+          <w:p>
+            <w:pPr>
+              <w:jc w:val="center"/>
+              <w:rPr>
+                <w:b/>
+                <w:bCs/>
+                <w:sz w:val="32"/>
+                <w:szCs w:val="32"/>
+              </w:rPr>
+            </w:pPr>
+            <w:r>
+              <w:rPr>
+                <w:b/>
+                <w:bCs/>
+                <w:sz w:val="32"/>
+                <w:szCs w:val="32"/>
+              </w:rPr>
+              <w:t>5</w:t>
+            </w:r>
+          </w:p>
+        </w:tc>
+        <w:tc>
+          <w:tcPr>
+            <w:tcW w:w="779" w:type="dxa"/>
+            <w:vAlign w:val="center"/>
+          </w:tcPr>
+          <w:p>
+            <w:pPr>
+              <w:jc w:val="center"/>
+              <w:rPr>
+                <w:b/>
+                <w:bCs/>
+                <w:sz w:val="32"/>
+                <w:szCs w:val="32"/>
+              </w:rPr>
+            </w:pPr>
+          </w:p>
+        </w:tc>
+        <w:tc>
+          <w:tcPr>
+            <w:tcW w:w="779" w:type="dxa"/>
+            <w:vAlign w:val="center"/>
+          </w:tcPr>
+          <w:p>
+            <w:pPr>
+              <w:jc w:val="center"/>
+              <w:rPr>
+                <w:b/>
+                <w:bCs/>
+                <w:sz w:val="32"/>
+                <w:szCs w:val="32"/>
+              </w:rPr>
+            </w:pPr>
+          </w:p>
+        </w:tc>
+        <w:tc>
+          <w:tcPr>
+            <w:tcW w:w="779" w:type="dxa"/>
+            <w:vAlign w:val="center"/>
+          </w:tcPr>
+          <w:p>
+            <w:pPr>
+              <w:jc w:val="center"/>
+              <w:rPr>
+                <w:b/>
+                <w:bCs/>
+                <w:sz w:val="32"/>
+                <w:szCs w:val="32"/>
+              </w:rPr>
+            </w:pPr>
+            <w:r>
+              <w:rPr>
+                <w:b/>
+                <w:bCs/>
+                <w:sz w:val="32"/>
+                <w:szCs w:val="32"/>
+              </w:rPr>
+              <w:t>3</w:t>
+            </w:r>
+          </w:p>
+        </w:tc>
+        <w:tc>
+          <w:tcPr>
+            <w:tcW w:w="779" w:type="dxa"/>
+            <w:vAlign w:val="center"/>
+          </w:tcPr>
+          <w:p>
+            <w:pPr>
+              <w:jc w:val="center"/>
+              <w:rPr>
+                <w:b/>
+                <w:bCs/>
+                <w:sz w:val="32"/>
+                <w:szCs w:val="32"/>
+              </w:rPr>
+            </w:pPr>
+            <w:r>
+              <w:rPr>
+                <w:b/>
+                <w:bCs/>
+                <w:sz w:val="32"/>
+                <w:szCs w:val="32"/>
+              </w:rPr>
+              <w:t>6</w:t>
+            </w:r>
+          </w:p>
+        </w:tc>
+        <w:tc>
+          <w:tcPr>
+            <w:tcW w:w="780" w:type="dxa"/>
+            <w:vAlign w:val="center"/>
+          </w:tcPr>
+          <w:p>
+            <w:pPr>
+              <w:jc w:val="center"/>
+              <w:rPr>
+                <w:b/>
+                <w:bCs/>
+                <w:sz w:val="32"/>
+                <w:szCs w:val="32"/>
+              </w:rPr>
+            </w:pPr>
+            <w:r>
+              <w:rPr>
+                <w:b/>
+                <w:bCs/>
+                <w:sz w:val="32"/>
+                <w:szCs w:val="32"/>
+              </w:rPr>
+              <w:t>5</w:t>
+            </w:r>
+          </w:p>
+        </w:tc>
+        <w:tc>
+          <w:tcPr>
+            <w:tcW w:w="780" w:type="dxa"/>
+            <w:vAlign w:val="center"/>
+          </w:tcPr>
+          <w:p>
+            <w:pPr>
+              <w:jc w:val="center"/>
+              <w:rPr>
+                <w:b/>
+                <w:bCs/>
+                <w:sz w:val="32"/>
+                <w:szCs w:val="32"/>
               </w:rPr>
             </w:pPr>
           </w:p>
         </w:tc>
       </w:tr>
       <w:tr>
-        <w:trPr>
-          <w:trHeight w:val="432"/>
-        </w:trPr>
-        <w:tc>
-          <w:tcPr>
-            <w:tcW w:w="2880" w:type="dxa"/>
-            <w:vAlign w:val="bottom"/>
-          </w:tcPr>
-          <w:p>
-            <w:pPr>
-              <w:pStyle w:val="ListParagraph"/>
-              <w:numPr>
-                <w:ilvl w:val="0"/>
-                <w:numId w:val="5"/>
-              </w:numPr>
-              <w:rPr>
-                <w:sz w:val="28"/>
-                <w:szCs w:val="28"/>
-              </w:rPr>
-            </w:pPr>
-            <w:r>
-              <w:rPr>
-                <w:sz w:val="28"/>
-                <w:szCs w:val="28"/>
-              </w:rPr>
-              <w:t>Happily,</w:t>
-            </w:r>
-            <w:r>
-              <w:rPr>
-                <w:sz w:val="28"/>
-                <w:szCs w:val="28"/>
-              </w:rPr>
-              <w:t xml:space="preserve"> </w:t>
-            </w:r>
-          </w:p>
-        </w:tc>
-        <w:tc>
-          <w:tcPr>
-            <w:tcW w:w="3312" w:type="dxa"/>
+        <w:tc>
+          <w:tcPr>
+            <w:tcW w:w="779" w:type="dxa"/>
+            <w:vAlign w:val="center"/>
+          </w:tcPr>
+          <w:p>
+            <w:pPr>
+              <w:jc w:val="right"/>
+              <w:rPr>
+                <w:b/>
+                <w:bCs/>
+                <w:sz w:val="32"/>
+                <w:szCs w:val="32"/>
+              </w:rPr>
+            </w:pPr>
+            <w:r>
+              <w:rPr>
+                <w:b/>
+                <w:bCs/>
+                <w:sz w:val="32"/>
+                <w:szCs w:val="32"/>
+              </w:rPr>
+              <w:t>+</w:t>
+            </w:r>
+          </w:p>
+        </w:tc>
+        <w:tc>
+          <w:tcPr>
+            <w:tcW w:w="779" w:type="dxa"/>
             <w:tcBorders>
-              <w:top w:val="single" w:sz="12" w:space="0" w:color="auto"/>
-              <w:bottom w:val="single" w:sz="12" w:space="0" w:color="auto"/>
+              <w:bottom w:val="single" w:sz="4" w:space="0" w:color="auto"/>
             </w:tcBorders>
-            <w:vAlign w:val="bottom"/>
-          </w:tcPr>
-          <w:p>
-            <w:pPr>
-              <w:rPr>
-                <w:sz w:val="28"/>
-                <w:szCs w:val="28"/>
-              </w:rPr>
-            </w:pPr>
-          </w:p>
-        </w:tc>
-        <w:tc>
-          <w:tcPr>
-            <w:tcW w:w="3635" w:type="dxa"/>
-            <w:vAlign w:val="bottom"/>
-          </w:tcPr>
-          <w:p>
-            <w:pPr>
-              <w:rPr>
-                <w:sz w:val="28"/>
-                <w:szCs w:val="28"/>
+            <w:vAlign w:val="center"/>
+          </w:tcPr>
+          <w:p>
+            <w:pPr>
+              <w:jc w:val="center"/>
+              <w:rPr>
+                <w:b/>
+                <w:bCs/>
+                <w:sz w:val="32"/>
+                <w:szCs w:val="32"/>
+              </w:rPr>
+            </w:pPr>
+            <w:r>
+              <w:rPr>
+                <w:b/>
+                <w:bCs/>
+                <w:sz w:val="32"/>
+                <w:szCs w:val="32"/>
+              </w:rPr>
+              <w:t>4</w:t>
+            </w:r>
+          </w:p>
+        </w:tc>
+        <w:tc>
+          <w:tcPr>
+            <w:tcW w:w="779" w:type="dxa"/>
+            <w:vAlign w:val="center"/>
+          </w:tcPr>
+          <w:p>
+            <w:pPr>
+              <w:jc w:val="center"/>
+              <w:rPr>
+                <w:b/>
+                <w:bCs/>
+                <w:sz w:val="32"/>
+                <w:szCs w:val="32"/>
+              </w:rPr>
+            </w:pPr>
+          </w:p>
+        </w:tc>
+        <w:tc>
+          <w:tcPr>
+            <w:tcW w:w="779" w:type="dxa"/>
+            <w:vAlign w:val="center"/>
+          </w:tcPr>
+          <w:p>
+            <w:pPr>
+              <w:jc w:val="right"/>
+              <w:rPr>
+                <w:b/>
+                <w:bCs/>
+                <w:sz w:val="32"/>
+                <w:szCs w:val="32"/>
+              </w:rPr>
+            </w:pPr>
+            <w:r>
+              <w:rPr>
+                <w:b/>
+                <w:bCs/>
+                <w:sz w:val="32"/>
+                <w:szCs w:val="32"/>
+              </w:rPr>
+              <w:t>+</w:t>
+            </w:r>
+          </w:p>
+        </w:tc>
+        <w:tc>
+          <w:tcPr>
+            <w:tcW w:w="779" w:type="dxa"/>
+            <w:tcBorders>
+              <w:bottom w:val="single" w:sz="4" w:space="0" w:color="auto"/>
+            </w:tcBorders>
+            <w:vAlign w:val="center"/>
+          </w:tcPr>
+          <w:p>
+            <w:pPr>
+              <w:jc w:val="center"/>
+              <w:rPr>
+                <w:b/>
+                <w:bCs/>
+                <w:sz w:val="32"/>
+                <w:szCs w:val="32"/>
+              </w:rPr>
+            </w:pPr>
+            <w:r>
+              <w:rPr>
+                <w:b/>
+                <w:bCs/>
+                <w:sz w:val="32"/>
+                <w:szCs w:val="32"/>
+              </w:rPr>
+              <w:t>2</w:t>
+            </w:r>
+          </w:p>
+        </w:tc>
+        <w:tc>
+          <w:tcPr>
+            <w:tcW w:w="779" w:type="dxa"/>
+            <w:tcBorders>
+              <w:bottom w:val="single" w:sz="4" w:space="0" w:color="auto"/>
+            </w:tcBorders>
+            <w:vAlign w:val="center"/>
+          </w:tcPr>
+          <w:p>
+            <w:pPr>
+              <w:jc w:val="center"/>
+              <w:rPr>
+                <w:b/>
+                <w:bCs/>
+                <w:sz w:val="32"/>
+                <w:szCs w:val="32"/>
+              </w:rPr>
+            </w:pPr>
+            <w:r>
+              <w:rPr>
+                <w:b/>
+                <w:bCs/>
+                <w:sz w:val="32"/>
+                <w:szCs w:val="32"/>
+              </w:rPr>
+              <w:t>5</w:t>
+            </w:r>
+          </w:p>
+        </w:tc>
+        <w:tc>
+          <w:tcPr>
+            <w:tcW w:w="779" w:type="dxa"/>
+            <w:vAlign w:val="center"/>
+          </w:tcPr>
+          <w:p>
+            <w:pPr>
+              <w:jc w:val="center"/>
+              <w:rPr>
+                <w:b/>
+                <w:bCs/>
+                <w:sz w:val="32"/>
+                <w:szCs w:val="32"/>
+              </w:rPr>
+            </w:pPr>
+          </w:p>
+        </w:tc>
+        <w:tc>
+          <w:tcPr>
+            <w:tcW w:w="779" w:type="dxa"/>
+            <w:vAlign w:val="center"/>
+          </w:tcPr>
+          <w:p>
+            <w:pPr>
+              <w:jc w:val="right"/>
+              <w:rPr>
+                <w:b/>
+                <w:bCs/>
+                <w:sz w:val="32"/>
+                <w:szCs w:val="32"/>
+              </w:rPr>
+            </w:pPr>
+            <w:r>
+              <w:rPr>
+                <w:b/>
+                <w:bCs/>
+                <w:sz w:val="32"/>
+                <w:szCs w:val="32"/>
+              </w:rPr>
+              <w:t>+</w:t>
+            </w:r>
+          </w:p>
+        </w:tc>
+        <w:tc>
+          <w:tcPr>
+            <w:tcW w:w="779" w:type="dxa"/>
+            <w:tcBorders>
+              <w:bottom w:val="single" w:sz="4" w:space="0" w:color="auto"/>
+            </w:tcBorders>
+            <w:vAlign w:val="center"/>
+          </w:tcPr>
+          <w:p>
+            <w:pPr>
+              <w:jc w:val="center"/>
+              <w:rPr>
+                <w:b/>
+                <w:bCs/>
+                <w:sz w:val="32"/>
+                <w:szCs w:val="32"/>
+              </w:rPr>
+            </w:pPr>
+            <w:r>
+              <w:rPr>
+                <w:b/>
+                <w:bCs/>
+                <w:sz w:val="32"/>
+                <w:szCs w:val="32"/>
+              </w:rPr>
+              <w:t>5</w:t>
+            </w:r>
+          </w:p>
+        </w:tc>
+        <w:tc>
+          <w:tcPr>
+            <w:tcW w:w="779" w:type="dxa"/>
+            <w:tcBorders>
+              <w:bottom w:val="single" w:sz="4" w:space="0" w:color="auto"/>
+            </w:tcBorders>
+            <w:vAlign w:val="center"/>
+          </w:tcPr>
+          <w:p>
+            <w:pPr>
+              <w:jc w:val="center"/>
+              <w:rPr>
+                <w:b/>
+                <w:bCs/>
+                <w:sz w:val="32"/>
+                <w:szCs w:val="32"/>
+              </w:rPr>
+            </w:pPr>
+            <w:r>
+              <w:rPr>
+                <w:b/>
+                <w:bCs/>
+                <w:sz w:val="32"/>
+                <w:szCs w:val="32"/>
+              </w:rPr>
+              <w:t>6</w:t>
+            </w:r>
+          </w:p>
+        </w:tc>
+        <w:tc>
+          <w:tcPr>
+            <w:tcW w:w="780" w:type="dxa"/>
+            <w:tcBorders>
+              <w:bottom w:val="single" w:sz="4" w:space="0" w:color="auto"/>
+            </w:tcBorders>
+            <w:vAlign w:val="center"/>
+          </w:tcPr>
+          <w:p>
+            <w:pPr>
+              <w:jc w:val="center"/>
+              <w:rPr>
+                <w:b/>
+                <w:bCs/>
+                <w:sz w:val="32"/>
+                <w:szCs w:val="32"/>
+              </w:rPr>
+            </w:pPr>
+            <w:r>
+              <w:rPr>
+                <w:b/>
+                <w:bCs/>
+                <w:sz w:val="32"/>
+                <w:szCs w:val="32"/>
+              </w:rPr>
+              <w:t>9</w:t>
+            </w:r>
+          </w:p>
+        </w:tc>
+        <w:tc>
+          <w:tcPr>
+            <w:tcW w:w="780" w:type="dxa"/>
+            <w:vAlign w:val="center"/>
+          </w:tcPr>
+          <w:p>
+            <w:pPr>
+              <w:jc w:val="center"/>
+              <w:rPr>
+                <w:b/>
+                <w:bCs/>
+                <w:sz w:val="32"/>
+                <w:szCs w:val="32"/>
               </w:rPr>
             </w:pPr>
           </w:p>
         </w:tc>
       </w:tr>
       <w:tr>
-        <w:trPr>
-          <w:trHeight w:val="432"/>
-        </w:trPr>
-        <w:tc>
-          <w:tcPr>
-            <w:tcW w:w="2880" w:type="dxa"/>
-            <w:vAlign w:val="bottom"/>
-          </w:tcPr>
-          <w:p>
-            <w:pPr>
-              <w:pStyle w:val="ListParagraph"/>
-              <w:numPr>
-                <w:ilvl w:val="0"/>
-                <w:numId w:val="5"/>
-              </w:numPr>
-              <w:rPr>
-                <w:sz w:val="28"/>
-                <w:szCs w:val="28"/>
-              </w:rPr>
-            </w:pPr>
-            <w:r>
-              <w:rPr>
-                <w:sz w:val="28"/>
-                <w:szCs w:val="28"/>
-              </w:rPr>
-              <w:t>Stairs</w:t>
-            </w:r>
-          </w:p>
-        </w:tc>
-        <w:tc>
-          <w:tcPr>
-            <w:tcW w:w="3312" w:type="dxa"/>
+        <w:tc>
+          <w:tcPr>
+            <w:tcW w:w="779" w:type="dxa"/>
             <w:tcBorders>
-              <w:top w:val="single" w:sz="12" w:space="0" w:color="auto"/>
-              <w:bottom w:val="single" w:sz="12" w:space="0" w:color="auto"/>
+              <w:right w:val="single" w:sz="4" w:space="0" w:color="auto"/>
             </w:tcBorders>
-            <w:vAlign w:val="bottom"/>
-          </w:tcPr>
-          <w:p>
-            <w:pPr>
-              <w:rPr>
-                <w:sz w:val="28"/>
-                <w:szCs w:val="28"/>
-              </w:rPr>
-            </w:pPr>
-          </w:p>
-        </w:tc>
-        <w:tc>
-          <w:tcPr>
-            <w:tcW w:w="3635" w:type="dxa"/>
-            <w:vAlign w:val="bottom"/>
-          </w:tcPr>
-          <w:p>
-            <w:pPr>
-              <w:rPr>
-                <w:sz w:val="28"/>
-                <w:szCs w:val="28"/>
-              </w:rPr>
-            </w:pPr>
-          </w:p>
-        </w:tc>
-      </w:tr>
-      <w:tr>
-        <w:trPr>
-          <w:trHeight w:val="432"/>
-        </w:trPr>
-        <w:tc>
-          <w:tcPr>
-            <w:tcW w:w="2880" w:type="dxa"/>
-            <w:vAlign w:val="bottom"/>
-          </w:tcPr>
-          <w:p>
-            <w:pPr>
-              <w:pStyle w:val="ListParagraph"/>
-              <w:numPr>
-                <w:ilvl w:val="0"/>
-                <w:numId w:val="5"/>
-              </w:numPr>
-              <w:rPr>
-                <w:sz w:val="28"/>
-                <w:szCs w:val="28"/>
-              </w:rPr>
-            </w:pPr>
-            <w:r>
-              <w:rPr>
-                <w:sz w:val="28"/>
-                <w:szCs w:val="28"/>
-              </w:rPr>
-              <w:t>Naughty</w:t>
-            </w:r>
-          </w:p>
-        </w:tc>
-        <w:tc>
-          <w:tcPr>
-            <w:tcW w:w="3312" w:type="dxa"/>
+            <w:vAlign w:val="center"/>
+          </w:tcPr>
+          <w:p>
+            <w:pPr>
+              <w:jc w:val="center"/>
+              <w:rPr>
+                <w:b/>
+                <w:bCs/>
+                <w:sz w:val="32"/>
+                <w:szCs w:val="32"/>
+              </w:rPr>
+            </w:pPr>
+          </w:p>
+        </w:tc>
+        <w:tc>
+          <w:tcPr>
+            <w:tcW w:w="779" w:type="dxa"/>
             <w:tcBorders>
-              <w:top w:val="single" w:sz="12" w:space="0" w:color="auto"/>
-              <w:bottom w:val="single" w:sz="12" w:space="0" w:color="auto"/>
+              <w:top w:val="single" w:sz="4" w:space="0" w:color="auto"/>
+              <w:left w:val="single" w:sz="4" w:space="0" w:color="auto"/>
+              <w:bottom w:val="single" w:sz="4" w:space="0" w:color="auto"/>
+              <w:right w:val="single" w:sz="4" w:space="0" w:color="auto"/>
             </w:tcBorders>
-            <w:vAlign w:val="bottom"/>
-          </w:tcPr>
-          <w:p>
-            <w:pPr>
-              <w:rPr>
-                <w:sz w:val="28"/>
-                <w:szCs w:val="28"/>
-              </w:rPr>
-            </w:pPr>
-          </w:p>
-        </w:tc>
-        <w:tc>
-          <w:tcPr>
-            <w:tcW w:w="3635" w:type="dxa"/>
-            <w:vAlign w:val="bottom"/>
-          </w:tcPr>
-          <w:p>
-            <w:pPr>
-              <w:rPr>
-                <w:sz w:val="28"/>
-                <w:szCs w:val="28"/>
-              </w:rPr>
-            </w:pPr>
-          </w:p>
-        </w:tc>
-      </w:tr>
-      <w:tr>
-        <w:trPr>
-          <w:trHeight w:val="432"/>
-        </w:trPr>
-        <w:tc>
-          <w:tcPr>
-            <w:tcW w:w="2880" w:type="dxa"/>
-            <w:vAlign w:val="bottom"/>
-          </w:tcPr>
-          <w:p>
-            <w:pPr>
-              <w:pStyle w:val="ListParagraph"/>
-              <w:numPr>
-                <w:ilvl w:val="0"/>
-                <w:numId w:val="5"/>
-              </w:numPr>
-              <w:rPr>
-                <w:sz w:val="28"/>
-                <w:szCs w:val="28"/>
-              </w:rPr>
-            </w:pPr>
-            <w:r>
-              <w:rPr>
-                <w:sz w:val="28"/>
-                <w:szCs w:val="28"/>
-              </w:rPr>
-              <w:t>Cost</w:t>
-            </w:r>
-          </w:p>
-        </w:tc>
-        <w:tc>
-          <w:tcPr>
-            <w:tcW w:w="3312" w:type="dxa"/>
+            <w:vAlign w:val="center"/>
+          </w:tcPr>
+          <w:p>
+            <w:pPr>
+              <w:jc w:val="center"/>
+              <w:rPr>
+                <w:b/>
+                <w:bCs/>
+                <w:sz w:val="32"/>
+                <w:szCs w:val="32"/>
+              </w:rPr>
+            </w:pPr>
+          </w:p>
+        </w:tc>
+        <w:tc>
+          <w:tcPr>
+            <w:tcW w:w="779" w:type="dxa"/>
             <w:tcBorders>
-              <w:top w:val="single" w:sz="12" w:space="0" w:color="auto"/>
-              <w:bottom w:val="single" w:sz="12" w:space="0" w:color="auto"/>
+              <w:left w:val="single" w:sz="4" w:space="0" w:color="auto"/>
             </w:tcBorders>
-            <w:vAlign w:val="bottom"/>
-          </w:tcPr>
-          <w:p>
-            <w:pPr>
-              <w:rPr>
-                <w:sz w:val="28"/>
-                <w:szCs w:val="28"/>
-              </w:rPr>
-            </w:pPr>
-          </w:p>
-        </w:tc>
-        <w:tc>
-          <w:tcPr>
-            <w:tcW w:w="3635" w:type="dxa"/>
-            <w:vAlign w:val="bottom"/>
-          </w:tcPr>
-          <w:p>
-            <w:pPr>
-              <w:rPr>
-                <w:sz w:val="28"/>
-                <w:szCs w:val="28"/>
-              </w:rPr>
-            </w:pPr>
-          </w:p>
-        </w:tc>
-      </w:tr>
-      <w:tr>
-        <w:trPr>
-          <w:trHeight w:val="432"/>
-        </w:trPr>
-        <w:tc>
-          <w:tcPr>
-            <w:tcW w:w="2880" w:type="dxa"/>
-            <w:vAlign w:val="bottom"/>
-          </w:tcPr>
-          <w:p>
-            <w:pPr>
-              <w:pStyle w:val="ListParagraph"/>
-              <w:numPr>
-                <w:ilvl w:val="0"/>
-                <w:numId w:val="5"/>
-              </w:numPr>
-              <w:rPr>
-                <w:sz w:val="28"/>
-                <w:szCs w:val="28"/>
-              </w:rPr>
-            </w:pPr>
-            <w:r>
-              <w:rPr>
-                <w:sz w:val="28"/>
-                <w:szCs w:val="28"/>
-              </w:rPr>
-              <w:t>Rope</w:t>
-            </w:r>
-          </w:p>
-        </w:tc>
-        <w:tc>
-          <w:tcPr>
-            <w:tcW w:w="3312" w:type="dxa"/>
+            <w:vAlign w:val="center"/>
+          </w:tcPr>
+          <w:p>
+            <w:pPr>
+              <w:jc w:val="center"/>
+              <w:rPr>
+                <w:b/>
+                <w:bCs/>
+                <w:sz w:val="32"/>
+                <w:szCs w:val="32"/>
+              </w:rPr>
+            </w:pPr>
+          </w:p>
+        </w:tc>
+        <w:tc>
+          <w:tcPr>
+            <w:tcW w:w="779" w:type="dxa"/>
             <w:tcBorders>
-              <w:top w:val="single" w:sz="12" w:space="0" w:color="auto"/>
-              <w:bottom w:val="single" w:sz="12" w:space="0" w:color="auto"/>
+              <w:right w:val="single" w:sz="4" w:space="0" w:color="auto"/>
             </w:tcBorders>
-            <w:vAlign w:val="bottom"/>
-          </w:tcPr>
-          <w:p>
-            <w:pPr>
-              <w:rPr>
-                <w:sz w:val="28"/>
-                <w:szCs w:val="28"/>
-              </w:rPr>
-            </w:pPr>
-          </w:p>
-        </w:tc>
-        <w:tc>
-          <w:tcPr>
-            <w:tcW w:w="3635" w:type="dxa"/>
-            <w:vAlign w:val="bottom"/>
-          </w:tcPr>
-          <w:p>
-            <w:pPr>
-              <w:rPr>
-                <w:sz w:val="28"/>
-                <w:szCs w:val="28"/>
+            <w:vAlign w:val="center"/>
+          </w:tcPr>
+          <w:p>
+            <w:pPr>
+              <w:jc w:val="center"/>
+              <w:rPr>
+                <w:b/>
+                <w:bCs/>
+                <w:sz w:val="32"/>
+                <w:szCs w:val="32"/>
+              </w:rPr>
+            </w:pPr>
+          </w:p>
+        </w:tc>
+        <w:tc>
+          <w:tcPr>
+            <w:tcW w:w="1558" w:type="dxa"/>
+            <w:gridSpan w:val="2"/>
+            <w:tcBorders>
+              <w:top w:val="single" w:sz="4" w:space="0" w:color="auto"/>
+              <w:left w:val="single" w:sz="4" w:space="0" w:color="auto"/>
+              <w:bottom w:val="single" w:sz="4" w:space="0" w:color="auto"/>
+              <w:right w:val="single" w:sz="4" w:space="0" w:color="auto"/>
+            </w:tcBorders>
+            <w:vAlign w:val="center"/>
+          </w:tcPr>
+          <w:p>
+            <w:pPr>
+              <w:jc w:val="center"/>
+              <w:rPr>
+                <w:b/>
+                <w:bCs/>
+                <w:sz w:val="32"/>
+                <w:szCs w:val="32"/>
+              </w:rPr>
+            </w:pPr>
+          </w:p>
+        </w:tc>
+        <w:tc>
+          <w:tcPr>
+            <w:tcW w:w="779" w:type="dxa"/>
+            <w:tcBorders>
+              <w:left w:val="single" w:sz="4" w:space="0" w:color="auto"/>
+            </w:tcBorders>
+            <w:vAlign w:val="center"/>
+          </w:tcPr>
+          <w:p>
+            <w:pPr>
+              <w:jc w:val="center"/>
+              <w:rPr>
+                <w:b/>
+                <w:bCs/>
+                <w:sz w:val="32"/>
+                <w:szCs w:val="32"/>
+              </w:rPr>
+            </w:pPr>
+          </w:p>
+        </w:tc>
+        <w:tc>
+          <w:tcPr>
+            <w:tcW w:w="779" w:type="dxa"/>
+            <w:tcBorders>
+              <w:right w:val="single" w:sz="4" w:space="0" w:color="auto"/>
+            </w:tcBorders>
+            <w:vAlign w:val="center"/>
+          </w:tcPr>
+          <w:p>
+            <w:pPr>
+              <w:jc w:val="center"/>
+              <w:rPr>
+                <w:b/>
+                <w:bCs/>
+                <w:sz w:val="32"/>
+                <w:szCs w:val="32"/>
+              </w:rPr>
+            </w:pPr>
+          </w:p>
+        </w:tc>
+        <w:tc>
+          <w:tcPr>
+            <w:tcW w:w="2338" w:type="dxa"/>
+            <w:gridSpan w:val="3"/>
+            <w:tcBorders>
+              <w:top w:val="single" w:sz="4" w:space="0" w:color="auto"/>
+              <w:left w:val="single" w:sz="4" w:space="0" w:color="auto"/>
+              <w:bottom w:val="single" w:sz="4" w:space="0" w:color="auto"/>
+              <w:right w:val="single" w:sz="4" w:space="0" w:color="auto"/>
+            </w:tcBorders>
+            <w:vAlign w:val="center"/>
+          </w:tcPr>
+          <w:p>
+            <w:pPr>
+              <w:jc w:val="center"/>
+              <w:rPr>
+                <w:b/>
+                <w:bCs/>
+                <w:sz w:val="32"/>
+                <w:szCs w:val="32"/>
+              </w:rPr>
+            </w:pPr>
+          </w:p>
+        </w:tc>
+        <w:tc>
+          <w:tcPr>
+            <w:tcW w:w="780" w:type="dxa"/>
+            <w:tcBorders>
+              <w:left w:val="single" w:sz="4" w:space="0" w:color="auto"/>
+            </w:tcBorders>
+            <w:vAlign w:val="center"/>
+          </w:tcPr>
+          <w:p>
+            <w:pPr>
+              <w:jc w:val="center"/>
+              <w:rPr>
+                <w:b/>
+                <w:bCs/>
+                <w:sz w:val="32"/>
+                <w:szCs w:val="32"/>
               </w:rPr>
             </w:pPr>
           </w:p>
@@ -2127,34 +2579,34 @@
           <w:sz w:val="32"/>
           <w:szCs w:val="32"/>
         </w:rPr>
-        <w:t>2.</w:t>
-      </w:r>
-      <w:r>
-        <w:rPr>
-          <w:b/>
-          <w:bCs/>
-          <w:sz w:val="32"/>
-          <w:szCs w:val="32"/>
-        </w:rPr>
-        <w:t xml:space="preserve"> write </w:t>
-      </w:r>
-      <w:r>
-        <w:rPr>
-          <w:b/>
-          <w:bCs/>
-          <w:sz w:val="32"/>
-          <w:szCs w:val="32"/>
-        </w:rPr>
-        <w:t>sentences</w:t>
-      </w:r>
-      <w:r>
-        <w:rPr>
-          <w:b/>
-          <w:bCs/>
-          <w:sz w:val="32"/>
-          <w:szCs w:val="32"/>
-        </w:rPr>
-        <w:t xml:space="preserve"> of the following words.</w:t>
+        <w:t>2</w:t>
+      </w:r>
+      <w:r>
+        <w:rPr>
+          <w:b/>
+          <w:bCs/>
+          <w:sz w:val="32"/>
+          <w:szCs w:val="32"/>
+        </w:rPr>
+        <w:t>.</w:t>
+      </w:r>
+      <w:r>
+        <w:rPr>
+          <w:b/>
+          <w:bCs/>
+          <w:sz w:val="32"/>
+          <w:szCs w:val="32"/>
+        </w:rPr>
+        <w:t xml:space="preserve"> </w:t>
+      </w:r>
+      <w:r>
+        <w:rPr>
+          <w:b/>
+          <w:bCs/>
+          <w:sz w:val="32"/>
+          <w:szCs w:val="32"/>
+        </w:rPr>
+        <w:t>Subtraction</w:t>
       </w:r>
       <w:r>
         <w:rPr>
@@ -2164,23 +2616,31 @@
           <w:szCs w:val="32"/>
         </w:rPr>
         <w:tab/>
-      </w:r>
-      <w:r>
-        <w:rPr>
-          <w:b/>
-          <w:bCs/>
-          <w:sz w:val="32"/>
-          <w:szCs w:val="32"/>
-        </w:rPr>
-        <w:tab/>
-        <w:t>(5)</w:t>
+        <w:t>(</w:t>
+      </w:r>
+      <w:r>
+        <w:rPr>
+          <w:b/>
+          <w:bCs/>
+          <w:sz w:val="32"/>
+          <w:szCs w:val="32"/>
+        </w:rPr>
+        <w:t>10</w:t>
+      </w:r>
+      <w:r>
+        <w:rPr>
+          <w:b/>
+          <w:bCs/>
+          <w:sz w:val="32"/>
+          <w:szCs w:val="32"/>
+        </w:rPr>
+        <w:t>)</w:t>
       </w:r>
     </w:p>
     <w:tbl>
       <w:tblPr>
         <w:tblStyle w:val="TableGrid"/>
         <w:tblW w:w="0" w:type="auto"/>
-        <w:tblInd w:w="-5" w:type="dxa"/>
         <w:tblBorders>
           <w:top w:val="none" w:sz="0" w:space="0" w:color="auto"/>
           <w:left w:val="none" w:sz="0" w:space="0" w:color="auto"/>
@@ -2192,248 +2652,762 @@
         <w:tblLook w:val="04A0" w:firstRow="1" w:lastRow="0" w:firstColumn="1" w:lastColumn="0" w:noHBand="0" w:noVBand="1"/>
       </w:tblPr>
       <w:tblGrid>
-        <w:gridCol w:w="2304"/>
-        <w:gridCol w:w="7056"/>
+        <w:gridCol w:w="779"/>
+        <w:gridCol w:w="779"/>
+        <w:gridCol w:w="779"/>
+        <w:gridCol w:w="779"/>
+        <w:gridCol w:w="779"/>
+        <w:gridCol w:w="779"/>
+        <w:gridCol w:w="779"/>
+        <w:gridCol w:w="779"/>
+        <w:gridCol w:w="779"/>
+        <w:gridCol w:w="779"/>
+        <w:gridCol w:w="780"/>
+        <w:gridCol w:w="780"/>
       </w:tblGrid>
       <w:tr>
-        <w:trPr>
-          <w:trHeight w:val="432"/>
-        </w:trPr>
-        <w:tc>
-          <w:tcPr>
-            <w:tcW w:w="2304" w:type="dxa"/>
-            <w:vAlign w:val="bottom"/>
-          </w:tcPr>
-          <w:p>
-            <w:pPr>
-              <w:pStyle w:val="ListParagraph"/>
-              <w:numPr>
-                <w:ilvl w:val="0"/>
-                <w:numId w:val="8"/>
-              </w:numPr>
-              <w:rPr>
-                <w:sz w:val="28"/>
-                <w:szCs w:val="28"/>
-              </w:rPr>
-            </w:pPr>
-            <w:r>
-              <w:rPr>
-                <w:sz w:val="28"/>
-                <w:szCs w:val="28"/>
-              </w:rPr>
-              <w:t>Friends</w:t>
-            </w:r>
-          </w:p>
-        </w:tc>
-        <w:tc>
-          <w:tcPr>
-            <w:tcW w:w="7056" w:type="dxa"/>
-            <w:tcBorders>
-              <w:bottom w:val="single" w:sz="12" w:space="0" w:color="auto"/>
-            </w:tcBorders>
-            <w:vAlign w:val="bottom"/>
-          </w:tcPr>
-          <w:p>
-            <w:pPr>
-              <w:rPr>
-                <w:sz w:val="28"/>
-                <w:szCs w:val="28"/>
+        <w:tc>
+          <w:tcPr>
+            <w:tcW w:w="779" w:type="dxa"/>
+            <w:vAlign w:val="center"/>
+          </w:tcPr>
+          <w:p>
+            <w:pPr>
+              <w:jc w:val="center"/>
+              <w:rPr>
+                <w:b/>
+                <w:bCs/>
+                <w:sz w:val="32"/>
+                <w:szCs w:val="32"/>
+              </w:rPr>
+            </w:pPr>
+          </w:p>
+        </w:tc>
+        <w:tc>
+          <w:tcPr>
+            <w:tcW w:w="779" w:type="dxa"/>
+            <w:vAlign w:val="center"/>
+          </w:tcPr>
+          <w:p>
+            <w:pPr>
+              <w:jc w:val="center"/>
+              <w:rPr>
+                <w:b/>
+                <w:bCs/>
+                <w:sz w:val="32"/>
+                <w:szCs w:val="32"/>
+              </w:rPr>
+            </w:pPr>
+            <w:r>
+              <w:rPr>
+                <w:b/>
+                <w:bCs/>
+                <w:sz w:val="32"/>
+                <w:szCs w:val="32"/>
+              </w:rPr>
+              <w:t>4</w:t>
+            </w:r>
+          </w:p>
+        </w:tc>
+        <w:tc>
+          <w:tcPr>
+            <w:tcW w:w="779" w:type="dxa"/>
+            <w:vAlign w:val="center"/>
+          </w:tcPr>
+          <w:p>
+            <w:pPr>
+              <w:jc w:val="center"/>
+              <w:rPr>
+                <w:b/>
+                <w:bCs/>
+                <w:sz w:val="32"/>
+                <w:szCs w:val="32"/>
+              </w:rPr>
+            </w:pPr>
+          </w:p>
+        </w:tc>
+        <w:tc>
+          <w:tcPr>
+            <w:tcW w:w="779" w:type="dxa"/>
+            <w:vAlign w:val="center"/>
+          </w:tcPr>
+          <w:p>
+            <w:pPr>
+              <w:jc w:val="center"/>
+              <w:rPr>
+                <w:b/>
+                <w:bCs/>
+                <w:sz w:val="32"/>
+                <w:szCs w:val="32"/>
+              </w:rPr>
+            </w:pPr>
+          </w:p>
+        </w:tc>
+        <w:tc>
+          <w:tcPr>
+            <w:tcW w:w="779" w:type="dxa"/>
+            <w:vAlign w:val="center"/>
+          </w:tcPr>
+          <w:p>
+            <w:pPr>
+              <w:jc w:val="center"/>
+              <w:rPr>
+                <w:b/>
+                <w:bCs/>
+                <w:sz w:val="32"/>
+                <w:szCs w:val="32"/>
+              </w:rPr>
+            </w:pPr>
+            <w:r>
+              <w:rPr>
+                <w:b/>
+                <w:bCs/>
+                <w:sz w:val="32"/>
+                <w:szCs w:val="32"/>
+              </w:rPr>
+              <w:t>3</w:t>
+            </w:r>
+          </w:p>
+        </w:tc>
+        <w:tc>
+          <w:tcPr>
+            <w:tcW w:w="779" w:type="dxa"/>
+            <w:vAlign w:val="center"/>
+          </w:tcPr>
+          <w:p>
+            <w:pPr>
+              <w:jc w:val="center"/>
+              <w:rPr>
+                <w:b/>
+                <w:bCs/>
+                <w:sz w:val="32"/>
+                <w:szCs w:val="32"/>
+              </w:rPr>
+            </w:pPr>
+            <w:r>
+              <w:rPr>
+                <w:b/>
+                <w:bCs/>
+                <w:sz w:val="32"/>
+                <w:szCs w:val="32"/>
+              </w:rPr>
+              <w:t>7</w:t>
+            </w:r>
+          </w:p>
+        </w:tc>
+        <w:tc>
+          <w:tcPr>
+            <w:tcW w:w="779" w:type="dxa"/>
+            <w:vAlign w:val="center"/>
+          </w:tcPr>
+          <w:p>
+            <w:pPr>
+              <w:jc w:val="center"/>
+              <w:rPr>
+                <w:b/>
+                <w:bCs/>
+                <w:sz w:val="32"/>
+                <w:szCs w:val="32"/>
+              </w:rPr>
+            </w:pPr>
+          </w:p>
+        </w:tc>
+        <w:tc>
+          <w:tcPr>
+            <w:tcW w:w="779" w:type="dxa"/>
+            <w:vAlign w:val="center"/>
+          </w:tcPr>
+          <w:p>
+            <w:pPr>
+              <w:jc w:val="center"/>
+              <w:rPr>
+                <w:b/>
+                <w:bCs/>
+                <w:sz w:val="32"/>
+                <w:szCs w:val="32"/>
+              </w:rPr>
+            </w:pPr>
+          </w:p>
+        </w:tc>
+        <w:tc>
+          <w:tcPr>
+            <w:tcW w:w="779" w:type="dxa"/>
+            <w:vAlign w:val="center"/>
+          </w:tcPr>
+          <w:p>
+            <w:pPr>
+              <w:jc w:val="center"/>
+              <w:rPr>
+                <w:b/>
+                <w:bCs/>
+                <w:sz w:val="32"/>
+                <w:szCs w:val="32"/>
+              </w:rPr>
+            </w:pPr>
+            <w:r>
+              <w:rPr>
+                <w:b/>
+                <w:bCs/>
+                <w:sz w:val="32"/>
+                <w:szCs w:val="32"/>
+              </w:rPr>
+              <w:t>7</w:t>
+            </w:r>
+          </w:p>
+        </w:tc>
+        <w:tc>
+          <w:tcPr>
+            <w:tcW w:w="779" w:type="dxa"/>
+            <w:vAlign w:val="center"/>
+          </w:tcPr>
+          <w:p>
+            <w:pPr>
+              <w:jc w:val="center"/>
+              <w:rPr>
+                <w:b/>
+                <w:bCs/>
+                <w:sz w:val="32"/>
+                <w:szCs w:val="32"/>
+              </w:rPr>
+            </w:pPr>
+            <w:r>
+              <w:rPr>
+                <w:b/>
+                <w:bCs/>
+                <w:sz w:val="32"/>
+                <w:szCs w:val="32"/>
+              </w:rPr>
+              <w:t>0</w:t>
+            </w:r>
+          </w:p>
+        </w:tc>
+        <w:tc>
+          <w:tcPr>
+            <w:tcW w:w="780" w:type="dxa"/>
+            <w:vAlign w:val="center"/>
+          </w:tcPr>
+          <w:p>
+            <w:pPr>
+              <w:jc w:val="center"/>
+              <w:rPr>
+                <w:b/>
+                <w:bCs/>
+                <w:sz w:val="32"/>
+                <w:szCs w:val="32"/>
+              </w:rPr>
+            </w:pPr>
+          </w:p>
+        </w:tc>
+        <w:tc>
+          <w:tcPr>
+            <w:tcW w:w="780" w:type="dxa"/>
+            <w:vAlign w:val="center"/>
+          </w:tcPr>
+          <w:p>
+            <w:pPr>
+              <w:jc w:val="center"/>
+              <w:rPr>
+                <w:b/>
+                <w:bCs/>
+                <w:sz w:val="32"/>
+                <w:szCs w:val="32"/>
               </w:rPr>
             </w:pPr>
           </w:p>
         </w:tc>
       </w:tr>
       <w:tr>
-        <w:trPr>
-          <w:trHeight w:val="432"/>
-        </w:trPr>
-        <w:tc>
-          <w:tcPr>
-            <w:tcW w:w="2304" w:type="dxa"/>
-            <w:vAlign w:val="bottom"/>
-          </w:tcPr>
-          <w:p>
-            <w:pPr>
-              <w:pStyle w:val="ListParagraph"/>
-              <w:numPr>
-                <w:ilvl w:val="0"/>
-                <w:numId w:val="8"/>
-              </w:numPr>
-              <w:rPr>
-                <w:sz w:val="28"/>
-                <w:szCs w:val="28"/>
-              </w:rPr>
-            </w:pPr>
-            <w:r>
-              <w:rPr>
-                <w:sz w:val="28"/>
-                <w:szCs w:val="28"/>
-              </w:rPr>
-              <w:t>Big</w:t>
-            </w:r>
-          </w:p>
-        </w:tc>
-        <w:tc>
-          <w:tcPr>
-            <w:tcW w:w="7056" w:type="dxa"/>
+        <w:tc>
+          <w:tcPr>
+            <w:tcW w:w="779" w:type="dxa"/>
+            <w:vAlign w:val="center"/>
+          </w:tcPr>
+          <w:p>
+            <w:pPr>
+              <w:jc w:val="right"/>
+              <w:rPr>
+                <w:b/>
+                <w:bCs/>
+                <w:sz w:val="32"/>
+                <w:szCs w:val="32"/>
+              </w:rPr>
+            </w:pPr>
+            <w:r>
+              <w:rPr>
+                <w:b/>
+                <w:bCs/>
+                <w:sz w:val="32"/>
+                <w:szCs w:val="32"/>
+              </w:rPr>
+              <w:t>-</w:t>
+            </w:r>
+          </w:p>
+        </w:tc>
+        <w:tc>
+          <w:tcPr>
+            <w:tcW w:w="779" w:type="dxa"/>
             <w:tcBorders>
-              <w:top w:val="single" w:sz="12" w:space="0" w:color="auto"/>
-              <w:bottom w:val="single" w:sz="12" w:space="0" w:color="auto"/>
+              <w:bottom w:val="single" w:sz="4" w:space="0" w:color="auto"/>
             </w:tcBorders>
-            <w:vAlign w:val="bottom"/>
-          </w:tcPr>
-          <w:p>
-            <w:pPr>
-              <w:rPr>
-                <w:sz w:val="28"/>
-                <w:szCs w:val="28"/>
+            <w:vAlign w:val="center"/>
+          </w:tcPr>
+          <w:p>
+            <w:pPr>
+              <w:jc w:val="center"/>
+              <w:rPr>
+                <w:b/>
+                <w:bCs/>
+                <w:sz w:val="32"/>
+                <w:szCs w:val="32"/>
+              </w:rPr>
+            </w:pPr>
+            <w:r>
+              <w:rPr>
+                <w:b/>
+                <w:bCs/>
+                <w:sz w:val="32"/>
+                <w:szCs w:val="32"/>
+              </w:rPr>
+              <w:t>2</w:t>
+            </w:r>
+          </w:p>
+        </w:tc>
+        <w:tc>
+          <w:tcPr>
+            <w:tcW w:w="779" w:type="dxa"/>
+            <w:vAlign w:val="center"/>
+          </w:tcPr>
+          <w:p>
+            <w:pPr>
+              <w:jc w:val="center"/>
+              <w:rPr>
+                <w:b/>
+                <w:bCs/>
+                <w:sz w:val="32"/>
+                <w:szCs w:val="32"/>
+              </w:rPr>
+            </w:pPr>
+          </w:p>
+        </w:tc>
+        <w:tc>
+          <w:tcPr>
+            <w:tcW w:w="779" w:type="dxa"/>
+            <w:vAlign w:val="center"/>
+          </w:tcPr>
+          <w:p>
+            <w:pPr>
+              <w:jc w:val="right"/>
+              <w:rPr>
+                <w:b/>
+                <w:bCs/>
+                <w:sz w:val="32"/>
+                <w:szCs w:val="32"/>
+              </w:rPr>
+            </w:pPr>
+            <w:r>
+              <w:rPr>
+                <w:b/>
+                <w:bCs/>
+                <w:sz w:val="32"/>
+                <w:szCs w:val="32"/>
+              </w:rPr>
+              <w:t>-</w:t>
+            </w:r>
+          </w:p>
+        </w:tc>
+        <w:tc>
+          <w:tcPr>
+            <w:tcW w:w="779" w:type="dxa"/>
+            <w:tcBorders>
+              <w:bottom w:val="single" w:sz="4" w:space="0" w:color="auto"/>
+            </w:tcBorders>
+            <w:vAlign w:val="center"/>
+          </w:tcPr>
+          <w:p>
+            <w:pPr>
+              <w:jc w:val="center"/>
+              <w:rPr>
+                <w:b/>
+                <w:bCs/>
+                <w:sz w:val="32"/>
+                <w:szCs w:val="32"/>
+              </w:rPr>
+            </w:pPr>
+          </w:p>
+        </w:tc>
+        <w:tc>
+          <w:tcPr>
+            <w:tcW w:w="779" w:type="dxa"/>
+            <w:tcBorders>
+              <w:bottom w:val="single" w:sz="4" w:space="0" w:color="auto"/>
+            </w:tcBorders>
+            <w:vAlign w:val="center"/>
+          </w:tcPr>
+          <w:p>
+            <w:pPr>
+              <w:jc w:val="center"/>
+              <w:rPr>
+                <w:b/>
+                <w:bCs/>
+                <w:sz w:val="32"/>
+                <w:szCs w:val="32"/>
+              </w:rPr>
+            </w:pPr>
+            <w:r>
+              <w:rPr>
+                <w:b/>
+                <w:bCs/>
+                <w:sz w:val="32"/>
+                <w:szCs w:val="32"/>
+              </w:rPr>
+              <w:t>9</w:t>
+            </w:r>
+          </w:p>
+        </w:tc>
+        <w:tc>
+          <w:tcPr>
+            <w:tcW w:w="779" w:type="dxa"/>
+            <w:vAlign w:val="center"/>
+          </w:tcPr>
+          <w:p>
+            <w:pPr>
+              <w:jc w:val="center"/>
+              <w:rPr>
+                <w:b/>
+                <w:bCs/>
+                <w:sz w:val="32"/>
+                <w:szCs w:val="32"/>
+              </w:rPr>
+            </w:pPr>
+          </w:p>
+        </w:tc>
+        <w:tc>
+          <w:tcPr>
+            <w:tcW w:w="779" w:type="dxa"/>
+            <w:vAlign w:val="center"/>
+          </w:tcPr>
+          <w:p>
+            <w:pPr>
+              <w:jc w:val="right"/>
+              <w:rPr>
+                <w:b/>
+                <w:bCs/>
+                <w:sz w:val="32"/>
+                <w:szCs w:val="32"/>
+              </w:rPr>
+            </w:pPr>
+            <w:r>
+              <w:rPr>
+                <w:b/>
+                <w:bCs/>
+                <w:sz w:val="32"/>
+                <w:szCs w:val="32"/>
+              </w:rPr>
+              <w:t>-</w:t>
+            </w:r>
+          </w:p>
+        </w:tc>
+        <w:tc>
+          <w:tcPr>
+            <w:tcW w:w="779" w:type="dxa"/>
+            <w:tcBorders>
+              <w:bottom w:val="single" w:sz="4" w:space="0" w:color="auto"/>
+            </w:tcBorders>
+            <w:vAlign w:val="center"/>
+          </w:tcPr>
+          <w:p>
+            <w:pPr>
+              <w:jc w:val="center"/>
+              <w:rPr>
+                <w:b/>
+                <w:bCs/>
+                <w:sz w:val="32"/>
+                <w:szCs w:val="32"/>
+              </w:rPr>
+            </w:pPr>
+            <w:r>
+              <w:rPr>
+                <w:b/>
+                <w:bCs/>
+                <w:sz w:val="32"/>
+                <w:szCs w:val="32"/>
+              </w:rPr>
+              <w:t>2</w:t>
+            </w:r>
+          </w:p>
+        </w:tc>
+        <w:tc>
+          <w:tcPr>
+            <w:tcW w:w="779" w:type="dxa"/>
+            <w:tcBorders>
+              <w:bottom w:val="single" w:sz="4" w:space="0" w:color="auto"/>
+            </w:tcBorders>
+            <w:vAlign w:val="center"/>
+          </w:tcPr>
+          <w:p>
+            <w:pPr>
+              <w:jc w:val="center"/>
+              <w:rPr>
+                <w:b/>
+                <w:bCs/>
+                <w:sz w:val="32"/>
+                <w:szCs w:val="32"/>
+              </w:rPr>
+            </w:pPr>
+            <w:r>
+              <w:rPr>
+                <w:b/>
+                <w:bCs/>
+                <w:sz w:val="32"/>
+                <w:szCs w:val="32"/>
+              </w:rPr>
+              <w:t>5</w:t>
+            </w:r>
+          </w:p>
+        </w:tc>
+        <w:tc>
+          <w:tcPr>
+            <w:tcW w:w="780" w:type="dxa"/>
+            <w:vAlign w:val="center"/>
+          </w:tcPr>
+          <w:p>
+            <w:pPr>
+              <w:jc w:val="center"/>
+              <w:rPr>
+                <w:b/>
+                <w:bCs/>
+                <w:sz w:val="32"/>
+                <w:szCs w:val="32"/>
+              </w:rPr>
+            </w:pPr>
+          </w:p>
+        </w:tc>
+        <w:tc>
+          <w:tcPr>
+            <w:tcW w:w="780" w:type="dxa"/>
+            <w:vAlign w:val="center"/>
+          </w:tcPr>
+          <w:p>
+            <w:pPr>
+              <w:jc w:val="center"/>
+              <w:rPr>
+                <w:b/>
+                <w:bCs/>
+                <w:sz w:val="32"/>
+                <w:szCs w:val="32"/>
               </w:rPr>
             </w:pPr>
           </w:p>
         </w:tc>
       </w:tr>
       <w:tr>
-        <w:trPr>
-          <w:trHeight w:val="432"/>
-        </w:trPr>
-        <w:tc>
-          <w:tcPr>
-            <w:tcW w:w="2304" w:type="dxa"/>
-            <w:vAlign w:val="bottom"/>
-          </w:tcPr>
-          <w:p>
-            <w:pPr>
-              <w:pStyle w:val="ListParagraph"/>
-              <w:numPr>
-                <w:ilvl w:val="0"/>
-                <w:numId w:val="8"/>
-              </w:numPr>
-              <w:rPr>
-                <w:sz w:val="28"/>
-                <w:szCs w:val="28"/>
-              </w:rPr>
-            </w:pPr>
-            <w:r>
-              <w:rPr>
-                <w:sz w:val="28"/>
-                <w:szCs w:val="28"/>
-              </w:rPr>
-              <w:t>Cricket</w:t>
-            </w:r>
-          </w:p>
-        </w:tc>
-        <w:tc>
-          <w:tcPr>
-            <w:tcW w:w="7056" w:type="dxa"/>
+        <w:tc>
+          <w:tcPr>
+            <w:tcW w:w="779" w:type="dxa"/>
             <w:tcBorders>
-              <w:top w:val="single" w:sz="12" w:space="0" w:color="auto"/>
-              <w:bottom w:val="single" w:sz="12" w:space="0" w:color="auto"/>
+              <w:right w:val="single" w:sz="4" w:space="0" w:color="auto"/>
             </w:tcBorders>
-            <w:vAlign w:val="bottom"/>
-          </w:tcPr>
-          <w:p>
-            <w:pPr>
-              <w:rPr>
-                <w:sz w:val="28"/>
-                <w:szCs w:val="28"/>
-              </w:rPr>
-            </w:pPr>
-          </w:p>
-        </w:tc>
-      </w:tr>
-      <w:tr>
-        <w:trPr>
-          <w:trHeight w:val="432"/>
-        </w:trPr>
-        <w:tc>
-          <w:tcPr>
-            <w:tcW w:w="2304" w:type="dxa"/>
-            <w:vAlign w:val="bottom"/>
-          </w:tcPr>
-          <w:p>
-            <w:pPr>
-              <w:pStyle w:val="ListParagraph"/>
-              <w:numPr>
-                <w:ilvl w:val="0"/>
-                <w:numId w:val="8"/>
-              </w:numPr>
-              <w:rPr>
-                <w:sz w:val="28"/>
-                <w:szCs w:val="28"/>
-              </w:rPr>
-            </w:pPr>
-            <w:r>
-              <w:rPr>
-                <w:sz w:val="28"/>
-                <w:szCs w:val="28"/>
-              </w:rPr>
-              <w:t>Goat</w:t>
-            </w:r>
-          </w:p>
-        </w:tc>
-        <w:tc>
-          <w:tcPr>
-            <w:tcW w:w="7056" w:type="dxa"/>
+            <w:vAlign w:val="center"/>
+          </w:tcPr>
+          <w:p>
+            <w:pPr>
+              <w:jc w:val="center"/>
+              <w:rPr>
+                <w:b/>
+                <w:bCs/>
+                <w:sz w:val="32"/>
+                <w:szCs w:val="32"/>
+              </w:rPr>
+            </w:pPr>
+          </w:p>
+        </w:tc>
+        <w:tc>
+          <w:tcPr>
+            <w:tcW w:w="779" w:type="dxa"/>
             <w:tcBorders>
-              <w:top w:val="single" w:sz="12" w:space="0" w:color="auto"/>
-              <w:bottom w:val="single" w:sz="12" w:space="0" w:color="auto"/>
+              <w:top w:val="single" w:sz="4" w:space="0" w:color="auto"/>
+              <w:left w:val="single" w:sz="4" w:space="0" w:color="auto"/>
+              <w:bottom w:val="single" w:sz="4" w:space="0" w:color="auto"/>
+              <w:right w:val="single" w:sz="4" w:space="0" w:color="auto"/>
             </w:tcBorders>
-            <w:vAlign w:val="bottom"/>
-          </w:tcPr>
-          <w:p>
-            <w:pPr>
-              <w:rPr>
-                <w:sz w:val="28"/>
-                <w:szCs w:val="28"/>
-              </w:rPr>
-            </w:pPr>
-          </w:p>
-        </w:tc>
-      </w:tr>
-      <w:tr>
-        <w:trPr>
-          <w:trHeight w:val="432"/>
-        </w:trPr>
-        <w:tc>
-          <w:tcPr>
-            <w:tcW w:w="2304" w:type="dxa"/>
-            <w:vAlign w:val="bottom"/>
-          </w:tcPr>
-          <w:p>
-            <w:pPr>
-              <w:pStyle w:val="ListParagraph"/>
-              <w:numPr>
-                <w:ilvl w:val="0"/>
-                <w:numId w:val="8"/>
-              </w:numPr>
-              <w:rPr>
-                <w:sz w:val="28"/>
-                <w:szCs w:val="28"/>
-              </w:rPr>
-            </w:pPr>
-            <w:r>
-              <w:rPr>
-                <w:sz w:val="28"/>
-                <w:szCs w:val="28"/>
-              </w:rPr>
-              <w:t>Play ground</w:t>
-            </w:r>
-          </w:p>
-        </w:tc>
-        <w:tc>
-          <w:tcPr>
-            <w:tcW w:w="7056" w:type="dxa"/>
+            <w:vAlign w:val="center"/>
+          </w:tcPr>
+          <w:p>
+            <w:pPr>
+              <w:jc w:val="center"/>
+              <w:rPr>
+                <w:b/>
+                <w:bCs/>
+                <w:sz w:val="32"/>
+                <w:szCs w:val="32"/>
+              </w:rPr>
+            </w:pPr>
+          </w:p>
+        </w:tc>
+        <w:tc>
+          <w:tcPr>
+            <w:tcW w:w="779" w:type="dxa"/>
             <w:tcBorders>
-              <w:top w:val="single" w:sz="12" w:space="0" w:color="auto"/>
-              <w:bottom w:val="single" w:sz="12" w:space="0" w:color="auto"/>
+              <w:left w:val="single" w:sz="4" w:space="0" w:color="auto"/>
             </w:tcBorders>
-            <w:vAlign w:val="bottom"/>
-          </w:tcPr>
-          <w:p>
-            <w:pPr>
-              <w:rPr>
-                <w:sz w:val="28"/>
-                <w:szCs w:val="28"/>
+            <w:vAlign w:val="center"/>
+          </w:tcPr>
+          <w:p>
+            <w:pPr>
+              <w:jc w:val="center"/>
+              <w:rPr>
+                <w:b/>
+                <w:bCs/>
+                <w:sz w:val="32"/>
+                <w:szCs w:val="32"/>
+              </w:rPr>
+            </w:pPr>
+          </w:p>
+        </w:tc>
+        <w:tc>
+          <w:tcPr>
+            <w:tcW w:w="779" w:type="dxa"/>
+            <w:tcBorders>
+              <w:right w:val="single" w:sz="4" w:space="0" w:color="auto"/>
+            </w:tcBorders>
+            <w:vAlign w:val="center"/>
+          </w:tcPr>
+          <w:p>
+            <w:pPr>
+              <w:jc w:val="center"/>
+              <w:rPr>
+                <w:b/>
+                <w:bCs/>
+                <w:sz w:val="32"/>
+                <w:szCs w:val="32"/>
+              </w:rPr>
+            </w:pPr>
+          </w:p>
+        </w:tc>
+        <w:tc>
+          <w:tcPr>
+            <w:tcW w:w="1558" w:type="dxa"/>
+            <w:gridSpan w:val="2"/>
+            <w:tcBorders>
+              <w:top w:val="single" w:sz="4" w:space="0" w:color="auto"/>
+              <w:left w:val="single" w:sz="4" w:space="0" w:color="auto"/>
+              <w:bottom w:val="single" w:sz="4" w:space="0" w:color="auto"/>
+              <w:right w:val="single" w:sz="4" w:space="0" w:color="auto"/>
+            </w:tcBorders>
+            <w:vAlign w:val="center"/>
+          </w:tcPr>
+          <w:p>
+            <w:pPr>
+              <w:jc w:val="center"/>
+              <w:rPr>
+                <w:b/>
+                <w:bCs/>
+                <w:sz w:val="32"/>
+                <w:szCs w:val="32"/>
+              </w:rPr>
+            </w:pPr>
+          </w:p>
+        </w:tc>
+        <w:tc>
+          <w:tcPr>
+            <w:tcW w:w="779" w:type="dxa"/>
+            <w:tcBorders>
+              <w:left w:val="single" w:sz="4" w:space="0" w:color="auto"/>
+            </w:tcBorders>
+            <w:vAlign w:val="center"/>
+          </w:tcPr>
+          <w:p>
+            <w:pPr>
+              <w:jc w:val="center"/>
+              <w:rPr>
+                <w:b/>
+                <w:bCs/>
+                <w:sz w:val="32"/>
+                <w:szCs w:val="32"/>
+              </w:rPr>
+            </w:pPr>
+          </w:p>
+        </w:tc>
+        <w:tc>
+          <w:tcPr>
+            <w:tcW w:w="779" w:type="dxa"/>
+            <w:tcBorders>
+              <w:right w:val="single" w:sz="4" w:space="0" w:color="auto"/>
+            </w:tcBorders>
+            <w:vAlign w:val="center"/>
+          </w:tcPr>
+          <w:p>
+            <w:pPr>
+              <w:jc w:val="center"/>
+              <w:rPr>
+                <w:b/>
+                <w:bCs/>
+                <w:sz w:val="32"/>
+                <w:szCs w:val="32"/>
+              </w:rPr>
+            </w:pPr>
+          </w:p>
+        </w:tc>
+        <w:tc>
+          <w:tcPr>
+            <w:tcW w:w="1558" w:type="dxa"/>
+            <w:gridSpan w:val="2"/>
+            <w:tcBorders>
+              <w:top w:val="single" w:sz="4" w:space="0" w:color="auto"/>
+              <w:left w:val="single" w:sz="4" w:space="0" w:color="auto"/>
+              <w:bottom w:val="single" w:sz="4" w:space="0" w:color="auto"/>
+              <w:right w:val="single" w:sz="4" w:space="0" w:color="auto"/>
+            </w:tcBorders>
+            <w:vAlign w:val="center"/>
+          </w:tcPr>
+          <w:p>
+            <w:pPr>
+              <w:jc w:val="center"/>
+              <w:rPr>
+                <w:b/>
+                <w:bCs/>
+                <w:sz w:val="32"/>
+                <w:szCs w:val="32"/>
+              </w:rPr>
+            </w:pPr>
+          </w:p>
+        </w:tc>
+        <w:tc>
+          <w:tcPr>
+            <w:tcW w:w="780" w:type="dxa"/>
+            <w:tcBorders>
+              <w:left w:val="single" w:sz="4" w:space="0" w:color="auto"/>
+            </w:tcBorders>
+            <w:vAlign w:val="center"/>
+          </w:tcPr>
+          <w:p>
+            <w:pPr>
+              <w:jc w:val="center"/>
+              <w:rPr>
+                <w:b/>
+                <w:bCs/>
+                <w:sz w:val="32"/>
+                <w:szCs w:val="32"/>
+              </w:rPr>
+            </w:pPr>
+          </w:p>
+        </w:tc>
+        <w:tc>
+          <w:tcPr>
+            <w:tcW w:w="780" w:type="dxa"/>
+            <w:tcBorders>
+              <w:left w:val="nil"/>
+            </w:tcBorders>
+            <w:vAlign w:val="center"/>
+          </w:tcPr>
+          <w:p>
+            <w:pPr>
+              <w:jc w:val="center"/>
+              <w:rPr>
+                <w:b/>
+                <w:bCs/>
+                <w:sz w:val="32"/>
+                <w:szCs w:val="32"/>
               </w:rPr>
             </w:pPr>
           </w:p>
@@ -2465,6 +3439,1115 @@
           <w:bCs/>
           <w:sz w:val="32"/>
           <w:szCs w:val="32"/>
+        </w:rPr>
+        <w:t>Q</w:t>
+      </w:r>
+      <w:r>
+        <w:rPr>
+          <w:b/>
+          <w:bCs/>
+          <w:sz w:val="32"/>
+          <w:szCs w:val="32"/>
+        </w:rPr>
+        <w:t>3</w:t>
+      </w:r>
+      <w:r>
+        <w:rPr>
+          <w:b/>
+          <w:bCs/>
+          <w:sz w:val="32"/>
+          <w:szCs w:val="32"/>
+        </w:rPr>
+        <w:t>.</w:t>
+      </w:r>
+      <w:r>
+        <w:rPr>
+          <w:b/>
+          <w:bCs/>
+          <w:sz w:val="32"/>
+          <w:szCs w:val="32"/>
+        </w:rPr>
+        <w:t xml:space="preserve"> </w:t>
+      </w:r>
+      <w:r>
+        <w:rPr>
+          <w:b/>
+          <w:bCs/>
+          <w:sz w:val="32"/>
+          <w:szCs w:val="32"/>
+        </w:rPr>
+        <w:t>Multiplication</w:t>
+      </w:r>
+      <w:r>
+        <w:rPr>
+          <w:b/>
+          <w:bCs/>
+          <w:sz w:val="32"/>
+          <w:szCs w:val="32"/>
+        </w:rPr>
+        <w:tab/>
+        <w:t>(</w:t>
+      </w:r>
+      <w:r>
+        <w:rPr>
+          <w:b/>
+          <w:bCs/>
+          <w:sz w:val="32"/>
+          <w:szCs w:val="32"/>
+        </w:rPr>
+        <w:t>10</w:t>
+      </w:r>
+      <w:r>
+        <w:rPr>
+          <w:b/>
+          <w:bCs/>
+          <w:sz w:val="32"/>
+          <w:szCs w:val="32"/>
+        </w:rPr>
+        <w:t>)</w:t>
+      </w:r>
+    </w:p>
+    <w:tbl>
+      <w:tblPr>
+        <w:tblStyle w:val="TableGrid"/>
+        <w:tblW w:w="0" w:type="auto"/>
+        <w:tblBorders>
+          <w:top w:val="none" w:sz="0" w:space="0" w:color="auto"/>
+          <w:left w:val="none" w:sz="0" w:space="0" w:color="auto"/>
+          <w:bottom w:val="none" w:sz="0" w:space="0" w:color="auto"/>
+          <w:right w:val="none" w:sz="0" w:space="0" w:color="auto"/>
+          <w:insideH w:val="none" w:sz="0" w:space="0" w:color="auto"/>
+          <w:insideV w:val="none" w:sz="0" w:space="0" w:color="auto"/>
+        </w:tblBorders>
+        <w:tblLook w:val="04A0" w:firstRow="1" w:lastRow="0" w:firstColumn="1" w:lastColumn="0" w:noHBand="0" w:noVBand="1"/>
+      </w:tblPr>
+      <w:tblGrid>
+        <w:gridCol w:w="779"/>
+        <w:gridCol w:w="779"/>
+        <w:gridCol w:w="779"/>
+        <w:gridCol w:w="779"/>
+        <w:gridCol w:w="779"/>
+        <w:gridCol w:w="779"/>
+        <w:gridCol w:w="779"/>
+        <w:gridCol w:w="779"/>
+        <w:gridCol w:w="779"/>
+        <w:gridCol w:w="779"/>
+        <w:gridCol w:w="780"/>
+        <w:gridCol w:w="780"/>
+      </w:tblGrid>
+      <w:tr>
+        <w:tc>
+          <w:tcPr>
+            <w:tcW w:w="779" w:type="dxa"/>
+            <w:vAlign w:val="center"/>
+          </w:tcPr>
+          <w:p>
+            <w:pPr>
+              <w:jc w:val="center"/>
+              <w:rPr>
+                <w:b/>
+                <w:bCs/>
+                <w:sz w:val="32"/>
+                <w:szCs w:val="32"/>
+              </w:rPr>
+            </w:pPr>
+          </w:p>
+        </w:tc>
+        <w:tc>
+          <w:tcPr>
+            <w:tcW w:w="779" w:type="dxa"/>
+            <w:vAlign w:val="center"/>
+          </w:tcPr>
+          <w:p>
+            <w:pPr>
+              <w:jc w:val="center"/>
+              <w:rPr>
+                <w:b/>
+                <w:bCs/>
+                <w:sz w:val="32"/>
+                <w:szCs w:val="32"/>
+              </w:rPr>
+            </w:pPr>
+            <w:r>
+              <w:rPr>
+                <w:b/>
+                <w:bCs/>
+                <w:sz w:val="32"/>
+                <w:szCs w:val="32"/>
+              </w:rPr>
+              <w:t>4</w:t>
+            </w:r>
+          </w:p>
+        </w:tc>
+        <w:tc>
+          <w:tcPr>
+            <w:tcW w:w="779" w:type="dxa"/>
+            <w:vAlign w:val="center"/>
+          </w:tcPr>
+          <w:p>
+            <w:pPr>
+              <w:jc w:val="center"/>
+              <w:rPr>
+                <w:b/>
+                <w:bCs/>
+                <w:sz w:val="32"/>
+                <w:szCs w:val="32"/>
+              </w:rPr>
+            </w:pPr>
+          </w:p>
+        </w:tc>
+        <w:tc>
+          <w:tcPr>
+            <w:tcW w:w="779" w:type="dxa"/>
+            <w:vAlign w:val="center"/>
+          </w:tcPr>
+          <w:p>
+            <w:pPr>
+              <w:jc w:val="center"/>
+              <w:rPr>
+                <w:b/>
+                <w:bCs/>
+                <w:sz w:val="32"/>
+                <w:szCs w:val="32"/>
+              </w:rPr>
+            </w:pPr>
+          </w:p>
+        </w:tc>
+        <w:tc>
+          <w:tcPr>
+            <w:tcW w:w="779" w:type="dxa"/>
+            <w:vAlign w:val="center"/>
+          </w:tcPr>
+          <w:p>
+            <w:pPr>
+              <w:jc w:val="center"/>
+              <w:rPr>
+                <w:b/>
+                <w:bCs/>
+                <w:sz w:val="32"/>
+                <w:szCs w:val="32"/>
+              </w:rPr>
+            </w:pPr>
+            <w:r>
+              <w:rPr>
+                <w:b/>
+                <w:bCs/>
+                <w:sz w:val="32"/>
+                <w:szCs w:val="32"/>
+              </w:rPr>
+              <w:t>3</w:t>
+            </w:r>
+          </w:p>
+        </w:tc>
+        <w:tc>
+          <w:tcPr>
+            <w:tcW w:w="779" w:type="dxa"/>
+            <w:vAlign w:val="center"/>
+          </w:tcPr>
+          <w:p>
+            <w:pPr>
+              <w:jc w:val="center"/>
+              <w:rPr>
+                <w:b/>
+                <w:bCs/>
+                <w:sz w:val="32"/>
+                <w:szCs w:val="32"/>
+              </w:rPr>
+            </w:pPr>
+          </w:p>
+        </w:tc>
+        <w:tc>
+          <w:tcPr>
+            <w:tcW w:w="779" w:type="dxa"/>
+            <w:vAlign w:val="center"/>
+          </w:tcPr>
+          <w:p>
+            <w:pPr>
+              <w:jc w:val="center"/>
+              <w:rPr>
+                <w:b/>
+                <w:bCs/>
+                <w:sz w:val="32"/>
+                <w:szCs w:val="32"/>
+              </w:rPr>
+            </w:pPr>
+          </w:p>
+        </w:tc>
+        <w:tc>
+          <w:tcPr>
+            <w:tcW w:w="779" w:type="dxa"/>
+            <w:vAlign w:val="center"/>
+          </w:tcPr>
+          <w:p>
+            <w:pPr>
+              <w:jc w:val="center"/>
+              <w:rPr>
+                <w:b/>
+                <w:bCs/>
+                <w:sz w:val="32"/>
+                <w:szCs w:val="32"/>
+              </w:rPr>
+            </w:pPr>
+          </w:p>
+        </w:tc>
+        <w:tc>
+          <w:tcPr>
+            <w:tcW w:w="779" w:type="dxa"/>
+            <w:vAlign w:val="center"/>
+          </w:tcPr>
+          <w:p>
+            <w:pPr>
+              <w:jc w:val="center"/>
+              <w:rPr>
+                <w:b/>
+                <w:bCs/>
+                <w:sz w:val="32"/>
+                <w:szCs w:val="32"/>
+              </w:rPr>
+            </w:pPr>
+          </w:p>
+        </w:tc>
+        <w:tc>
+          <w:tcPr>
+            <w:tcW w:w="779" w:type="dxa"/>
+            <w:vAlign w:val="center"/>
+          </w:tcPr>
+          <w:p>
+            <w:pPr>
+              <w:jc w:val="center"/>
+              <w:rPr>
+                <w:b/>
+                <w:bCs/>
+                <w:sz w:val="32"/>
+                <w:szCs w:val="32"/>
+              </w:rPr>
+            </w:pPr>
+          </w:p>
+        </w:tc>
+        <w:tc>
+          <w:tcPr>
+            <w:tcW w:w="780" w:type="dxa"/>
+            <w:vAlign w:val="center"/>
+          </w:tcPr>
+          <w:p>
+            <w:pPr>
+              <w:jc w:val="center"/>
+              <w:rPr>
+                <w:b/>
+                <w:bCs/>
+                <w:sz w:val="32"/>
+                <w:szCs w:val="32"/>
+              </w:rPr>
+            </w:pPr>
+          </w:p>
+        </w:tc>
+        <w:tc>
+          <w:tcPr>
+            <w:tcW w:w="780" w:type="dxa"/>
+            <w:vAlign w:val="center"/>
+          </w:tcPr>
+          <w:p>
+            <w:pPr>
+              <w:jc w:val="center"/>
+              <w:rPr>
+                <w:b/>
+                <w:bCs/>
+                <w:sz w:val="32"/>
+                <w:szCs w:val="32"/>
+              </w:rPr>
+            </w:pPr>
+          </w:p>
+        </w:tc>
+      </w:tr>
+      <w:tr>
+        <w:tc>
+          <w:tcPr>
+            <w:tcW w:w="779" w:type="dxa"/>
+            <w:vAlign w:val="center"/>
+          </w:tcPr>
+          <w:p>
+            <w:pPr>
+              <w:jc w:val="right"/>
+              <w:rPr>
+                <w:b/>
+                <w:bCs/>
+                <w:sz w:val="32"/>
+                <w:szCs w:val="32"/>
+              </w:rPr>
+            </w:pPr>
+            <w:r>
+              <w:rPr>
+                <w:b/>
+                <w:bCs/>
+                <w:sz w:val="32"/>
+                <w:szCs w:val="32"/>
+              </w:rPr>
+              <w:t>x</w:t>
+            </w:r>
+          </w:p>
+        </w:tc>
+        <w:tc>
+          <w:tcPr>
+            <w:tcW w:w="779" w:type="dxa"/>
+            <w:tcBorders>
+              <w:bottom w:val="single" w:sz="4" w:space="0" w:color="auto"/>
+            </w:tcBorders>
+            <w:vAlign w:val="center"/>
+          </w:tcPr>
+          <w:p>
+            <w:pPr>
+              <w:jc w:val="center"/>
+              <w:rPr>
+                <w:b/>
+                <w:bCs/>
+                <w:sz w:val="32"/>
+                <w:szCs w:val="32"/>
+              </w:rPr>
+            </w:pPr>
+            <w:r>
+              <w:rPr>
+                <w:b/>
+                <w:bCs/>
+                <w:sz w:val="32"/>
+                <w:szCs w:val="32"/>
+              </w:rPr>
+              <w:t>2</w:t>
+            </w:r>
+          </w:p>
+        </w:tc>
+        <w:tc>
+          <w:tcPr>
+            <w:tcW w:w="779" w:type="dxa"/>
+            <w:vAlign w:val="center"/>
+          </w:tcPr>
+          <w:p>
+            <w:pPr>
+              <w:jc w:val="center"/>
+              <w:rPr>
+                <w:b/>
+                <w:bCs/>
+                <w:sz w:val="32"/>
+                <w:szCs w:val="32"/>
+              </w:rPr>
+            </w:pPr>
+          </w:p>
+        </w:tc>
+        <w:tc>
+          <w:tcPr>
+            <w:tcW w:w="779" w:type="dxa"/>
+            <w:vAlign w:val="center"/>
+          </w:tcPr>
+          <w:p>
+            <w:pPr>
+              <w:jc w:val="right"/>
+              <w:rPr>
+                <w:b/>
+                <w:bCs/>
+                <w:sz w:val="32"/>
+                <w:szCs w:val="32"/>
+              </w:rPr>
+            </w:pPr>
+            <w:r>
+              <w:rPr>
+                <w:b/>
+                <w:bCs/>
+                <w:sz w:val="32"/>
+                <w:szCs w:val="32"/>
+              </w:rPr>
+              <w:t>x</w:t>
+            </w:r>
+          </w:p>
+        </w:tc>
+        <w:tc>
+          <w:tcPr>
+            <w:tcW w:w="779" w:type="dxa"/>
+            <w:tcBorders>
+              <w:bottom w:val="single" w:sz="4" w:space="0" w:color="auto"/>
+            </w:tcBorders>
+            <w:vAlign w:val="center"/>
+          </w:tcPr>
+          <w:p>
+            <w:pPr>
+              <w:jc w:val="center"/>
+              <w:rPr>
+                <w:b/>
+                <w:bCs/>
+                <w:sz w:val="32"/>
+                <w:szCs w:val="32"/>
+              </w:rPr>
+            </w:pPr>
+            <w:r>
+              <w:rPr>
+                <w:b/>
+                <w:bCs/>
+                <w:sz w:val="32"/>
+                <w:szCs w:val="32"/>
+              </w:rPr>
+              <w:t>2</w:t>
+            </w:r>
+          </w:p>
+        </w:tc>
+        <w:tc>
+          <w:tcPr>
+            <w:tcW w:w="779" w:type="dxa"/>
+            <w:vAlign w:val="center"/>
+          </w:tcPr>
+          <w:p>
+            <w:pPr>
+              <w:jc w:val="center"/>
+              <w:rPr>
+                <w:b/>
+                <w:bCs/>
+                <w:sz w:val="32"/>
+                <w:szCs w:val="32"/>
+              </w:rPr>
+            </w:pPr>
+          </w:p>
+        </w:tc>
+        <w:tc>
+          <w:tcPr>
+            <w:tcW w:w="779" w:type="dxa"/>
+            <w:vAlign w:val="center"/>
+          </w:tcPr>
+          <w:p>
+            <w:pPr>
+              <w:jc w:val="center"/>
+              <w:rPr>
+                <w:b/>
+                <w:bCs/>
+                <w:sz w:val="32"/>
+                <w:szCs w:val="32"/>
+              </w:rPr>
+            </w:pPr>
+          </w:p>
+        </w:tc>
+        <w:tc>
+          <w:tcPr>
+            <w:tcW w:w="779" w:type="dxa"/>
+            <w:vAlign w:val="center"/>
+          </w:tcPr>
+          <w:p>
+            <w:pPr>
+              <w:jc w:val="right"/>
+              <w:rPr>
+                <w:b/>
+                <w:bCs/>
+                <w:sz w:val="32"/>
+                <w:szCs w:val="32"/>
+              </w:rPr>
+            </w:pPr>
+          </w:p>
+        </w:tc>
+        <w:tc>
+          <w:tcPr>
+            <w:tcW w:w="779" w:type="dxa"/>
+            <w:vAlign w:val="center"/>
+          </w:tcPr>
+          <w:p>
+            <w:pPr>
+              <w:jc w:val="center"/>
+              <w:rPr>
+                <w:b/>
+                <w:bCs/>
+                <w:sz w:val="32"/>
+                <w:szCs w:val="32"/>
+              </w:rPr>
+            </w:pPr>
+          </w:p>
+        </w:tc>
+        <w:tc>
+          <w:tcPr>
+            <w:tcW w:w="779" w:type="dxa"/>
+            <w:vAlign w:val="center"/>
+          </w:tcPr>
+          <w:p>
+            <w:pPr>
+              <w:jc w:val="center"/>
+              <w:rPr>
+                <w:b/>
+                <w:bCs/>
+                <w:sz w:val="32"/>
+                <w:szCs w:val="32"/>
+              </w:rPr>
+            </w:pPr>
+          </w:p>
+        </w:tc>
+        <w:tc>
+          <w:tcPr>
+            <w:tcW w:w="780" w:type="dxa"/>
+            <w:vAlign w:val="center"/>
+          </w:tcPr>
+          <w:p>
+            <w:pPr>
+              <w:jc w:val="center"/>
+              <w:rPr>
+                <w:b/>
+                <w:bCs/>
+                <w:sz w:val="32"/>
+                <w:szCs w:val="32"/>
+              </w:rPr>
+            </w:pPr>
+          </w:p>
+        </w:tc>
+        <w:tc>
+          <w:tcPr>
+            <w:tcW w:w="780" w:type="dxa"/>
+            <w:vAlign w:val="center"/>
+          </w:tcPr>
+          <w:p>
+            <w:pPr>
+              <w:jc w:val="center"/>
+              <w:rPr>
+                <w:b/>
+                <w:bCs/>
+                <w:sz w:val="32"/>
+                <w:szCs w:val="32"/>
+              </w:rPr>
+            </w:pPr>
+          </w:p>
+        </w:tc>
+      </w:tr>
+      <w:tr>
+        <w:tc>
+          <w:tcPr>
+            <w:tcW w:w="779" w:type="dxa"/>
+            <w:tcBorders>
+              <w:right w:val="single" w:sz="4" w:space="0" w:color="auto"/>
+            </w:tcBorders>
+            <w:vAlign w:val="center"/>
+          </w:tcPr>
+          <w:p>
+            <w:pPr>
+              <w:jc w:val="center"/>
+              <w:rPr>
+                <w:b/>
+                <w:bCs/>
+                <w:sz w:val="32"/>
+                <w:szCs w:val="32"/>
+              </w:rPr>
+            </w:pPr>
+          </w:p>
+        </w:tc>
+        <w:tc>
+          <w:tcPr>
+            <w:tcW w:w="779" w:type="dxa"/>
+            <w:tcBorders>
+              <w:top w:val="single" w:sz="4" w:space="0" w:color="auto"/>
+              <w:left w:val="single" w:sz="4" w:space="0" w:color="auto"/>
+              <w:bottom w:val="single" w:sz="4" w:space="0" w:color="auto"/>
+              <w:right w:val="single" w:sz="4" w:space="0" w:color="auto"/>
+            </w:tcBorders>
+            <w:vAlign w:val="center"/>
+          </w:tcPr>
+          <w:p>
+            <w:pPr>
+              <w:jc w:val="center"/>
+              <w:rPr>
+                <w:b/>
+                <w:bCs/>
+                <w:sz w:val="32"/>
+                <w:szCs w:val="32"/>
+              </w:rPr>
+            </w:pPr>
+          </w:p>
+        </w:tc>
+        <w:tc>
+          <w:tcPr>
+            <w:tcW w:w="779" w:type="dxa"/>
+            <w:tcBorders>
+              <w:left w:val="single" w:sz="4" w:space="0" w:color="auto"/>
+            </w:tcBorders>
+            <w:vAlign w:val="center"/>
+          </w:tcPr>
+          <w:p>
+            <w:pPr>
+              <w:jc w:val="center"/>
+              <w:rPr>
+                <w:b/>
+                <w:bCs/>
+                <w:sz w:val="32"/>
+                <w:szCs w:val="32"/>
+              </w:rPr>
+            </w:pPr>
+          </w:p>
+        </w:tc>
+        <w:tc>
+          <w:tcPr>
+            <w:tcW w:w="779" w:type="dxa"/>
+            <w:tcBorders>
+              <w:right w:val="single" w:sz="4" w:space="0" w:color="auto"/>
+            </w:tcBorders>
+            <w:vAlign w:val="center"/>
+          </w:tcPr>
+          <w:p>
+            <w:pPr>
+              <w:jc w:val="center"/>
+              <w:rPr>
+                <w:b/>
+                <w:bCs/>
+                <w:sz w:val="32"/>
+                <w:szCs w:val="32"/>
+              </w:rPr>
+            </w:pPr>
+          </w:p>
+        </w:tc>
+        <w:tc>
+          <w:tcPr>
+            <w:tcW w:w="779" w:type="dxa"/>
+            <w:tcBorders>
+              <w:top w:val="single" w:sz="4" w:space="0" w:color="auto"/>
+              <w:left w:val="single" w:sz="4" w:space="0" w:color="auto"/>
+              <w:bottom w:val="single" w:sz="4" w:space="0" w:color="auto"/>
+              <w:right w:val="single" w:sz="4" w:space="0" w:color="auto"/>
+            </w:tcBorders>
+            <w:vAlign w:val="center"/>
+          </w:tcPr>
+          <w:p>
+            <w:pPr>
+              <w:jc w:val="center"/>
+              <w:rPr>
+                <w:b/>
+                <w:bCs/>
+                <w:sz w:val="32"/>
+                <w:szCs w:val="32"/>
+              </w:rPr>
+            </w:pPr>
+          </w:p>
+        </w:tc>
+        <w:tc>
+          <w:tcPr>
+            <w:tcW w:w="779" w:type="dxa"/>
+            <w:tcBorders>
+              <w:left w:val="single" w:sz="4" w:space="0" w:color="auto"/>
+            </w:tcBorders>
+            <w:vAlign w:val="center"/>
+          </w:tcPr>
+          <w:p>
+            <w:pPr>
+              <w:jc w:val="center"/>
+              <w:rPr>
+                <w:b/>
+                <w:bCs/>
+                <w:sz w:val="32"/>
+                <w:szCs w:val="32"/>
+              </w:rPr>
+            </w:pPr>
+          </w:p>
+        </w:tc>
+        <w:tc>
+          <w:tcPr>
+            <w:tcW w:w="779" w:type="dxa"/>
+            <w:tcBorders>
+              <w:left w:val="nil"/>
+            </w:tcBorders>
+            <w:vAlign w:val="center"/>
+          </w:tcPr>
+          <w:p>
+            <w:pPr>
+              <w:jc w:val="center"/>
+              <w:rPr>
+                <w:b/>
+                <w:bCs/>
+                <w:sz w:val="32"/>
+                <w:szCs w:val="32"/>
+              </w:rPr>
+            </w:pPr>
+          </w:p>
+        </w:tc>
+        <w:tc>
+          <w:tcPr>
+            <w:tcW w:w="779" w:type="dxa"/>
+            <w:vAlign w:val="center"/>
+          </w:tcPr>
+          <w:p>
+            <w:pPr>
+              <w:jc w:val="center"/>
+              <w:rPr>
+                <w:b/>
+                <w:bCs/>
+                <w:sz w:val="32"/>
+                <w:szCs w:val="32"/>
+              </w:rPr>
+            </w:pPr>
+          </w:p>
+        </w:tc>
+        <w:tc>
+          <w:tcPr>
+            <w:tcW w:w="779" w:type="dxa"/>
+            <w:vAlign w:val="center"/>
+          </w:tcPr>
+          <w:p>
+            <w:pPr>
+              <w:jc w:val="center"/>
+              <w:rPr>
+                <w:b/>
+                <w:bCs/>
+                <w:sz w:val="32"/>
+                <w:szCs w:val="32"/>
+              </w:rPr>
+            </w:pPr>
+          </w:p>
+        </w:tc>
+        <w:tc>
+          <w:tcPr>
+            <w:tcW w:w="779" w:type="dxa"/>
+            <w:vAlign w:val="center"/>
+          </w:tcPr>
+          <w:p>
+            <w:pPr>
+              <w:jc w:val="center"/>
+              <w:rPr>
+                <w:b/>
+                <w:bCs/>
+                <w:sz w:val="32"/>
+                <w:szCs w:val="32"/>
+              </w:rPr>
+            </w:pPr>
+          </w:p>
+        </w:tc>
+        <w:tc>
+          <w:tcPr>
+            <w:tcW w:w="780" w:type="dxa"/>
+            <w:tcBorders>
+              <w:left w:val="nil"/>
+            </w:tcBorders>
+            <w:vAlign w:val="center"/>
+          </w:tcPr>
+          <w:p>
+            <w:pPr>
+              <w:jc w:val="center"/>
+              <w:rPr>
+                <w:b/>
+                <w:bCs/>
+                <w:sz w:val="32"/>
+                <w:szCs w:val="32"/>
+              </w:rPr>
+            </w:pPr>
+          </w:p>
+        </w:tc>
+        <w:tc>
+          <w:tcPr>
+            <w:tcW w:w="780" w:type="dxa"/>
+            <w:tcBorders>
+              <w:left w:val="nil"/>
+            </w:tcBorders>
+            <w:vAlign w:val="center"/>
+          </w:tcPr>
+          <w:p>
+            <w:pPr>
+              <w:jc w:val="center"/>
+              <w:rPr>
+                <w:b/>
+                <w:bCs/>
+                <w:sz w:val="32"/>
+                <w:szCs w:val="32"/>
+              </w:rPr>
+            </w:pPr>
+          </w:p>
+        </w:tc>
+      </w:tr>
+    </w:tbl>
+    <w:p>
+      <w:pPr>
+        <w:rPr>
+          <w:b/>
+          <w:bCs/>
+          <w:sz w:val="32"/>
+          <w:szCs w:val="32"/>
+        </w:rPr>
+      </w:pPr>
+    </w:p>
+    <w:p>
+      <w:pPr>
+        <w:rPr>
+          <w:b/>
+          <w:bCs/>
+          <w:sz w:val="32"/>
+          <w:szCs w:val="32"/>
+        </w:rPr>
+      </w:pPr>
+      <w:r>
+        <w:rPr>
+          <w:b/>
+          <w:bCs/>
+          <w:sz w:val="32"/>
+          <w:szCs w:val="32"/>
+        </w:rPr>
+        <w:t>Q</w:t>
+      </w:r>
+      <w:r>
+        <w:rPr>
+          <w:b/>
+          <w:bCs/>
+          <w:sz w:val="32"/>
+          <w:szCs w:val="32"/>
+        </w:rPr>
+        <w:t>4</w:t>
+      </w:r>
+      <w:r>
+        <w:rPr>
+          <w:b/>
+          <w:bCs/>
+          <w:sz w:val="32"/>
+          <w:szCs w:val="32"/>
+        </w:rPr>
+        <w:t>.</w:t>
+      </w:r>
+      <w:r>
+        <w:rPr>
+          <w:b/>
+          <w:bCs/>
+          <w:sz w:val="32"/>
+          <w:szCs w:val="32"/>
+        </w:rPr>
+        <w:t xml:space="preserve"> </w:t>
+      </w:r>
+      <w:r>
+        <w:rPr>
+          <w:b/>
+          <w:bCs/>
+          <w:sz w:val="32"/>
+          <w:szCs w:val="32"/>
+        </w:rPr>
+        <w:t>Division</w:t>
+      </w:r>
+      <w:r>
+        <w:rPr>
+          <w:b/>
+          <w:bCs/>
+          <w:sz w:val="32"/>
+          <w:szCs w:val="32"/>
+        </w:rPr>
+        <w:tab/>
+        <w:t>(10)</w:t>
+      </w:r>
+    </w:p>
+    <w:p>
+      <w:pPr>
+        <w:rPr>
+          <w:b/>
+          <w:bCs/>
+          <w:sz w:val="32"/>
+          <w:szCs w:val="32"/>
+        </w:rPr>
+      </w:pPr>
+    </w:p>
+    <w:p>
+      <w:pPr>
+        <w:rPr>
+          <w:rFonts w:eastAsiaTheme="minorEastAsia"/>
+          <w:b/>
+          <w:bCs/>
+          <w:sz w:val="96"/>
+          <w:szCs w:val="96"/>
+        </w:rPr>
+      </w:pPr>
+      <m:oMath>
+        <m:rad>
+          <m:radPr>
+            <m:ctrlPr>
+              <w:rPr>
+                <w:rFonts w:ascii="Cambria Math" w:eastAsiaTheme="minorEastAsia" w:hAnsi="Cambria Math"/>
+                <w:b/>
+                <w:bCs/>
+                <w:i/>
+                <w:sz w:val="96"/>
+                <w:szCs w:val="96"/>
+              </w:rPr>
+            </m:ctrlPr>
+          </m:radPr>
+          <m:deg>
+            <m:r>
+              <m:rPr>
+                <m:sty m:val="bi"/>
+              </m:rPr>
+              <w:rPr>
+                <w:rFonts w:ascii="Cambria Math" w:hAnsi="Cambria Math"/>
+                <w:sz w:val="96"/>
+                <w:szCs w:val="96"/>
+              </w:rPr>
+              <m:t>3</m:t>
+            </m:r>
+          </m:deg>
+          <m:e>
+            <m:r>
+              <m:rPr>
+                <m:sty m:val="bi"/>
+              </m:rPr>
+              <w:rPr>
+                <w:rFonts w:ascii="Cambria Math" w:eastAsiaTheme="minorEastAsia" w:hAnsi="Cambria Math"/>
+                <w:sz w:val="96"/>
+                <w:szCs w:val="96"/>
+              </w:rPr>
+              <m:t>18</m:t>
+            </m:r>
+            <m:r>
+              <m:rPr>
+                <m:sty m:val="bi"/>
+              </m:rPr>
+              <w:rPr>
+                <w:rFonts w:ascii="Cambria Math" w:eastAsiaTheme="minorEastAsia" w:hAnsi="Cambria Math"/>
+                <w:sz w:val="96"/>
+                <w:szCs w:val="96"/>
+              </w:rPr>
+              <m:t xml:space="preserve"> </m:t>
+            </m:r>
+          </m:e>
+        </m:rad>
+        <m:r>
+          <m:rPr>
+            <m:sty m:val="bi"/>
+          </m:rPr>
+          <w:rPr>
+            <w:rFonts w:ascii="Cambria Math" w:eastAsiaTheme="minorEastAsia" w:hAnsi="Cambria Math"/>
+            <w:sz w:val="96"/>
+            <w:szCs w:val="96"/>
+          </w:rPr>
+          <m:t xml:space="preserve">      </m:t>
+        </m:r>
+        <m:rad>
+          <m:radPr>
+            <m:ctrlPr>
+              <w:rPr>
+                <w:rFonts w:ascii="Cambria Math" w:eastAsiaTheme="minorEastAsia" w:hAnsi="Cambria Math"/>
+                <w:b/>
+                <w:bCs/>
+                <w:i/>
+                <w:sz w:val="96"/>
+                <w:szCs w:val="96"/>
+              </w:rPr>
+            </m:ctrlPr>
+          </m:radPr>
+          <m:deg>
+            <m:r>
+              <m:rPr>
+                <m:sty m:val="bi"/>
+              </m:rPr>
+              <w:rPr>
+                <w:rFonts w:ascii="Cambria Math" w:hAnsi="Cambria Math"/>
+                <w:sz w:val="96"/>
+                <w:szCs w:val="96"/>
+              </w:rPr>
+              <m:t>3</m:t>
+            </m:r>
+          </m:deg>
+          <m:e>
+            <m:r>
+              <m:rPr>
+                <m:sty m:val="bi"/>
+              </m:rPr>
+              <w:rPr>
+                <w:rFonts w:ascii="Cambria Math" w:eastAsiaTheme="minorEastAsia" w:hAnsi="Cambria Math"/>
+                <w:sz w:val="96"/>
+                <w:szCs w:val="96"/>
+              </w:rPr>
+              <m:t>1</m:t>
+            </m:r>
+            <m:r>
+              <m:rPr>
+                <m:sty m:val="bi"/>
+              </m:rPr>
+              <w:rPr>
+                <w:rFonts w:ascii="Cambria Math" w:eastAsiaTheme="minorEastAsia" w:hAnsi="Cambria Math"/>
+                <w:sz w:val="96"/>
+                <w:szCs w:val="96"/>
+              </w:rPr>
+              <m:t>5</m:t>
+            </m:r>
+            <m:r>
+              <m:rPr>
+                <m:sty m:val="bi"/>
+              </m:rPr>
+              <w:rPr>
+                <w:rFonts w:ascii="Cambria Math" w:eastAsiaTheme="minorEastAsia" w:hAnsi="Cambria Math"/>
+                <w:sz w:val="96"/>
+                <w:szCs w:val="96"/>
+              </w:rPr>
+              <m:t xml:space="preserve"> </m:t>
+            </m:r>
+          </m:e>
+        </m:rad>
+        <m:r>
+          <m:rPr>
+            <m:sty m:val="bi"/>
+          </m:rPr>
+          <w:rPr>
+            <w:rFonts w:ascii="Cambria Math" w:eastAsiaTheme="minorEastAsia" w:hAnsi="Cambria Math"/>
+            <w:sz w:val="96"/>
+            <w:szCs w:val="96"/>
+          </w:rPr>
+          <m:t xml:space="preserve">        </m:t>
+        </m:r>
+        <m:rad>
+          <m:radPr>
+            <m:ctrlPr>
+              <w:rPr>
+                <w:rFonts w:ascii="Cambria Math" w:eastAsiaTheme="minorEastAsia" w:hAnsi="Cambria Math"/>
+                <w:b/>
+                <w:bCs/>
+                <w:i/>
+                <w:sz w:val="96"/>
+                <w:szCs w:val="96"/>
+              </w:rPr>
+            </m:ctrlPr>
+          </m:radPr>
+          <m:deg>
+            <m:r>
+              <m:rPr>
+                <m:sty m:val="bi"/>
+              </m:rPr>
+              <w:rPr>
+                <w:rFonts w:ascii="Cambria Math" w:hAnsi="Cambria Math"/>
+                <w:sz w:val="96"/>
+                <w:szCs w:val="96"/>
+              </w:rPr>
+              <m:t>3</m:t>
+            </m:r>
+          </m:deg>
+          <m:e>
+            <m:r>
+              <m:rPr>
+                <m:sty m:val="bi"/>
+              </m:rPr>
+              <w:rPr>
+                <w:rFonts w:ascii="Cambria Math" w:eastAsiaTheme="minorEastAsia" w:hAnsi="Cambria Math"/>
+                <w:sz w:val="96"/>
+                <w:szCs w:val="96"/>
+              </w:rPr>
+              <m:t>1</m:t>
+            </m:r>
+            <m:r>
+              <m:rPr>
+                <m:sty m:val="bi"/>
+              </m:rPr>
+              <w:rPr>
+                <w:rFonts w:ascii="Cambria Math" w:eastAsiaTheme="minorEastAsia" w:hAnsi="Cambria Math"/>
+                <w:sz w:val="96"/>
+                <w:szCs w:val="96"/>
+              </w:rPr>
+              <m:t>2</m:t>
+            </m:r>
+            <m:r>
+              <m:rPr>
+                <m:sty m:val="bi"/>
+              </m:rPr>
+              <w:rPr>
+                <w:rFonts w:ascii="Cambria Math" w:eastAsiaTheme="minorEastAsia" w:hAnsi="Cambria Math"/>
+                <w:sz w:val="96"/>
+                <w:szCs w:val="96"/>
+              </w:rPr>
+              <m:t xml:space="preserve"> </m:t>
+            </m:r>
+          </m:e>
+        </m:rad>
+      </m:oMath>
+      <w:r>
+        <w:rPr>
+          <w:rFonts w:eastAsiaTheme="minorEastAsia"/>
+          <w:b/>
+          <w:bCs/>
+          <w:sz w:val="96"/>
+          <w:szCs w:val="96"/>
         </w:rPr>
         <w:br w:type="page"/>
       </w:r>
@@ -4397,8 +6480,8 @@
     </w:tbl>
     <w:p/>
     <w:sectPr>
-      <w:pgSz w:w="12240" w:h="15840"/>
-      <w:pgMar w:top="1440" w:right="1440" w:bottom="1440" w:left="1440" w:header="720" w:footer="720" w:gutter="0"/>
+      <w:pgSz w:w="11906" w:h="16838" w:code="9"/>
+      <w:pgMar w:top="720" w:right="720" w:bottom="720" w:left="720" w:header="720" w:footer="720" w:gutter="0"/>
       <w:cols w:space="720"/>
       <w:docGrid w:linePitch="360"/>
     </w:sectPr>
@@ -6930,7 +9013,7 @@
   <w:style w:type="paragraph" w:default="1" w:styleId="Normal">
     <w:name w:val="Normal"/>
     <w:qFormat/>
-    <w:rsid w:val="004632E1"/>
+    <w:rsid w:val="00755B78"/>
   </w:style>
   <w:style w:type="character" w:default="1" w:styleId="DefaultParagraphFont">
     <w:name w:val="Default Paragraph Font"/>
@@ -6988,6 +9071,16 @@
         <w:insideV w:val="single" w:sz="4" w:space="0" w:color="auto"/>
       </w:tblBorders>
     </w:tblPr>
+  </w:style>
+  <w:style w:type="character" w:styleId="PlaceholderText">
+    <w:name w:val="Placeholder Text"/>
+    <w:basedOn w:val="DefaultParagraphFont"/>
+    <w:uiPriority w:val="99"/>
+    <w:semiHidden/>
+    <w:rsid w:val="00B46AB9"/>
+    <w:rPr>
+      <w:color w:val="666666"/>
+    </w:rPr>
   </w:style>
 </w:styles>
 </file>

--- a/Sindhi Muslim/Papers/Final Term/Class 2/Class 2 - Maths.docx
+++ b/Sindhi Muslim/Papers/Final Term/Class 2/Class 2 - Maths.docx
@@ -1605,7 +1605,7 @@
                 <w:szCs w:val="32"/>
               </w:rPr>
               <w:drawing>
-                <wp:inline distT="0" distB="0" distL="0" distR="0" wp14:anchorId="21251B2D" wp14:editId="27906265">
+                <wp:inline distT="0" distB="0" distL="0" distR="0" wp14:anchorId="21251B2D" wp14:editId="7A112593">
                   <wp:extent cx="274320" cy="381221"/>
                   <wp:effectExtent l="0" t="0" r="0" b="0"/>
                   <wp:docPr id="1249825170" name="Picture 2"/>
@@ -2579,16 +2579,7 @@
           <w:sz w:val="32"/>
           <w:szCs w:val="32"/>
         </w:rPr>
-        <w:t>2</w:t>
-      </w:r>
-      <w:r>
-        <w:rPr>
-          <w:b/>
-          <w:bCs/>
-          <w:sz w:val="32"/>
-          <w:szCs w:val="32"/>
-        </w:rPr>
-        <w:t>.</w:t>
+        <w:t>2.</w:t>
       </w:r>
       <w:r>
         <w:rPr>
@@ -3449,16 +3440,7 @@
           <w:sz w:val="32"/>
           <w:szCs w:val="32"/>
         </w:rPr>
-        <w:t>3</w:t>
-      </w:r>
-      <w:r>
-        <w:rPr>
-          <w:b/>
-          <w:bCs/>
-          <w:sz w:val="32"/>
-          <w:szCs w:val="32"/>
-        </w:rPr>
-        <w:t>.</w:t>
+        <w:t>3.</w:t>
       </w:r>
       <w:r>
         <w:rPr>
@@ -4282,16 +4264,7 @@
           <w:sz w:val="32"/>
           <w:szCs w:val="32"/>
         </w:rPr>
-        <w:t>4</w:t>
-      </w:r>
-      <w:r>
-        <w:rPr>
-          <w:b/>
-          <w:bCs/>
-          <w:sz w:val="32"/>
-          <w:szCs w:val="32"/>
-        </w:rPr>
-        <w:t>.</w:t>
+        <w:t>4.</w:t>
       </w:r>
       <w:r>
         <w:rPr>
@@ -4311,15 +4284,145 @@
         </w:rPr>
         <w:t>Division</w:t>
       </w:r>
+    </w:p>
+    <w:p>
+      <w:pPr>
+        <w:rPr>
+          <w:b/>
+          <w:bCs/>
+          <w:sz w:val="32"/>
+          <w:szCs w:val="32"/>
+        </w:rPr>
+      </w:pPr>
       <w:r>
         <w:rPr>
           <w:b/>
           <w:bCs/>
-          <w:sz w:val="32"/>
-          <w:szCs w:val="32"/>
-        </w:rPr>
-        <w:tab/>
-        <w:t>(10)</w:t>
+          <w:noProof/>
+          <w:sz w:val="32"/>
+          <w:szCs w:val="32"/>
+        </w:rPr>
+        <mc:AlternateContent>
+          <mc:Choice Requires="wps">
+            <w:drawing>
+              <wp:anchor distT="0" distB="0" distL="114300" distR="114300" simplePos="0" relativeHeight="251665408" behindDoc="0" locked="0" layoutInCell="1" allowOverlap="1" wp14:anchorId="653F1EB8" wp14:editId="39B3B9AD">
+                <wp:simplePos x="0" y="0"/>
+                <wp:positionH relativeFrom="column">
+                  <wp:posOffset>2345119</wp:posOffset>
+                </wp:positionH>
+                <wp:positionV relativeFrom="paragraph">
+                  <wp:posOffset>340995</wp:posOffset>
+                </wp:positionV>
+                <wp:extent cx="553250" cy="675650"/>
+                <wp:effectExtent l="0" t="0" r="0" b="0"/>
+                <wp:wrapNone/>
+                <wp:docPr id="1815804515" name="Text Box 2"/>
+                <wp:cNvGraphicFramePr/>
+                <a:graphic xmlns:a="http://schemas.openxmlformats.org/drawingml/2006/main">
+                  <a:graphicData uri="http://schemas.microsoft.com/office/word/2010/wordprocessingShape">
+                    <wps:wsp>
+                      <wps:cNvSpPr txBox="1"/>
+                      <wps:spPr>
+                        <a:xfrm>
+                          <a:off x="0" y="0"/>
+                          <a:ext cx="553250" cy="675650"/>
+                        </a:xfrm>
+                        <a:prstGeom prst="rect">
+                          <a:avLst/>
+                        </a:prstGeom>
+                        <a:noFill/>
+                        <a:ln w="6350">
+                          <a:noFill/>
+                        </a:ln>
+                      </wps:spPr>
+                      <wps:txbx>
+                        <w:txbxContent>
+                          <w:p>
+                            <w:pPr>
+                              <w:rPr>
+                                <w:rFonts w:ascii="Cambria Math" w:hAnsi="Cambria Math"/>
+                                <w:b/>
+                                <w:bCs/>
+                                <w:sz w:val="72"/>
+                                <w:szCs w:val="72"/>
+                              </w:rPr>
+                            </w:pPr>
+                            <w:r>
+                              <w:rPr>
+                                <w:rFonts w:ascii="Cambria Math" w:hAnsi="Cambria Math"/>
+                                <w:b/>
+                                <w:bCs/>
+                                <w:sz w:val="72"/>
+                                <w:szCs w:val="72"/>
+                              </w:rPr>
+                              <w:t>6</w:t>
+                            </w:r>
+                          </w:p>
+                        </w:txbxContent>
+                      </wps:txbx>
+                      <wps:bodyPr rot="0" spcFirstLastPara="0" vertOverflow="overflow" horzOverflow="overflow" vert="horz" wrap="square" lIns="91440" tIns="45720" rIns="91440" bIns="45720" numCol="1" spcCol="0" rtlCol="0" fromWordArt="0" anchor="t" anchorCtr="0" forceAA="0" compatLnSpc="1">
+                        <a:prstTxWarp prst="textNoShape">
+                          <a:avLst/>
+                        </a:prstTxWarp>
+                        <a:noAutofit/>
+                      </wps:bodyPr>
+                    </wps:wsp>
+                  </a:graphicData>
+                </a:graphic>
+                <wp14:sizeRelH relativeFrom="margin">
+                  <wp14:pctWidth>0</wp14:pctWidth>
+                </wp14:sizeRelH>
+                <wp14:sizeRelV relativeFrom="margin">
+                  <wp14:pctHeight>0</wp14:pctHeight>
+                </wp14:sizeRelV>
+              </wp:anchor>
+            </w:drawing>
+          </mc:Choice>
+          <mc:Fallback>
+            <w:pict>
+              <v:shapetype w14:anchorId="653F1EB8" id="_x0000_t202" coordsize="21600,21600" o:spt="202" path="m,l,21600r21600,l21600,xe">
+                <v:stroke joinstyle="miter"/>
+                <v:path gradientshapeok="t" o:connecttype="rect"/>
+              </v:shapetype>
+              <v:shape id="Text Box 2" o:spid="_x0000_s1026" type="#_x0000_t202" style="position:absolute;margin-left:184.65pt;margin-top:26.85pt;width:43.55pt;height:53.2pt;z-index:251665408;visibility:visible;mso-wrap-style:square;mso-width-percent:0;mso-height-percent:0;mso-wrap-distance-left:9pt;mso-wrap-distance-top:0;mso-wrap-distance-right:9pt;mso-wrap-distance-bottom:0;mso-position-horizontal:absolute;mso-position-horizontal-relative:text;mso-position-vertical:absolute;mso-position-vertical-relative:text;mso-width-percent:0;mso-height-percent:0;mso-width-relative:margin;mso-height-relative:margin;v-text-anchor:top" o:gfxdata="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" filled="f" stroked="f" strokeweight=".5pt">
+                <v:textbox>
+                  <w:txbxContent>
+                    <w:p>
+                      <w:pPr>
+                        <w:rPr>
+                          <w:rFonts w:ascii="Cambria Math" w:hAnsi="Cambria Math"/>
+                          <w:b/>
+                          <w:bCs/>
+                          <w:sz w:val="72"/>
+                          <w:szCs w:val="72"/>
+                        </w:rPr>
+                      </w:pPr>
+                      <w:r>
+                        <w:rPr>
+                          <w:rFonts w:ascii="Cambria Math" w:hAnsi="Cambria Math"/>
+                          <w:b/>
+                          <w:bCs/>
+                          <w:sz w:val="72"/>
+                          <w:szCs w:val="72"/>
+                        </w:rPr>
+                        <w:t>6</w:t>
+                      </w:r>
+                    </w:p>
+                  </w:txbxContent>
+                </v:textbox>
+              </v:shape>
+            </w:pict>
+          </mc:Fallback>
+        </mc:AlternateContent>
+      </w:r>
+      <w:r>
+        <w:rPr>
+          <w:b/>
+          <w:bCs/>
+          <w:sz w:val="32"/>
+          <w:szCs w:val="32"/>
+        </w:rPr>
+        <w:t xml:space="preserve">Write the name of the following </w:t>
       </w:r>
     </w:p>
     <w:p>
@@ -4331,6 +4434,905 @@
           <w:szCs w:val="32"/>
         </w:rPr>
       </w:pPr>
+      <w:r>
+        <w:rPr>
+          <w:b/>
+          <w:bCs/>
+          <w:noProof/>
+          <w:sz w:val="32"/>
+          <w:szCs w:val="32"/>
+        </w:rPr>
+        <mc:AlternateContent>
+          <mc:Choice Requires="wps">
+            <w:drawing>
+              <wp:anchor distT="0" distB="0" distL="114300" distR="114300" simplePos="0" relativeHeight="251678720" behindDoc="0" locked="0" layoutInCell="1" allowOverlap="1" wp14:anchorId="28DEA5F2" wp14:editId="2F155BFE">
+                <wp:simplePos x="0" y="0"/>
+                <wp:positionH relativeFrom="column">
+                  <wp:posOffset>4149090</wp:posOffset>
+                </wp:positionH>
+                <wp:positionV relativeFrom="paragraph">
+                  <wp:posOffset>2712085</wp:posOffset>
+                </wp:positionV>
+                <wp:extent cx="1090930" cy="629920"/>
+                <wp:effectExtent l="0" t="0" r="0" b="0"/>
+                <wp:wrapNone/>
+                <wp:docPr id="528545474" name="Text Box 7"/>
+                <wp:cNvGraphicFramePr/>
+                <a:graphic xmlns:a="http://schemas.openxmlformats.org/drawingml/2006/main">
+                  <a:graphicData uri="http://schemas.microsoft.com/office/word/2010/wordprocessingShape">
+                    <wps:wsp>
+                      <wps:cNvSpPr txBox="1"/>
+                      <wps:spPr>
+                        <a:xfrm>
+                          <a:off x="0" y="0"/>
+                          <a:ext cx="1090930" cy="629920"/>
+                        </a:xfrm>
+                        <a:prstGeom prst="rect">
+                          <a:avLst/>
+                        </a:prstGeom>
+                        <a:noFill/>
+                        <a:ln w="6350">
+                          <a:noFill/>
+                        </a:ln>
+                      </wps:spPr>
+                      <wps:txbx>
+                        <w:txbxContent>
+                          <w:p>
+                            <w:pPr>
+                              <w:rPr>
+                                <w:sz w:val="56"/>
+                                <w:szCs w:val="56"/>
+                              </w:rPr>
+                            </w:pPr>
+                            <m:oMathPara>
+                              <m:oMath>
+                                <m:rad>
+                                  <m:radPr>
+                                    <m:ctrlPr>
+                                      <w:rPr>
+                                        <w:rFonts w:ascii="Cambria Math" w:hAnsi="Cambria Math"/>
+                                        <w:i/>
+                                        <w:sz w:val="56"/>
+                                        <w:szCs w:val="56"/>
+                                      </w:rPr>
+                                    </m:ctrlPr>
+                                  </m:radPr>
+                                  <m:deg>
+                                    <m:r>
+                                      <w:rPr>
+                                        <w:rFonts w:ascii="Cambria Math" w:hAnsi="Cambria Math"/>
+                                        <w:sz w:val="56"/>
+                                        <w:szCs w:val="56"/>
+                                      </w:rPr>
+                                      <m:t>3</m:t>
+                                    </m:r>
+                                  </m:deg>
+                                  <m:e>
+                                    <m:r>
+                                      <w:rPr>
+                                        <w:rFonts w:ascii="Cambria Math" w:hAnsi="Cambria Math"/>
+                                        <w:sz w:val="56"/>
+                                        <w:szCs w:val="56"/>
+                                      </w:rPr>
+                                      <m:t>12</m:t>
+                                    </m:r>
+                                  </m:e>
+                                </m:rad>
+                              </m:oMath>
+                            </m:oMathPara>
+                          </w:p>
+                        </w:txbxContent>
+                      </wps:txbx>
+                      <wps:bodyPr rot="0" spcFirstLastPara="0" vertOverflow="overflow" horzOverflow="overflow" vert="horz" wrap="square" lIns="91440" tIns="45720" rIns="91440" bIns="45720" numCol="1" spcCol="0" rtlCol="0" fromWordArt="0" anchor="t" anchorCtr="0" forceAA="0" compatLnSpc="1">
+                        <a:prstTxWarp prst="textNoShape">
+                          <a:avLst/>
+                        </a:prstTxWarp>
+                        <a:noAutofit/>
+                      </wps:bodyPr>
+                    </wps:wsp>
+                  </a:graphicData>
+                </a:graphic>
+                <wp14:sizeRelH relativeFrom="margin">
+                  <wp14:pctWidth>0</wp14:pctWidth>
+                </wp14:sizeRelH>
+                <wp14:sizeRelV relativeFrom="margin">
+                  <wp14:pctHeight>0</wp14:pctHeight>
+                </wp14:sizeRelV>
+              </wp:anchor>
+            </w:drawing>
+          </mc:Choice>
+          <mc:Fallback>
+            <w:pict>
+              <v:shape w14:anchorId="28DEA5F2" id="Text Box 7" o:spid="_x0000_s1027" type="#_x0000_t202" style="position:absolute;margin-left:326.7pt;margin-top:213.55pt;width:85.9pt;height:49.6pt;z-index:251678720;visibility:visible;mso-wrap-style:square;mso-width-percent:0;mso-height-percent:0;mso-wrap-distance-left:9pt;mso-wrap-distance-top:0;mso-wrap-distance-right:9pt;mso-wrap-distance-bottom:0;mso-position-horizontal:absolute;mso-position-horizontal-relative:text;mso-position-vertical:absolute;mso-position-vertical-relative:text;mso-width-percent:0;mso-height-percent:0;mso-width-relative:margin;mso-height-relative:margin;v-text-anchor:top" o:gfxdata="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" filled="f" stroked="f" strokeweight=".5pt">
+                <v:textbox>
+                  <w:txbxContent>
+                    <w:p>
+                      <w:pPr>
+                        <w:rPr>
+                          <w:sz w:val="56"/>
+                          <w:szCs w:val="56"/>
+                        </w:rPr>
+                      </w:pPr>
+                      <m:oMathPara>
+                        <m:oMath>
+                          <m:rad>
+                            <m:radPr>
+                              <m:ctrlPr>
+                                <w:rPr>
+                                  <w:rFonts w:ascii="Cambria Math" w:hAnsi="Cambria Math"/>
+                                  <w:i/>
+                                  <w:sz w:val="56"/>
+                                  <w:szCs w:val="56"/>
+                                </w:rPr>
+                              </m:ctrlPr>
+                            </m:radPr>
+                            <m:deg>
+                              <m:r>
+                                <w:rPr>
+                                  <w:rFonts w:ascii="Cambria Math" w:hAnsi="Cambria Math"/>
+                                  <w:sz w:val="56"/>
+                                  <w:szCs w:val="56"/>
+                                </w:rPr>
+                                <m:t>3</m:t>
+                              </m:r>
+                            </m:deg>
+                            <m:e>
+                              <m:r>
+                                <w:rPr>
+                                  <w:rFonts w:ascii="Cambria Math" w:hAnsi="Cambria Math"/>
+                                  <w:sz w:val="56"/>
+                                  <w:szCs w:val="56"/>
+                                </w:rPr>
+                                <m:t>12</m:t>
+                              </m:r>
+                            </m:e>
+                          </m:rad>
+                        </m:oMath>
+                      </m:oMathPara>
+                    </w:p>
+                  </w:txbxContent>
+                </v:textbox>
+              </v:shape>
+            </w:pict>
+          </mc:Fallback>
+        </mc:AlternateContent>
+      </w:r>
+      <w:r>
+        <w:rPr>
+          <w:b/>
+          <w:bCs/>
+          <w:noProof/>
+          <w:sz w:val="32"/>
+          <w:szCs w:val="32"/>
+        </w:rPr>
+        <mc:AlternateContent>
+          <mc:Choice Requires="wps">
+            <w:drawing>
+              <wp:anchor distT="0" distB="0" distL="114300" distR="114300" simplePos="0" relativeHeight="251676672" behindDoc="0" locked="0" layoutInCell="1" allowOverlap="1" wp14:anchorId="31F88464" wp14:editId="121E4A4E">
+                <wp:simplePos x="0" y="0"/>
+                <wp:positionH relativeFrom="column">
+                  <wp:posOffset>41910</wp:posOffset>
+                </wp:positionH>
+                <wp:positionV relativeFrom="paragraph">
+                  <wp:posOffset>2709481</wp:posOffset>
+                </wp:positionV>
+                <wp:extent cx="1836420" cy="629920"/>
+                <wp:effectExtent l="0" t="0" r="0" b="0"/>
+                <wp:wrapNone/>
+                <wp:docPr id="1942074151" name="Text Box 7"/>
+                <wp:cNvGraphicFramePr/>
+                <a:graphic xmlns:a="http://schemas.openxmlformats.org/drawingml/2006/main">
+                  <a:graphicData uri="http://schemas.microsoft.com/office/word/2010/wordprocessingShape">
+                    <wps:wsp>
+                      <wps:cNvSpPr txBox="1"/>
+                      <wps:spPr>
+                        <a:xfrm>
+                          <a:off x="0" y="0"/>
+                          <a:ext cx="1836420" cy="629920"/>
+                        </a:xfrm>
+                        <a:prstGeom prst="rect">
+                          <a:avLst/>
+                        </a:prstGeom>
+                        <a:noFill/>
+                        <a:ln w="6350">
+                          <a:noFill/>
+                        </a:ln>
+                      </wps:spPr>
+                      <wps:txbx>
+                        <w:txbxContent>
+                          <w:p>
+                            <w:pPr>
+                              <w:rPr>
+                                <w:sz w:val="56"/>
+                                <w:szCs w:val="56"/>
+                              </w:rPr>
+                            </w:pPr>
+                            <w:r>
+                              <w:rPr>
+                                <w:sz w:val="56"/>
+                                <w:szCs w:val="56"/>
+                              </w:rPr>
+                              <w:t xml:space="preserve">15 </w:t>
+                            </w:r>
+                            <w:r>
+                              <w:rPr>
+                                <w:rFonts w:cstheme="minorHAnsi"/>
+                                <w:sz w:val="56"/>
+                                <w:szCs w:val="56"/>
+                              </w:rPr>
+                              <w:t>÷</w:t>
+                            </w:r>
+                            <w:r>
+                              <w:rPr>
+                                <w:sz w:val="56"/>
+                                <w:szCs w:val="56"/>
+                              </w:rPr>
+                              <w:t xml:space="preserve"> 3 =</w:t>
+                            </w:r>
+                          </w:p>
+                        </w:txbxContent>
+                      </wps:txbx>
+                      <wps:bodyPr rot="0" spcFirstLastPara="0" vertOverflow="overflow" horzOverflow="overflow" vert="horz" wrap="square" lIns="91440" tIns="45720" rIns="91440" bIns="45720" numCol="1" spcCol="0" rtlCol="0" fromWordArt="0" anchor="t" anchorCtr="0" forceAA="0" compatLnSpc="1">
+                        <a:prstTxWarp prst="textNoShape">
+                          <a:avLst/>
+                        </a:prstTxWarp>
+                        <a:noAutofit/>
+                      </wps:bodyPr>
+                    </wps:wsp>
+                  </a:graphicData>
+                </a:graphic>
+                <wp14:sizeRelH relativeFrom="margin">
+                  <wp14:pctWidth>0</wp14:pctWidth>
+                </wp14:sizeRelH>
+                <wp14:sizeRelV relativeFrom="margin">
+                  <wp14:pctHeight>0</wp14:pctHeight>
+                </wp14:sizeRelV>
+              </wp:anchor>
+            </w:drawing>
+          </mc:Choice>
+          <mc:Fallback>
+            <w:pict>
+              <v:shape w14:anchorId="31F88464" id="_x0000_s1028" type="#_x0000_t202" style="position:absolute;margin-left:3.3pt;margin-top:213.35pt;width:144.6pt;height:49.6pt;z-index:251676672;visibility:visible;mso-wrap-style:square;mso-width-percent:0;mso-height-percent:0;mso-wrap-distance-left:9pt;mso-wrap-distance-top:0;mso-wrap-distance-right:9pt;mso-wrap-distance-bottom:0;mso-position-horizontal:absolute;mso-position-horizontal-relative:text;mso-position-vertical:absolute;mso-position-vertical-relative:text;mso-width-percent:0;mso-height-percent:0;mso-width-relative:margin;mso-height-relative:margin;v-text-anchor:top" o:gfxdata="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" filled="f" stroked="f" strokeweight=".5pt">
+                <v:textbox>
+                  <w:txbxContent>
+                    <w:p>
+                      <w:pPr>
+                        <w:rPr>
+                          <w:sz w:val="56"/>
+                          <w:szCs w:val="56"/>
+                        </w:rPr>
+                      </w:pPr>
+                      <w:r>
+                        <w:rPr>
+                          <w:sz w:val="56"/>
+                          <w:szCs w:val="56"/>
+                        </w:rPr>
+                        <w:t xml:space="preserve">15 </w:t>
+                      </w:r>
+                      <w:r>
+                        <w:rPr>
+                          <w:rFonts w:cstheme="minorHAnsi"/>
+                          <w:sz w:val="56"/>
+                          <w:szCs w:val="56"/>
+                        </w:rPr>
+                        <w:t>÷</w:t>
+                      </w:r>
+                      <w:r>
+                        <w:rPr>
+                          <w:sz w:val="56"/>
+                          <w:szCs w:val="56"/>
+                        </w:rPr>
+                        <w:t xml:space="preserve"> 3 =</w:t>
+                      </w:r>
+                    </w:p>
+                  </w:txbxContent>
+                </v:textbox>
+              </v:shape>
+            </w:pict>
+          </mc:Fallback>
+        </mc:AlternateContent>
+      </w:r>
+      <w:r>
+        <w:rPr>
+          <w:b/>
+          <w:bCs/>
+          <w:noProof/>
+          <w:sz w:val="32"/>
+          <w:szCs w:val="32"/>
+        </w:rPr>
+        <mc:AlternateContent>
+          <mc:Choice Requires="wps">
+            <w:drawing>
+              <wp:anchor distT="0" distB="0" distL="114300" distR="114300" simplePos="0" relativeHeight="251675648" behindDoc="0" locked="0" layoutInCell="1" allowOverlap="1" wp14:anchorId="19D59A99" wp14:editId="78A9CD34">
+                <wp:simplePos x="0" y="0"/>
+                <wp:positionH relativeFrom="column">
+                  <wp:posOffset>-43190</wp:posOffset>
+                </wp:positionH>
+                <wp:positionV relativeFrom="paragraph">
+                  <wp:posOffset>469345</wp:posOffset>
+                </wp:positionV>
+                <wp:extent cx="1106170" cy="353449"/>
+                <wp:effectExtent l="0" t="0" r="17780" b="27940"/>
+                <wp:wrapNone/>
+                <wp:docPr id="1739516345" name="Text Box 6"/>
+                <wp:cNvGraphicFramePr/>
+                <a:graphic xmlns:a="http://schemas.openxmlformats.org/drawingml/2006/main">
+                  <a:graphicData uri="http://schemas.microsoft.com/office/word/2010/wordprocessingShape">
+                    <wps:wsp>
+                      <wps:cNvSpPr txBox="1"/>
+                      <wps:spPr>
+                        <a:xfrm>
+                          <a:off x="0" y="0"/>
+                          <a:ext cx="1106170" cy="353449"/>
+                        </a:xfrm>
+                        <a:prstGeom prst="rect">
+                          <a:avLst/>
+                        </a:prstGeom>
+                        <a:solidFill>
+                          <a:schemeClr val="lt1"/>
+                        </a:solidFill>
+                        <a:ln w="6350">
+                          <a:solidFill>
+                            <a:prstClr val="black"/>
+                          </a:solidFill>
+                        </a:ln>
+                      </wps:spPr>
+                      <wps:txbx>
+                        <w:txbxContent>
+                          <w:p/>
+                        </w:txbxContent>
+                      </wps:txbx>
+                      <wps:bodyPr rot="0" spcFirstLastPara="0" vertOverflow="overflow" horzOverflow="overflow" vert="horz" wrap="square" lIns="91440" tIns="45720" rIns="91440" bIns="45720" numCol="1" spcCol="0" rtlCol="0" fromWordArt="0" anchor="t" anchorCtr="0" forceAA="0" compatLnSpc="1">
+                        <a:prstTxWarp prst="textNoShape">
+                          <a:avLst/>
+                        </a:prstTxWarp>
+                        <a:noAutofit/>
+                      </wps:bodyPr>
+                    </wps:wsp>
+                  </a:graphicData>
+                </a:graphic>
+                <wp14:sizeRelV relativeFrom="margin">
+                  <wp14:pctHeight>0</wp14:pctHeight>
+                </wp14:sizeRelV>
+              </wp:anchor>
+            </w:drawing>
+          </mc:Choice>
+          <mc:Fallback>
+            <w:pict>
+              <v:shape w14:anchorId="19D59A99" id="Text Box 6" o:spid="_x0000_s1029" type="#_x0000_t202" style="position:absolute;margin-left:-3.4pt;margin-top:36.95pt;width:87.1pt;height:27.85pt;z-index:251675648;visibility:visible;mso-wrap-style:square;mso-height-percent:0;mso-wrap-distance-left:9pt;mso-wrap-distance-top:0;mso-wrap-distance-right:9pt;mso-wrap-distance-bottom:0;mso-position-horizontal:absolute;mso-position-horizontal-relative:text;mso-position-vertical:absolute;mso-position-vertical-relative:text;mso-height-percent:0;mso-height-relative:margin;v-text-anchor:top" o:gfxdata="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" fillcolor="white [3201]" strokeweight=".5pt">
+                <v:textbox>
+                  <w:txbxContent>
+                    <w:p/>
+                  </w:txbxContent>
+                </v:textbox>
+              </v:shape>
+            </w:pict>
+          </mc:Fallback>
+        </mc:AlternateContent>
+      </w:r>
+      <w:r>
+        <w:rPr>
+          <w:b/>
+          <w:bCs/>
+          <w:noProof/>
+          <w:sz w:val="32"/>
+          <w:szCs w:val="32"/>
+        </w:rPr>
+        <mc:AlternateContent>
+          <mc:Choice Requires="wps">
+            <w:drawing>
+              <wp:anchor distT="0" distB="0" distL="114300" distR="114300" simplePos="0" relativeHeight="251673600" behindDoc="0" locked="0" layoutInCell="1" allowOverlap="1" wp14:anchorId="087D61F3" wp14:editId="18F5D227">
+                <wp:simplePos x="0" y="0"/>
+                <wp:positionH relativeFrom="column">
+                  <wp:posOffset>-41910</wp:posOffset>
+                </wp:positionH>
+                <wp:positionV relativeFrom="paragraph">
+                  <wp:posOffset>79124</wp:posOffset>
+                </wp:positionV>
+                <wp:extent cx="1106170" cy="353449"/>
+                <wp:effectExtent l="0" t="0" r="17780" b="27940"/>
+                <wp:wrapNone/>
+                <wp:docPr id="1369779754" name="Text Box 6"/>
+                <wp:cNvGraphicFramePr/>
+                <a:graphic xmlns:a="http://schemas.openxmlformats.org/drawingml/2006/main">
+                  <a:graphicData uri="http://schemas.microsoft.com/office/word/2010/wordprocessingShape">
+                    <wps:wsp>
+                      <wps:cNvSpPr txBox="1"/>
+                      <wps:spPr>
+                        <a:xfrm>
+                          <a:off x="0" y="0"/>
+                          <a:ext cx="1106170" cy="353449"/>
+                        </a:xfrm>
+                        <a:prstGeom prst="rect">
+                          <a:avLst/>
+                        </a:prstGeom>
+                        <a:solidFill>
+                          <a:schemeClr val="lt1"/>
+                        </a:solidFill>
+                        <a:ln w="6350">
+                          <a:solidFill>
+                            <a:prstClr val="black"/>
+                          </a:solidFill>
+                        </a:ln>
+                      </wps:spPr>
+                      <wps:txbx>
+                        <w:txbxContent>
+                          <w:p/>
+                        </w:txbxContent>
+                      </wps:txbx>
+                      <wps:bodyPr rot="0" spcFirstLastPara="0" vertOverflow="overflow" horzOverflow="overflow" vert="horz" wrap="square" lIns="91440" tIns="45720" rIns="91440" bIns="45720" numCol="1" spcCol="0" rtlCol="0" fromWordArt="0" anchor="t" anchorCtr="0" forceAA="0" compatLnSpc="1">
+                        <a:prstTxWarp prst="textNoShape">
+                          <a:avLst/>
+                        </a:prstTxWarp>
+                        <a:noAutofit/>
+                      </wps:bodyPr>
+                    </wps:wsp>
+                  </a:graphicData>
+                </a:graphic>
+                <wp14:sizeRelV relativeFrom="margin">
+                  <wp14:pctHeight>0</wp14:pctHeight>
+                </wp14:sizeRelV>
+              </wp:anchor>
+            </w:drawing>
+          </mc:Choice>
+          <mc:Fallback>
+            <w:pict>
+              <v:shape w14:anchorId="087D61F3" id="_x0000_s1030" type="#_x0000_t202" style="position:absolute;margin-left:-3.3pt;margin-top:6.25pt;width:87.1pt;height:27.85pt;z-index:251673600;visibility:visible;mso-wrap-style:square;mso-height-percent:0;mso-wrap-distance-left:9pt;mso-wrap-distance-top:0;mso-wrap-distance-right:9pt;mso-wrap-distance-bottom:0;mso-position-horizontal:absolute;mso-position-horizontal-relative:text;mso-position-vertical:absolute;mso-position-vertical-relative:text;mso-height-percent:0;mso-height-relative:margin;v-text-anchor:top" o:gfxdata="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" fillcolor="white [3201]" strokeweight=".5pt">
+                <v:textbox>
+                  <w:txbxContent>
+                    <w:p/>
+                  </w:txbxContent>
+                </v:textbox>
+              </v:shape>
+            </w:pict>
+          </mc:Fallback>
+        </mc:AlternateContent>
+      </w:r>
+      <w:r>
+        <w:rPr>
+          <w:b/>
+          <w:bCs/>
+          <w:noProof/>
+          <w:sz w:val="32"/>
+          <w:szCs w:val="32"/>
+        </w:rPr>
+        <mc:AlternateContent>
+          <mc:Choice Requires="wps">
+            <w:drawing>
+              <wp:anchor distT="0" distB="0" distL="114300" distR="114300" simplePos="0" relativeHeight="251672576" behindDoc="0" locked="0" layoutInCell="1" allowOverlap="1" wp14:anchorId="7EC6095D" wp14:editId="2AFB429A">
+                <wp:simplePos x="0" y="0"/>
+                <wp:positionH relativeFrom="column">
+                  <wp:posOffset>1202231</wp:posOffset>
+                </wp:positionH>
+                <wp:positionV relativeFrom="paragraph">
+                  <wp:posOffset>594584</wp:posOffset>
+                </wp:positionV>
+                <wp:extent cx="445994" cy="0"/>
+                <wp:effectExtent l="38100" t="76200" r="0" b="95250"/>
+                <wp:wrapNone/>
+                <wp:docPr id="1611219132" name="Straight Arrow Connector 5"/>
+                <wp:cNvGraphicFramePr/>
+                <a:graphic xmlns:a="http://schemas.openxmlformats.org/drawingml/2006/main">
+                  <a:graphicData uri="http://schemas.microsoft.com/office/word/2010/wordprocessingShape">
+                    <wps:wsp>
+                      <wps:cNvCnPr/>
+                      <wps:spPr>
+                        <a:xfrm flipH="1">
+                          <a:off x="0" y="0"/>
+                          <a:ext cx="445994" cy="0"/>
+                        </a:xfrm>
+                        <a:prstGeom prst="straightConnector1">
+                          <a:avLst/>
+                        </a:prstGeom>
+                        <a:ln>
+                          <a:tailEnd type="triangle"/>
+                        </a:ln>
+                      </wps:spPr>
+                      <wps:style>
+                        <a:lnRef idx="3">
+                          <a:schemeClr val="dk1"/>
+                        </a:lnRef>
+                        <a:fillRef idx="0">
+                          <a:schemeClr val="dk1"/>
+                        </a:fillRef>
+                        <a:effectRef idx="2">
+                          <a:schemeClr val="dk1"/>
+                        </a:effectRef>
+                        <a:fontRef idx="minor">
+                          <a:schemeClr val="tx1"/>
+                        </a:fontRef>
+                      </wps:style>
+                      <wps:bodyPr/>
+                    </wps:wsp>
+                  </a:graphicData>
+                </a:graphic>
+              </wp:anchor>
+            </w:drawing>
+          </mc:Choice>
+          <mc:Fallback>
+            <w:pict>
+              <v:shapetype w14:anchorId="069AD20F" id="_x0000_t32" coordsize="21600,21600" o:spt="32" o:oned="t" path="m,l21600,21600e" filled="f">
+                <v:path arrowok="t" fillok="f" o:connecttype="none"/>
+                <o:lock v:ext="edit" shapetype="t"/>
+              </v:shapetype>
+              <v:shape id="Straight Arrow Connector 5" o:spid="_x0000_s1026" type="#_x0000_t32" style="position:absolute;margin-left:94.65pt;margin-top:46.8pt;width:35.1pt;height:0;flip:x;z-index:251672576;visibility:visible;mso-wrap-style:square;mso-wrap-distance-left:9pt;mso-wrap-distance-top:0;mso-wrap-distance-right:9pt;mso-wrap-distance-bottom:0;mso-position-horizontal:absolute;mso-position-horizontal-relative:text;mso-position-vertical:absolute;mso-position-vertical-relative:text" o:gfxdata="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" strokecolor="black [3200]" strokeweight="1.5pt">
+                <v:stroke endarrow="block" joinstyle="miter"/>
+              </v:shape>
+            </w:pict>
+          </mc:Fallback>
+        </mc:AlternateContent>
+      </w:r>
+      <w:r>
+        <w:rPr>
+          <w:b/>
+          <w:bCs/>
+          <w:noProof/>
+          <w:sz w:val="32"/>
+          <w:szCs w:val="32"/>
+        </w:rPr>
+        <mc:AlternateContent>
+          <mc:Choice Requires="wps">
+            <w:drawing>
+              <wp:anchor distT="0" distB="0" distL="114300" distR="114300" simplePos="0" relativeHeight="251671552" behindDoc="0" locked="0" layoutInCell="1" allowOverlap="1" wp14:anchorId="5B05ACA0" wp14:editId="5A921B19">
+                <wp:simplePos x="0" y="0"/>
+                <wp:positionH relativeFrom="column">
+                  <wp:posOffset>1202551</wp:posOffset>
+                </wp:positionH>
+                <wp:positionV relativeFrom="paragraph">
+                  <wp:posOffset>279539</wp:posOffset>
+                </wp:positionV>
+                <wp:extent cx="1075765" cy="0"/>
+                <wp:effectExtent l="38100" t="76200" r="0" b="95250"/>
+                <wp:wrapNone/>
+                <wp:docPr id="1604414876" name="Straight Arrow Connector 4"/>
+                <wp:cNvGraphicFramePr/>
+                <a:graphic xmlns:a="http://schemas.openxmlformats.org/drawingml/2006/main">
+                  <a:graphicData uri="http://schemas.microsoft.com/office/word/2010/wordprocessingShape">
+                    <wps:wsp>
+                      <wps:cNvCnPr/>
+                      <wps:spPr>
+                        <a:xfrm flipH="1">
+                          <a:off x="0" y="0"/>
+                          <a:ext cx="1075765" cy="0"/>
+                        </a:xfrm>
+                        <a:prstGeom prst="straightConnector1">
+                          <a:avLst/>
+                        </a:prstGeom>
+                        <a:ln>
+                          <a:tailEnd type="triangle"/>
+                        </a:ln>
+                      </wps:spPr>
+                      <wps:style>
+                        <a:lnRef idx="3">
+                          <a:schemeClr val="dk1"/>
+                        </a:lnRef>
+                        <a:fillRef idx="0">
+                          <a:schemeClr val="dk1"/>
+                        </a:fillRef>
+                        <a:effectRef idx="2">
+                          <a:schemeClr val="dk1"/>
+                        </a:effectRef>
+                        <a:fontRef idx="minor">
+                          <a:schemeClr val="tx1"/>
+                        </a:fontRef>
+                      </wps:style>
+                      <wps:bodyPr/>
+                    </wps:wsp>
+                  </a:graphicData>
+                </a:graphic>
+              </wp:anchor>
+            </w:drawing>
+          </mc:Choice>
+          <mc:Fallback>
+            <w:pict>
+              <v:shape w14:anchorId="5A76F8D5" id="Straight Arrow Connector 4" o:spid="_x0000_s1026" type="#_x0000_t32" style="position:absolute;margin-left:94.7pt;margin-top:22pt;width:84.7pt;height:0;flip:x;z-index:251671552;visibility:visible;mso-wrap-style:square;mso-wrap-distance-left:9pt;mso-wrap-distance-top:0;mso-wrap-distance-right:9pt;mso-wrap-distance-bottom:0;mso-position-horizontal:absolute;mso-position-horizontal-relative:text;mso-position-vertical:absolute;mso-position-vertical-relative:text" o:gfxdata="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" strokecolor="black [3200]" strokeweight="1.5pt">
+                <v:stroke endarrow="block" joinstyle="miter"/>
+              </v:shape>
+            </w:pict>
+          </mc:Fallback>
+        </mc:AlternateContent>
+      </w:r>
+      <w:r>
+        <w:rPr>
+          <w:b/>
+          <w:bCs/>
+          <w:noProof/>
+          <w:sz w:val="32"/>
+          <w:szCs w:val="32"/>
+        </w:rPr>
+        <mc:AlternateContent>
+          <mc:Choice Requires="wps">
+            <w:drawing>
+              <wp:anchor distT="0" distB="0" distL="114300" distR="114300" simplePos="0" relativeHeight="251670528" behindDoc="0" locked="0" layoutInCell="1" allowOverlap="1" wp14:anchorId="1CAAD4C0" wp14:editId="5060B48D">
+                <wp:simplePos x="0" y="0"/>
+                <wp:positionH relativeFrom="column">
+                  <wp:posOffset>2119630</wp:posOffset>
+                </wp:positionH>
+                <wp:positionV relativeFrom="paragraph">
+                  <wp:posOffset>1667510</wp:posOffset>
+                </wp:positionV>
+                <wp:extent cx="998855" cy="760095"/>
+                <wp:effectExtent l="0" t="0" r="0" b="1905"/>
+                <wp:wrapNone/>
+                <wp:docPr id="430066353" name="Text Box 2"/>
+                <wp:cNvGraphicFramePr/>
+                <a:graphic xmlns:a="http://schemas.openxmlformats.org/drawingml/2006/main">
+                  <a:graphicData uri="http://schemas.microsoft.com/office/word/2010/wordprocessingShape">
+                    <wps:wsp>
+                      <wps:cNvSpPr txBox="1"/>
+                      <wps:spPr>
+                        <a:xfrm>
+                          <a:off x="0" y="0"/>
+                          <a:ext cx="998855" cy="760095"/>
+                        </a:xfrm>
+                        <a:prstGeom prst="rect">
+                          <a:avLst/>
+                        </a:prstGeom>
+                        <a:noFill/>
+                        <a:ln w="6350">
+                          <a:noFill/>
+                        </a:ln>
+                      </wps:spPr>
+                      <wps:txbx>
+                        <w:txbxContent>
+                          <w:p>
+                            <w:pPr>
+                              <w:rPr>
+                                <w:rFonts w:ascii="Cambria Math" w:hAnsi="Cambria Math"/>
+                                <w:b/>
+                                <w:bCs/>
+                                <w:sz w:val="96"/>
+                                <w:szCs w:val="96"/>
+                              </w:rPr>
+                            </w:pPr>
+                            <w:r>
+                              <w:rPr>
+                                <w:rFonts w:ascii="Cambria Math" w:hAnsi="Cambria Math"/>
+                                <w:b/>
+                                <w:bCs/>
+                                <w:sz w:val="96"/>
+                                <w:szCs w:val="96"/>
+                              </w:rPr>
+                              <w:t>00</w:t>
+                            </w:r>
+                          </w:p>
+                        </w:txbxContent>
+                      </wps:txbx>
+                      <wps:bodyPr rot="0" spcFirstLastPara="0" vertOverflow="overflow" horzOverflow="overflow" vert="horz" wrap="square" lIns="91440" tIns="45720" rIns="91440" bIns="45720" numCol="1" spcCol="0" rtlCol="0" fromWordArt="0" anchor="t" anchorCtr="0" forceAA="0" compatLnSpc="1">
+                        <a:prstTxWarp prst="textNoShape">
+                          <a:avLst/>
+                        </a:prstTxWarp>
+                        <a:noAutofit/>
+                      </wps:bodyPr>
+                    </wps:wsp>
+                  </a:graphicData>
+                </a:graphic>
+                <wp14:sizeRelH relativeFrom="margin">
+                  <wp14:pctWidth>0</wp14:pctWidth>
+                </wp14:sizeRelH>
+                <wp14:sizeRelV relativeFrom="margin">
+                  <wp14:pctHeight>0</wp14:pctHeight>
+                </wp14:sizeRelV>
+              </wp:anchor>
+            </w:drawing>
+          </mc:Choice>
+          <mc:Fallback>
+            <w:pict>
+              <v:shape w14:anchorId="1CAAD4C0" id="_x0000_s1031" type="#_x0000_t202" style="position:absolute;margin-left:166.9pt;margin-top:131.3pt;width:78.65pt;height:59.85pt;z-index:251670528;visibility:visible;mso-wrap-style:square;mso-width-percent:0;mso-height-percent:0;mso-wrap-distance-left:9pt;mso-wrap-distance-top:0;mso-wrap-distance-right:9pt;mso-wrap-distance-bottom:0;mso-position-horizontal:absolute;mso-position-horizontal-relative:text;mso-position-vertical:absolute;mso-position-vertical-relative:text;mso-width-percent:0;mso-height-percent:0;mso-width-relative:margin;mso-height-relative:margin;v-text-anchor:top" o:gfxdata="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" filled="f" stroked="f" strokeweight=".5pt">
+                <v:textbox>
+                  <w:txbxContent>
+                    <w:p>
+                      <w:pPr>
+                        <w:rPr>
+                          <w:rFonts w:ascii="Cambria Math" w:hAnsi="Cambria Math"/>
+                          <w:b/>
+                          <w:bCs/>
+                          <w:sz w:val="96"/>
+                          <w:szCs w:val="96"/>
+                        </w:rPr>
+                      </w:pPr>
+                      <w:r>
+                        <w:rPr>
+                          <w:rFonts w:ascii="Cambria Math" w:hAnsi="Cambria Math"/>
+                          <w:b/>
+                          <w:bCs/>
+                          <w:sz w:val="96"/>
+                          <w:szCs w:val="96"/>
+                        </w:rPr>
+                        <w:t>00</w:t>
+                      </w:r>
+                    </w:p>
+                  </w:txbxContent>
+                </v:textbox>
+              </v:shape>
+            </w:pict>
+          </mc:Fallback>
+        </mc:AlternateContent>
+      </w:r>
+      <w:r>
+        <w:rPr>
+          <w:b/>
+          <w:bCs/>
+          <w:noProof/>
+          <w:sz w:val="32"/>
+          <w:szCs w:val="32"/>
+        </w:rPr>
+        <mc:AlternateContent>
+          <mc:Choice Requires="wps">
+            <w:drawing>
+              <wp:anchor distT="0" distB="0" distL="114300" distR="114300" simplePos="0" relativeHeight="251668480" behindDoc="0" locked="0" layoutInCell="1" allowOverlap="1" wp14:anchorId="4A8BF289" wp14:editId="7792A8C0">
+                <wp:simplePos x="0" y="0"/>
+                <wp:positionH relativeFrom="column">
+                  <wp:posOffset>1976120</wp:posOffset>
+                </wp:positionH>
+                <wp:positionV relativeFrom="paragraph">
+                  <wp:posOffset>1784985</wp:posOffset>
+                </wp:positionV>
+                <wp:extent cx="1144270" cy="0"/>
+                <wp:effectExtent l="0" t="0" r="0" b="0"/>
+                <wp:wrapNone/>
+                <wp:docPr id="744192533" name="Straight Connector 3"/>
+                <wp:cNvGraphicFramePr/>
+                <a:graphic xmlns:a="http://schemas.openxmlformats.org/drawingml/2006/main">
+                  <a:graphicData uri="http://schemas.microsoft.com/office/word/2010/wordprocessingShape">
+                    <wps:wsp>
+                      <wps:cNvCnPr/>
+                      <wps:spPr>
+                        <a:xfrm>
+                          <a:off x="0" y="0"/>
+                          <a:ext cx="1144270" cy="0"/>
+                        </a:xfrm>
+                        <a:prstGeom prst="line">
+                          <a:avLst/>
+                        </a:prstGeom>
+                      </wps:spPr>
+                      <wps:style>
+                        <a:lnRef idx="3">
+                          <a:schemeClr val="dk1"/>
+                        </a:lnRef>
+                        <a:fillRef idx="0">
+                          <a:schemeClr val="dk1"/>
+                        </a:fillRef>
+                        <a:effectRef idx="2">
+                          <a:schemeClr val="dk1"/>
+                        </a:effectRef>
+                        <a:fontRef idx="minor">
+                          <a:schemeClr val="tx1"/>
+                        </a:fontRef>
+                      </wps:style>
+                      <wps:bodyPr/>
+                    </wps:wsp>
+                  </a:graphicData>
+                </a:graphic>
+              </wp:anchor>
+            </w:drawing>
+          </mc:Choice>
+          <mc:Fallback>
+            <w:pict>
+              <v:line w14:anchorId="34739B88" id="Straight Connector 3" o:spid="_x0000_s1026" style="position:absolute;z-index:251668480;visibility:visible;mso-wrap-style:square;mso-wrap-distance-left:9pt;mso-wrap-distance-top:0;mso-wrap-distance-right:9pt;mso-wrap-distance-bottom:0;mso-position-horizontal:absolute;mso-position-horizontal-relative:text;mso-position-vertical:absolute;mso-position-vertical-relative:text" from="155.6pt,140.55pt" to="245.7pt,140.55pt" o:gfxdata="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" strokecolor="black [3200]" strokeweight="1.5pt">
+                <v:stroke joinstyle="miter"/>
+              </v:line>
+            </w:pict>
+          </mc:Fallback>
+        </mc:AlternateContent>
+      </w:r>
+      <w:r>
+        <w:rPr>
+          <w:b/>
+          <w:bCs/>
+          <w:noProof/>
+          <w:sz w:val="32"/>
+          <w:szCs w:val="32"/>
+        </w:rPr>
+        <mc:AlternateContent>
+          <mc:Choice Requires="wps">
+            <w:drawing>
+              <wp:anchor distT="0" distB="0" distL="114300" distR="114300" simplePos="0" relativeHeight="251667456" behindDoc="0" locked="0" layoutInCell="1" allowOverlap="1" wp14:anchorId="7DF2335C" wp14:editId="593BDEB0">
+                <wp:simplePos x="0" y="0"/>
+                <wp:positionH relativeFrom="column">
+                  <wp:posOffset>2122234</wp:posOffset>
+                </wp:positionH>
+                <wp:positionV relativeFrom="paragraph">
+                  <wp:posOffset>978535</wp:posOffset>
+                </wp:positionV>
+                <wp:extent cx="998855" cy="760095"/>
+                <wp:effectExtent l="0" t="0" r="0" b="1905"/>
+                <wp:wrapNone/>
+                <wp:docPr id="1676348490" name="Text Box 2"/>
+                <wp:cNvGraphicFramePr/>
+                <a:graphic xmlns:a="http://schemas.openxmlformats.org/drawingml/2006/main">
+                  <a:graphicData uri="http://schemas.microsoft.com/office/word/2010/wordprocessingShape">
+                    <wps:wsp>
+                      <wps:cNvSpPr txBox="1"/>
+                      <wps:spPr>
+                        <a:xfrm>
+                          <a:off x="0" y="0"/>
+                          <a:ext cx="998855" cy="760095"/>
+                        </a:xfrm>
+                        <a:prstGeom prst="rect">
+                          <a:avLst/>
+                        </a:prstGeom>
+                        <a:noFill/>
+                        <a:ln w="6350">
+                          <a:noFill/>
+                        </a:ln>
+                      </wps:spPr>
+                      <wps:txbx>
+                        <w:txbxContent>
+                          <w:p>
+                            <w:pPr>
+                              <w:rPr>
+                                <w:rFonts w:ascii="Cambria Math" w:hAnsi="Cambria Math"/>
+                                <w:b/>
+                                <w:bCs/>
+                                <w:sz w:val="96"/>
+                                <w:szCs w:val="96"/>
+                              </w:rPr>
+                            </w:pPr>
+                            <w:r>
+                              <w:rPr>
+                                <w:rFonts w:ascii="Cambria Math" w:hAnsi="Cambria Math"/>
+                                <w:b/>
+                                <w:bCs/>
+                                <w:sz w:val="96"/>
+                                <w:szCs w:val="96"/>
+                              </w:rPr>
+                              <w:t>18</w:t>
+                            </w:r>
+                          </w:p>
+                        </w:txbxContent>
+                      </wps:txbx>
+                      <wps:bodyPr rot="0" spcFirstLastPara="0" vertOverflow="overflow" horzOverflow="overflow" vert="horz" wrap="square" lIns="91440" tIns="45720" rIns="91440" bIns="45720" numCol="1" spcCol="0" rtlCol="0" fromWordArt="0" anchor="t" anchorCtr="0" forceAA="0" compatLnSpc="1">
+                        <a:prstTxWarp prst="textNoShape">
+                          <a:avLst/>
+                        </a:prstTxWarp>
+                        <a:noAutofit/>
+                      </wps:bodyPr>
+                    </wps:wsp>
+                  </a:graphicData>
+                </a:graphic>
+                <wp14:sizeRelH relativeFrom="margin">
+                  <wp14:pctWidth>0</wp14:pctWidth>
+                </wp14:sizeRelH>
+                <wp14:sizeRelV relativeFrom="margin">
+                  <wp14:pctHeight>0</wp14:pctHeight>
+                </wp14:sizeRelV>
+              </wp:anchor>
+            </w:drawing>
+          </mc:Choice>
+          <mc:Fallback>
+            <w:pict>
+              <v:shape w14:anchorId="7DF2335C" id="_x0000_s1032" type="#_x0000_t202" style="position:absolute;margin-left:167.1pt;margin-top:77.05pt;width:78.65pt;height:59.85pt;z-index:251667456;visibility:visible;mso-wrap-style:square;mso-width-percent:0;mso-height-percent:0;mso-wrap-distance-left:9pt;mso-wrap-distance-top:0;mso-wrap-distance-right:9pt;mso-wrap-distance-bottom:0;mso-position-horizontal:absolute;mso-position-horizontal-relative:text;mso-position-vertical:absolute;mso-position-vertical-relative:text;mso-width-percent:0;mso-height-percent:0;mso-width-relative:margin;mso-height-relative:margin;v-text-anchor:top" o:gfxdata="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" filled="f" stroked="f" strokeweight=".5pt">
+                <v:textbox>
+                  <w:txbxContent>
+                    <w:p>
+                      <w:pPr>
+                        <w:rPr>
+                          <w:rFonts w:ascii="Cambria Math" w:hAnsi="Cambria Math"/>
+                          <w:b/>
+                          <w:bCs/>
+                          <w:sz w:val="96"/>
+                          <w:szCs w:val="96"/>
+                        </w:rPr>
+                      </w:pPr>
+                      <w:r>
+                        <w:rPr>
+                          <w:rFonts w:ascii="Cambria Math" w:hAnsi="Cambria Math"/>
+                          <w:b/>
+                          <w:bCs/>
+                          <w:sz w:val="96"/>
+                          <w:szCs w:val="96"/>
+                        </w:rPr>
+                        <w:t>18</w:t>
+                      </w:r>
+                    </w:p>
+                  </w:txbxContent>
+                </v:textbox>
+              </v:shape>
+            </w:pict>
+          </mc:Fallback>
+        </mc:AlternateContent>
+      </w:r>
     </w:p>
     <w:p>
       <w:pPr>
@@ -4357,6 +5359,17 @@
             </m:ctrlPr>
           </m:radPr>
           <m:deg>
+            <m:r>
+              <m:rPr>
+                <m:sty m:val="bi"/>
+              </m:rPr>
+              <w:rPr>
+                <w:rFonts w:ascii="Cambria Math" w:hAnsi="Cambria Math"/>
+                <w:sz w:val="96"/>
+                <w:szCs w:val="96"/>
+              </w:rPr>
+              <m:t xml:space="preserve">                      </m:t>
+            </m:r>
             <m:r>
               <m:rPr>
                 <m:sty m:val="bi"/>
@@ -4379,164 +5392,7 @@
                 <w:sz w:val="96"/>
                 <w:szCs w:val="96"/>
               </w:rPr>
-              <m:t>18</m:t>
-            </m:r>
-            <m:r>
-              <m:rPr>
-                <m:sty m:val="bi"/>
-              </m:rPr>
-              <w:rPr>
-                <w:rFonts w:ascii="Cambria Math" w:eastAsiaTheme="minorEastAsia" w:hAnsi="Cambria Math"/>
-                <w:sz w:val="96"/>
-                <w:szCs w:val="96"/>
-              </w:rPr>
-              <m:t xml:space="preserve"> </m:t>
-            </m:r>
-          </m:e>
-        </m:rad>
-        <m:r>
-          <m:rPr>
-            <m:sty m:val="bi"/>
-          </m:rPr>
-          <w:rPr>
-            <w:rFonts w:ascii="Cambria Math" w:eastAsiaTheme="minorEastAsia" w:hAnsi="Cambria Math"/>
-            <w:sz w:val="96"/>
-            <w:szCs w:val="96"/>
-          </w:rPr>
-          <m:t xml:space="preserve">      </m:t>
-        </m:r>
-        <m:rad>
-          <m:radPr>
-            <m:ctrlPr>
-              <w:rPr>
-                <w:rFonts w:ascii="Cambria Math" w:eastAsiaTheme="minorEastAsia" w:hAnsi="Cambria Math"/>
-                <w:b/>
-                <w:bCs/>
-                <w:i/>
-                <w:sz w:val="96"/>
-                <w:szCs w:val="96"/>
-              </w:rPr>
-            </m:ctrlPr>
-          </m:radPr>
-          <m:deg>
-            <m:r>
-              <m:rPr>
-                <m:sty m:val="bi"/>
-              </m:rPr>
-              <w:rPr>
-                <w:rFonts w:ascii="Cambria Math" w:hAnsi="Cambria Math"/>
-                <w:sz w:val="96"/>
-                <w:szCs w:val="96"/>
-              </w:rPr>
-              <m:t>3</m:t>
-            </m:r>
-          </m:deg>
-          <m:e>
-            <m:r>
-              <m:rPr>
-                <m:sty m:val="bi"/>
-              </m:rPr>
-              <w:rPr>
-                <w:rFonts w:ascii="Cambria Math" w:eastAsiaTheme="minorEastAsia" w:hAnsi="Cambria Math"/>
-                <w:sz w:val="96"/>
-                <w:szCs w:val="96"/>
-              </w:rPr>
-              <m:t>1</m:t>
-            </m:r>
-            <m:r>
-              <m:rPr>
-                <m:sty m:val="bi"/>
-              </m:rPr>
-              <w:rPr>
-                <w:rFonts w:ascii="Cambria Math" w:eastAsiaTheme="minorEastAsia" w:hAnsi="Cambria Math"/>
-                <w:sz w:val="96"/>
-                <w:szCs w:val="96"/>
-              </w:rPr>
-              <m:t>5</m:t>
-            </m:r>
-            <m:r>
-              <m:rPr>
-                <m:sty m:val="bi"/>
-              </m:rPr>
-              <w:rPr>
-                <w:rFonts w:ascii="Cambria Math" w:eastAsiaTheme="minorEastAsia" w:hAnsi="Cambria Math"/>
-                <w:sz w:val="96"/>
-                <w:szCs w:val="96"/>
-              </w:rPr>
-              <m:t xml:space="preserve"> </m:t>
-            </m:r>
-          </m:e>
-        </m:rad>
-        <m:r>
-          <m:rPr>
-            <m:sty m:val="bi"/>
-          </m:rPr>
-          <w:rPr>
-            <w:rFonts w:ascii="Cambria Math" w:eastAsiaTheme="minorEastAsia" w:hAnsi="Cambria Math"/>
-            <w:sz w:val="96"/>
-            <w:szCs w:val="96"/>
-          </w:rPr>
-          <m:t xml:space="preserve">        </m:t>
-        </m:r>
-        <m:rad>
-          <m:radPr>
-            <m:ctrlPr>
-              <w:rPr>
-                <w:rFonts w:ascii="Cambria Math" w:eastAsiaTheme="minorEastAsia" w:hAnsi="Cambria Math"/>
-                <w:b/>
-                <w:bCs/>
-                <w:i/>
-                <w:sz w:val="96"/>
-                <w:szCs w:val="96"/>
-              </w:rPr>
-            </m:ctrlPr>
-          </m:radPr>
-          <m:deg>
-            <m:r>
-              <m:rPr>
-                <m:sty m:val="bi"/>
-              </m:rPr>
-              <w:rPr>
-                <w:rFonts w:ascii="Cambria Math" w:hAnsi="Cambria Math"/>
-                <w:sz w:val="96"/>
-                <w:szCs w:val="96"/>
-              </w:rPr>
-              <m:t>3</m:t>
-            </m:r>
-          </m:deg>
-          <m:e>
-            <m:r>
-              <m:rPr>
-                <m:sty m:val="bi"/>
-              </m:rPr>
-              <w:rPr>
-                <w:rFonts w:ascii="Cambria Math" w:eastAsiaTheme="minorEastAsia" w:hAnsi="Cambria Math"/>
-                <w:sz w:val="96"/>
-                <w:szCs w:val="96"/>
-              </w:rPr>
-              <m:t>1</m:t>
-            </m:r>
-            <m:r>
-              <m:rPr>
-                <m:sty m:val="bi"/>
-              </m:rPr>
-              <w:rPr>
-                <w:rFonts w:ascii="Cambria Math" w:eastAsiaTheme="minorEastAsia" w:hAnsi="Cambria Math"/>
-                <w:sz w:val="96"/>
-                <w:szCs w:val="96"/>
-              </w:rPr>
-              <m:t>2</m:t>
-            </m:r>
-            <m:r>
-              <m:rPr>
-                <m:sty m:val="bi"/>
-              </m:rPr>
-              <w:rPr>
-                <w:rFonts w:ascii="Cambria Math" w:eastAsiaTheme="minorEastAsia" w:hAnsi="Cambria Math"/>
-                <w:sz w:val="96"/>
-                <w:szCs w:val="96"/>
-              </w:rPr>
-              <m:t xml:space="preserve"> </m:t>
+              <m:t xml:space="preserve">18 </m:t>
             </m:r>
           </m:e>
         </m:rad>
@@ -4568,7 +5424,7 @@
           <w:sz w:val="32"/>
           <w:szCs w:val="32"/>
         </w:rPr>
-        <w:t>Q</w:t>
+        <w:t xml:space="preserve">Q4. </w:t>
       </w:r>
       <w:r>
         <w:rPr>
@@ -4577,7 +5433,7 @@
           <w:sz w:val="32"/>
           <w:szCs w:val="32"/>
         </w:rPr>
-        <w:t>3</w:t>
+        <w:t>Abbreviation</w:t>
       </w:r>
       <w:r>
         <w:rPr>
@@ -4586,7 +5442,8 @@
           <w:sz w:val="32"/>
           <w:szCs w:val="32"/>
         </w:rPr>
-        <w:t>.</w:t>
+        <w:tab/>
+        <w:t>(</w:t>
       </w:r>
       <w:r>
         <w:rPr>
@@ -4595,7 +5452,7 @@
           <w:sz w:val="32"/>
           <w:szCs w:val="32"/>
         </w:rPr>
-        <w:t xml:space="preserve"> write answers of the following questions.</w:t>
+        <w:t>4</w:t>
       </w:r>
       <w:r>
         <w:rPr>
@@ -4604,8 +5461,7 @@
           <w:sz w:val="32"/>
           <w:szCs w:val="32"/>
         </w:rPr>
-        <w:tab/>
-        <w:t>(10)</w:t>
+        <w:t>)</w:t>
       </w:r>
     </w:p>
     <w:tbl>
@@ -4624,7 +5480,11 @@
         <w:tblLook w:val="04A0" w:firstRow="1" w:lastRow="0" w:firstColumn="1" w:lastColumn="0" w:noHBand="0" w:noVBand="1"/>
       </w:tblPr>
       <w:tblGrid>
-        <w:gridCol w:w="9360"/>
+        <w:gridCol w:w="1560"/>
+        <w:gridCol w:w="3120"/>
+        <w:gridCol w:w="1560"/>
+        <w:gridCol w:w="1560"/>
+        <w:gridCol w:w="1560"/>
       </w:tblGrid>
       <w:tr>
         <w:trPr>
@@ -4632,7 +5492,13 @@
         </w:trPr>
         <w:tc>
           <w:tcPr>
-            <w:tcW w:w="9360" w:type="dxa"/>
+            <w:tcW w:w="1560" w:type="dxa"/>
+            <w:tcBorders>
+              <w:top w:val="single" w:sz="4" w:space="0" w:color="auto"/>
+              <w:left w:val="single" w:sz="4" w:space="0" w:color="auto"/>
+              <w:bottom w:val="single" w:sz="4" w:space="0" w:color="auto"/>
+              <w:right w:val="single" w:sz="4" w:space="0" w:color="auto"/>
+            </w:tcBorders>
           </w:tcPr>
           <w:p>
             <w:pPr>
@@ -4646,22 +5512,69 @@
                 <w:sz w:val="28"/>
                 <w:szCs w:val="28"/>
               </w:rPr>
-              <w:t xml:space="preserve">1= </w:t>
+              <w:t>AM:</w:t>
             </w:r>
-            <w:r>
+          </w:p>
+        </w:tc>
+        <w:tc>
+          <w:tcPr>
+            <w:tcW w:w="3120" w:type="dxa"/>
+            <w:tcBorders>
+              <w:top w:val="single" w:sz="4" w:space="0" w:color="auto"/>
+              <w:left w:val="single" w:sz="4" w:space="0" w:color="auto"/>
+              <w:bottom w:val="single" w:sz="4" w:space="0" w:color="auto"/>
+              <w:right w:val="single" w:sz="4" w:space="0" w:color="auto"/>
+            </w:tcBorders>
+          </w:tcPr>
+          <w:p>
+            <w:pPr>
               <w:rPr>
                 <w:sz w:val="28"/>
                 <w:szCs w:val="28"/>
               </w:rPr>
-              <w:t>W</w:t>
-            </w:r>
-            <w:r>
+            </w:pPr>
+          </w:p>
+        </w:tc>
+        <w:tc>
+          <w:tcPr>
+            <w:tcW w:w="1560" w:type="dxa"/>
+            <w:tcBorders>
+              <w:left w:val="single" w:sz="4" w:space="0" w:color="auto"/>
+            </w:tcBorders>
+          </w:tcPr>
+          <w:p>
+            <w:pPr>
               <w:rPr>
                 <w:sz w:val="28"/>
                 <w:szCs w:val="28"/>
               </w:rPr>
-              <w:t>ho went to the goat market to buy a goat?</w:t>
-            </w:r>
+            </w:pPr>
+          </w:p>
+        </w:tc>
+        <w:tc>
+          <w:tcPr>
+            <w:tcW w:w="1560" w:type="dxa"/>
+          </w:tcPr>
+          <w:p>
+            <w:pPr>
+              <w:rPr>
+                <w:sz w:val="28"/>
+                <w:szCs w:val="28"/>
+              </w:rPr>
+            </w:pPr>
+          </w:p>
+        </w:tc>
+        <w:tc>
+          <w:tcPr>
+            <w:tcW w:w="1560" w:type="dxa"/>
+          </w:tcPr>
+          <w:p>
+            <w:pPr>
+              <w:rPr>
+                <w:sz w:val="28"/>
+                <w:szCs w:val="28"/>
+              </w:rPr>
+            </w:pPr>
           </w:p>
         </w:tc>
       </w:tr>
@@ -4671,7 +5584,13 @@
         </w:trPr>
         <w:tc>
           <w:tcPr>
-            <w:tcW w:w="9360" w:type="dxa"/>
+            <w:tcW w:w="1560" w:type="dxa"/>
+            <w:tcBorders>
+              <w:top w:val="single" w:sz="4" w:space="0" w:color="auto"/>
+              <w:left w:val="single" w:sz="4" w:space="0" w:color="auto"/>
+              <w:bottom w:val="single" w:sz="4" w:space="0" w:color="auto"/>
+              <w:right w:val="single" w:sz="4" w:space="0" w:color="auto"/>
+            </w:tcBorders>
           </w:tcPr>
           <w:p>
             <w:pPr>
@@ -4685,368 +5604,383 @@
                 <w:sz w:val="28"/>
                 <w:szCs w:val="28"/>
               </w:rPr>
-              <w:t>A-</w:t>
+              <w:t>PM:</w:t>
+            </w:r>
+          </w:p>
+        </w:tc>
+        <w:tc>
+          <w:tcPr>
+            <w:tcW w:w="3120" w:type="dxa"/>
+            <w:tcBorders>
+              <w:top w:val="single" w:sz="4" w:space="0" w:color="auto"/>
+              <w:left w:val="single" w:sz="4" w:space="0" w:color="auto"/>
+              <w:bottom w:val="single" w:sz="4" w:space="0" w:color="auto"/>
+              <w:right w:val="single" w:sz="4" w:space="0" w:color="auto"/>
+            </w:tcBorders>
+          </w:tcPr>
+          <w:p>
+            <w:pPr>
+              <w:rPr>
+                <w:sz w:val="28"/>
+                <w:szCs w:val="28"/>
+              </w:rPr>
+            </w:pPr>
+          </w:p>
+        </w:tc>
+        <w:tc>
+          <w:tcPr>
+            <w:tcW w:w="1560" w:type="dxa"/>
+            <w:tcBorders>
+              <w:left w:val="single" w:sz="4" w:space="0" w:color="auto"/>
+            </w:tcBorders>
+          </w:tcPr>
+          <w:p>
+            <w:pPr>
+              <w:rPr>
+                <w:sz w:val="28"/>
+                <w:szCs w:val="28"/>
+              </w:rPr>
+            </w:pPr>
+          </w:p>
+        </w:tc>
+        <w:tc>
+          <w:tcPr>
+            <w:tcW w:w="1560" w:type="dxa"/>
+          </w:tcPr>
+          <w:p>
+            <w:pPr>
+              <w:rPr>
+                <w:sz w:val="28"/>
+                <w:szCs w:val="28"/>
+              </w:rPr>
+            </w:pPr>
+          </w:p>
+        </w:tc>
+        <w:tc>
+          <w:tcPr>
+            <w:tcW w:w="1560" w:type="dxa"/>
+          </w:tcPr>
+          <w:p>
+            <w:pPr>
+              <w:rPr>
+                <w:sz w:val="28"/>
+                <w:szCs w:val="28"/>
+              </w:rPr>
+            </w:pPr>
+          </w:p>
+        </w:tc>
+      </w:tr>
+    </w:tbl>
+    <w:p>
+      <w:pPr>
+        <w:spacing w:after="0"/>
+      </w:pPr>
+    </w:p>
+    <w:p>
+      <w:pPr>
+        <w:rPr>
+          <w:b/>
+          <w:bCs/>
+          <w:sz w:val="32"/>
+          <w:szCs w:val="32"/>
+        </w:rPr>
+      </w:pPr>
+      <w:r>
+        <w:rPr>
+          <w:b/>
+          <w:bCs/>
+          <w:sz w:val="32"/>
+          <w:szCs w:val="32"/>
+        </w:rPr>
+        <w:t>Q5. Write AM or PM</w:t>
+      </w:r>
+      <w:r>
+        <w:rPr>
+          <w:b/>
+          <w:bCs/>
+          <w:sz w:val="32"/>
+          <w:szCs w:val="32"/>
+        </w:rPr>
+        <w:tab/>
+        <w:t>(6)</w:t>
+      </w:r>
+    </w:p>
+    <w:tbl>
+      <w:tblPr>
+        <w:tblStyle w:val="TableGrid"/>
+        <w:tblW w:w="0" w:type="auto"/>
+        <w:tblBorders>
+          <w:top w:val="none" w:sz="0" w:space="0" w:color="auto"/>
+          <w:left w:val="none" w:sz="0" w:space="0" w:color="auto"/>
+          <w:bottom w:val="none" w:sz="0" w:space="0" w:color="auto"/>
+          <w:right w:val="none" w:sz="0" w:space="0" w:color="auto"/>
+          <w:insideH w:val="none" w:sz="0" w:space="0" w:color="auto"/>
+          <w:insideV w:val="none" w:sz="0" w:space="0" w:color="auto"/>
+        </w:tblBorders>
+        <w:tblLook w:val="04A0" w:firstRow="1" w:lastRow="0" w:firstColumn="1" w:lastColumn="0" w:noHBand="0" w:noVBand="1"/>
+      </w:tblPr>
+      <w:tblGrid>
+        <w:gridCol w:w="9350"/>
+      </w:tblGrid>
+      <w:tr>
+        <w:trPr>
+          <w:trHeight w:val="20"/>
+        </w:trPr>
+        <w:tc>
+          <w:tcPr>
+            <w:tcW w:w="9350" w:type="dxa"/>
+            <w:vAlign w:val="center"/>
+          </w:tcPr>
+          <w:p>
+            <w:pPr>
+              <w:pStyle w:val="ListParagraph"/>
+              <w:numPr>
+                <w:ilvl w:val="0"/>
+                <w:numId w:val="24"/>
+              </w:numPr>
+              <w:rPr>
+                <w:sz w:val="32"/>
+                <w:szCs w:val="32"/>
+              </w:rPr>
+            </w:pPr>
+            <w:r>
+              <w:rPr>
+                <w:sz w:val="32"/>
+                <w:szCs w:val="32"/>
+              </w:rPr>
+              <w:t>Sunny takes his breakfast at 7:00_____</w:t>
             </w:r>
           </w:p>
         </w:tc>
       </w:tr>
       <w:tr>
         <w:trPr>
-          <w:trHeight w:val="432"/>
+          <w:trHeight w:val="20"/>
         </w:trPr>
         <w:tc>
           <w:tcPr>
-            <w:tcW w:w="9360" w:type="dxa"/>
-          </w:tcPr>
-          <w:p>
-            <w:pPr>
-              <w:rPr>
-                <w:sz w:val="28"/>
-                <w:szCs w:val="28"/>
-              </w:rPr>
-            </w:pPr>
+            <w:tcW w:w="9350" w:type="dxa"/>
+            <w:vAlign w:val="center"/>
+          </w:tcPr>
+          <w:p>
+            <w:pPr>
+              <w:pStyle w:val="ListParagraph"/>
+              <w:numPr>
+                <w:ilvl w:val="0"/>
+                <w:numId w:val="24"/>
+              </w:numPr>
+              <w:rPr>
+                <w:sz w:val="32"/>
+                <w:szCs w:val="32"/>
+              </w:rPr>
+            </w:pPr>
+            <w:r>
+              <w:rPr>
+                <w:sz w:val="32"/>
+                <w:szCs w:val="32"/>
+              </w:rPr>
+              <w:t>Bilal and Maria go to School at 7:45_____</w:t>
+            </w:r>
           </w:p>
         </w:tc>
       </w:tr>
       <w:tr>
         <w:trPr>
-          <w:trHeight w:val="432"/>
+          <w:trHeight w:val="20"/>
         </w:trPr>
         <w:tc>
           <w:tcPr>
-            <w:tcW w:w="9360" w:type="dxa"/>
-          </w:tcPr>
-          <w:p>
-            <w:pPr>
-              <w:rPr>
-                <w:sz w:val="28"/>
-                <w:szCs w:val="28"/>
+            <w:tcW w:w="9350" w:type="dxa"/>
+            <w:vAlign w:val="center"/>
+          </w:tcPr>
+          <w:p>
+            <w:pPr>
+              <w:pStyle w:val="ListParagraph"/>
+              <w:numPr>
+                <w:ilvl w:val="0"/>
+                <w:numId w:val="24"/>
+              </w:numPr>
+              <w:rPr>
+                <w:sz w:val="32"/>
+                <w:szCs w:val="32"/>
               </w:rPr>
             </w:pPr>
             <w:r>
               <w:rPr>
-                <w:sz w:val="28"/>
-                <w:szCs w:val="28"/>
-              </w:rPr>
-              <w:t xml:space="preserve">2= </w:t>
-            </w:r>
-            <w:r>
-              <w:rPr>
-                <w:sz w:val="28"/>
-                <w:szCs w:val="28"/>
-              </w:rPr>
-              <w:t>Wh</w:t>
-            </w:r>
-            <w:r>
-              <w:rPr>
-                <w:sz w:val="28"/>
-                <w:szCs w:val="28"/>
-              </w:rPr>
-              <w:t>at happened to Asif?</w:t>
+                <w:sz w:val="32"/>
+                <w:szCs w:val="32"/>
+              </w:rPr>
+              <w:t>Nasir takes his lunch at 1:30_____</w:t>
             </w:r>
           </w:p>
         </w:tc>
       </w:tr>
       <w:tr>
         <w:trPr>
-          <w:trHeight w:val="432"/>
+          <w:trHeight w:val="20"/>
         </w:trPr>
         <w:tc>
           <w:tcPr>
-            <w:tcW w:w="9360" w:type="dxa"/>
-          </w:tcPr>
-          <w:p>
-            <w:pPr>
-              <w:rPr>
-                <w:sz w:val="28"/>
-                <w:szCs w:val="28"/>
+            <w:tcW w:w="9350" w:type="dxa"/>
+            <w:vAlign w:val="center"/>
+          </w:tcPr>
+          <w:p>
+            <w:pPr>
+              <w:pStyle w:val="ListParagraph"/>
+              <w:numPr>
+                <w:ilvl w:val="0"/>
+                <w:numId w:val="24"/>
+              </w:numPr>
+              <w:rPr>
+                <w:sz w:val="32"/>
+                <w:szCs w:val="32"/>
               </w:rPr>
             </w:pPr>
             <w:r>
               <w:rPr>
-                <w:sz w:val="28"/>
-                <w:szCs w:val="28"/>
-              </w:rPr>
-              <w:t>A-</w:t>
+                <w:sz w:val="32"/>
+                <w:szCs w:val="32"/>
+              </w:rPr>
+              <w:t xml:space="preserve">Asiya </w:t>
+            </w:r>
+            <w:proofErr w:type="gramStart"/>
+            <w:r>
+              <w:rPr>
+                <w:sz w:val="32"/>
+                <w:szCs w:val="32"/>
+              </w:rPr>
+              <w:t>do</w:t>
+            </w:r>
+            <w:proofErr w:type="gramEnd"/>
+            <w:r>
+              <w:rPr>
+                <w:sz w:val="32"/>
+                <w:szCs w:val="32"/>
+              </w:rPr>
+              <w:t xml:space="preserve"> dinner at 8:00_____</w:t>
             </w:r>
           </w:p>
         </w:tc>
       </w:tr>
       <w:tr>
         <w:trPr>
-          <w:trHeight w:val="432"/>
+          <w:trHeight w:val="20"/>
         </w:trPr>
         <w:tc>
           <w:tcPr>
-            <w:tcW w:w="9360" w:type="dxa"/>
-          </w:tcPr>
-          <w:p>
-            <w:pPr>
-              <w:rPr>
-                <w:sz w:val="28"/>
-                <w:szCs w:val="28"/>
-              </w:rPr>
-            </w:pPr>
+            <w:tcW w:w="9350" w:type="dxa"/>
+            <w:vAlign w:val="center"/>
+          </w:tcPr>
+          <w:p>
+            <w:pPr>
+              <w:pStyle w:val="ListParagraph"/>
+              <w:numPr>
+                <w:ilvl w:val="0"/>
+                <w:numId w:val="24"/>
+              </w:numPr>
+              <w:rPr>
+                <w:sz w:val="32"/>
+                <w:szCs w:val="32"/>
+              </w:rPr>
+            </w:pPr>
+            <w:r>
+              <w:rPr>
+                <w:sz w:val="32"/>
+                <w:szCs w:val="32"/>
+              </w:rPr>
+              <w:t>Azam and Fouzia play at 5:15_____</w:t>
+            </w:r>
           </w:p>
         </w:tc>
       </w:tr>
       <w:tr>
         <w:trPr>
-          <w:trHeight w:val="432"/>
+          <w:trHeight w:val="20"/>
         </w:trPr>
         <w:tc>
           <w:tcPr>
-            <w:tcW w:w="9360" w:type="dxa"/>
-          </w:tcPr>
-          <w:p>
-            <w:pPr>
-              <w:rPr>
-                <w:sz w:val="28"/>
-                <w:szCs w:val="28"/>
+            <w:tcW w:w="9350" w:type="dxa"/>
+            <w:vAlign w:val="center"/>
+          </w:tcPr>
+          <w:p>
+            <w:pPr>
+              <w:pStyle w:val="ListParagraph"/>
+              <w:numPr>
+                <w:ilvl w:val="0"/>
+                <w:numId w:val="24"/>
+              </w:numPr>
+              <w:rPr>
+                <w:sz w:val="32"/>
+                <w:szCs w:val="32"/>
               </w:rPr>
             </w:pPr>
             <w:r>
               <w:rPr>
-                <w:sz w:val="28"/>
-                <w:szCs w:val="28"/>
-              </w:rPr>
-              <w:t xml:space="preserve">3= </w:t>
-            </w:r>
-            <w:r>
-              <w:rPr>
-                <w:sz w:val="28"/>
-                <w:szCs w:val="28"/>
-              </w:rPr>
-              <w:t>What do they play?</w:t>
+                <w:sz w:val="32"/>
+                <w:szCs w:val="32"/>
+              </w:rPr>
+              <w:t>Salman goes to bed at 10:00_____</w:t>
             </w:r>
           </w:p>
         </w:tc>
       </w:tr>
       <w:tr>
         <w:trPr>
-          <w:trHeight w:val="432"/>
+          <w:trHeight w:val="20"/>
         </w:trPr>
         <w:tc>
           <w:tcPr>
-            <w:tcW w:w="9360" w:type="dxa"/>
-          </w:tcPr>
-          <w:p>
-            <w:pPr>
-              <w:rPr>
-                <w:sz w:val="28"/>
-                <w:szCs w:val="28"/>
-              </w:rPr>
-            </w:pPr>
-            <w:r>
-              <w:rPr>
-                <w:sz w:val="28"/>
-                <w:szCs w:val="28"/>
-              </w:rPr>
-              <w:t>A-</w:t>
-            </w:r>
-          </w:p>
-        </w:tc>
-      </w:tr>
-      <w:tr>
-        <w:trPr>
-          <w:trHeight w:val="432"/>
-        </w:trPr>
-        <w:tc>
-          <w:tcPr>
-            <w:tcW w:w="9360" w:type="dxa"/>
-          </w:tcPr>
-          <w:p>
-            <w:pPr>
-              <w:rPr>
-                <w:sz w:val="28"/>
-                <w:szCs w:val="28"/>
-              </w:rPr>
-            </w:pPr>
-          </w:p>
-        </w:tc>
-      </w:tr>
-      <w:tr>
-        <w:trPr>
-          <w:trHeight w:val="432"/>
-        </w:trPr>
-        <w:tc>
-          <w:tcPr>
-            <w:tcW w:w="9360" w:type="dxa"/>
-          </w:tcPr>
-          <w:p>
-            <w:pPr>
-              <w:rPr>
-                <w:sz w:val="28"/>
-                <w:szCs w:val="28"/>
-              </w:rPr>
-            </w:pPr>
-            <w:r>
-              <w:rPr>
-                <w:sz w:val="28"/>
-                <w:szCs w:val="28"/>
-              </w:rPr>
-              <w:t xml:space="preserve">4= </w:t>
-            </w:r>
-            <w:r>
-              <w:rPr>
-                <w:sz w:val="28"/>
-                <w:szCs w:val="28"/>
-              </w:rPr>
-              <w:t>Who paid the money?</w:t>
-            </w:r>
-          </w:p>
-        </w:tc>
-      </w:tr>
-      <w:tr>
-        <w:trPr>
-          <w:trHeight w:val="432"/>
-        </w:trPr>
-        <w:tc>
-          <w:tcPr>
-            <w:tcW w:w="9360" w:type="dxa"/>
-          </w:tcPr>
-          <w:p>
-            <w:pPr>
-              <w:rPr>
-                <w:sz w:val="28"/>
-                <w:szCs w:val="28"/>
-              </w:rPr>
-            </w:pPr>
-            <w:r>
-              <w:rPr>
-                <w:sz w:val="28"/>
-                <w:szCs w:val="28"/>
-              </w:rPr>
-              <w:t>A-</w:t>
-            </w:r>
+            <w:tcW w:w="9350" w:type="dxa"/>
+            <w:vAlign w:val="center"/>
+          </w:tcPr>
+          <w:p>
+            <w:pPr>
+              <w:pStyle w:val="ListParagraph"/>
+              <w:rPr>
+                <w:sz w:val="32"/>
+                <w:szCs w:val="32"/>
+              </w:rPr>
+            </w:pPr>
           </w:p>
         </w:tc>
       </w:tr>
     </w:tbl>
     <w:p>
       <w:pPr>
-        <w:spacing w:after="0"/>
-      </w:pPr>
-    </w:p>
-    <w:p>
-      <w:pPr>
-        <w:spacing w:after="0"/>
-        <w:rPr>
-          <w:rFonts w:ascii="Algerian" w:hAnsi="Algerian"/>
-          <w:sz w:val="56"/>
-          <w:szCs w:val="56"/>
-          <w:u w:val="double"/>
+        <w:rPr>
+          <w:b/>
+          <w:bCs/>
+          <w:sz w:val="32"/>
+          <w:szCs w:val="32"/>
         </w:rPr>
       </w:pPr>
       <w:r>
         <w:rPr>
-          <w:rFonts w:ascii="Algerian" w:hAnsi="Algerian"/>
-          <w:sz w:val="56"/>
-          <w:szCs w:val="56"/>
-          <w:u w:val="double"/>
-        </w:rPr>
-        <w:t>Section “</w:t>
+          <w:b/>
+          <w:bCs/>
+          <w:sz w:val="32"/>
+          <w:szCs w:val="32"/>
+        </w:rPr>
+        <w:t xml:space="preserve">Q6. </w:t>
       </w:r>
       <w:r>
         <w:rPr>
-          <w:rFonts w:ascii="Algerian" w:hAnsi="Algerian"/>
-          <w:sz w:val="56"/>
-          <w:szCs w:val="56"/>
-          <w:u w:val="double"/>
-        </w:rPr>
-        <w:t>C</w:t>
+          <w:b/>
+          <w:bCs/>
+          <w:sz w:val="32"/>
+          <w:szCs w:val="32"/>
+        </w:rPr>
+        <w:t>Write Roman counting (XI – XX)</w:t>
       </w:r>
       <w:r>
         <w:rPr>
-          <w:rFonts w:ascii="Algerian" w:hAnsi="Algerian"/>
-          <w:sz w:val="56"/>
-          <w:szCs w:val="56"/>
-          <w:u w:val="double"/>
-        </w:rPr>
-        <w:t>” (</w:t>
-      </w:r>
-      <w:r>
-        <w:rPr>
-          <w:rFonts w:ascii="Algerian" w:hAnsi="Algerian"/>
-          <w:sz w:val="56"/>
-          <w:szCs w:val="56"/>
-          <w:u w:val="double"/>
-        </w:rPr>
-        <w:t>GRAMMAR</w:t>
-      </w:r>
-      <w:r>
-        <w:rPr>
-          <w:rFonts w:ascii="Algerian" w:hAnsi="Algerian"/>
-          <w:sz w:val="56"/>
-          <w:szCs w:val="56"/>
-          <w:u w:val="double"/>
-        </w:rPr>
-        <w:t>)</w:t>
-      </w:r>
-    </w:p>
-    <w:p>
-      <w:pPr>
-        <w:rPr>
-          <w:b/>
-          <w:bCs/>
-          <w:sz w:val="32"/>
-          <w:szCs w:val="32"/>
-        </w:rPr>
-      </w:pPr>
-      <w:r>
-        <w:rPr>
-          <w:b/>
-          <w:bCs/>
-          <w:sz w:val="32"/>
-          <w:szCs w:val="32"/>
-        </w:rPr>
-        <w:t>Q</w:t>
-      </w:r>
-      <w:r>
-        <w:rPr>
-          <w:b/>
-          <w:bCs/>
-          <w:sz w:val="32"/>
-          <w:szCs w:val="32"/>
-        </w:rPr>
-        <w:t>1</w:t>
-      </w:r>
-      <w:r>
-        <w:rPr>
-          <w:b/>
-          <w:bCs/>
-          <w:sz w:val="32"/>
-          <w:szCs w:val="32"/>
-        </w:rPr>
-        <w:t xml:space="preserve">. </w:t>
-      </w:r>
-      <w:r>
-        <w:rPr>
-          <w:b/>
-          <w:bCs/>
-          <w:sz w:val="32"/>
-          <w:szCs w:val="32"/>
-        </w:rPr>
-        <w:t>Write the Feminine of the following Masculine</w:t>
-      </w:r>
-      <w:r>
-        <w:rPr>
           <w:b/>
           <w:bCs/>
           <w:sz w:val="32"/>
           <w:szCs w:val="32"/>
         </w:rPr>
         <w:tab/>
-      </w:r>
-      <w:r>
-        <w:rPr>
-          <w:b/>
-          <w:bCs/>
-          <w:sz w:val="32"/>
-          <w:szCs w:val="32"/>
-        </w:rPr>
-        <w:tab/>
-        <w:t>(5)</w:t>
+        <w:t>(10)</w:t>
       </w:r>
     </w:p>
     <w:tbl>
@@ -5056,269 +5990,165 @@
         <w:tblLook w:val="04A0" w:firstRow="1" w:lastRow="0" w:firstColumn="1" w:lastColumn="0" w:noHBand="0" w:noVBand="1"/>
       </w:tblPr>
       <w:tblGrid>
-        <w:gridCol w:w="4675"/>
-        <w:gridCol w:w="4675"/>
+        <w:gridCol w:w="2091"/>
+        <w:gridCol w:w="2091"/>
+        <w:gridCol w:w="2091"/>
+        <w:gridCol w:w="2091"/>
+        <w:gridCol w:w="2092"/>
       </w:tblGrid>
       <w:tr>
         <w:trPr>
-          <w:trHeight w:val="20"/>
+          <w:trHeight w:val="720"/>
         </w:trPr>
         <w:tc>
           <w:tcPr>
-            <w:tcW w:w="4675" w:type="dxa"/>
-            <w:vAlign w:val="center"/>
-          </w:tcPr>
-          <w:p>
-            <w:pPr>
-              <w:jc w:val="center"/>
-              <w:rPr>
-                <w:b/>
-                <w:bCs/>
-                <w:sz w:val="40"/>
-                <w:szCs w:val="40"/>
-              </w:rPr>
-            </w:pPr>
-            <w:r>
-              <w:rPr>
-                <w:b/>
-                <w:bCs/>
-                <w:sz w:val="40"/>
-                <w:szCs w:val="40"/>
-              </w:rPr>
-              <w:t>Masculine</w:t>
-            </w:r>
-          </w:p>
-        </w:tc>
-        <w:tc>
-          <w:tcPr>
-            <w:tcW w:w="4675" w:type="dxa"/>
-            <w:vAlign w:val="center"/>
-          </w:tcPr>
-          <w:p>
-            <w:pPr>
-              <w:jc w:val="center"/>
-              <w:rPr>
-                <w:b/>
-                <w:bCs/>
-                <w:sz w:val="40"/>
-                <w:szCs w:val="40"/>
-              </w:rPr>
-            </w:pPr>
-            <w:r>
-              <w:rPr>
-                <w:b/>
-                <w:bCs/>
-                <w:sz w:val="40"/>
-                <w:szCs w:val="40"/>
-              </w:rPr>
-              <w:t>Feminine</w:t>
-            </w:r>
+            <w:tcW w:w="2091" w:type="dxa"/>
+          </w:tcPr>
+          <w:p>
+            <w:pPr>
+              <w:rPr>
+                <w:b/>
+                <w:bCs/>
+                <w:sz w:val="32"/>
+                <w:szCs w:val="32"/>
+              </w:rPr>
+            </w:pPr>
+          </w:p>
+        </w:tc>
+        <w:tc>
+          <w:tcPr>
+            <w:tcW w:w="2091" w:type="dxa"/>
+          </w:tcPr>
+          <w:p>
+            <w:pPr>
+              <w:rPr>
+                <w:b/>
+                <w:bCs/>
+                <w:sz w:val="32"/>
+                <w:szCs w:val="32"/>
+              </w:rPr>
+            </w:pPr>
+          </w:p>
+        </w:tc>
+        <w:tc>
+          <w:tcPr>
+            <w:tcW w:w="2091" w:type="dxa"/>
+          </w:tcPr>
+          <w:p>
+            <w:pPr>
+              <w:rPr>
+                <w:b/>
+                <w:bCs/>
+                <w:sz w:val="32"/>
+                <w:szCs w:val="32"/>
+              </w:rPr>
+            </w:pPr>
+          </w:p>
+        </w:tc>
+        <w:tc>
+          <w:tcPr>
+            <w:tcW w:w="2091" w:type="dxa"/>
+          </w:tcPr>
+          <w:p>
+            <w:pPr>
+              <w:rPr>
+                <w:b/>
+                <w:bCs/>
+                <w:sz w:val="32"/>
+                <w:szCs w:val="32"/>
+              </w:rPr>
+            </w:pPr>
+          </w:p>
+        </w:tc>
+        <w:tc>
+          <w:tcPr>
+            <w:tcW w:w="2092" w:type="dxa"/>
+          </w:tcPr>
+          <w:p>
+            <w:pPr>
+              <w:rPr>
+                <w:b/>
+                <w:bCs/>
+                <w:sz w:val="32"/>
+                <w:szCs w:val="32"/>
+              </w:rPr>
+            </w:pPr>
           </w:p>
         </w:tc>
       </w:tr>
       <w:tr>
         <w:trPr>
-          <w:trHeight w:val="20"/>
+          <w:trHeight w:val="720"/>
         </w:trPr>
         <w:tc>
           <w:tcPr>
-            <w:tcW w:w="4675" w:type="dxa"/>
-            <w:vAlign w:val="center"/>
-          </w:tcPr>
-          <w:p>
-            <w:pPr>
-              <w:jc w:val="center"/>
-              <w:rPr>
-                <w:sz w:val="32"/>
-                <w:szCs w:val="32"/>
-              </w:rPr>
-            </w:pPr>
-            <w:r>
-              <w:rPr>
-                <w:sz w:val="32"/>
-                <w:szCs w:val="32"/>
-              </w:rPr>
-              <w:t>Tiger</w:t>
-            </w:r>
-          </w:p>
-        </w:tc>
-        <w:tc>
-          <w:tcPr>
-            <w:tcW w:w="4675" w:type="dxa"/>
-            <w:vAlign w:val="center"/>
-          </w:tcPr>
-          <w:p>
-            <w:pPr>
-              <w:jc w:val="center"/>
-              <w:rPr>
-                <w:sz w:val="32"/>
-                <w:szCs w:val="32"/>
-              </w:rPr>
-            </w:pPr>
-          </w:p>
-        </w:tc>
-      </w:tr>
-      <w:tr>
-        <w:trPr>
-          <w:trHeight w:val="20"/>
-        </w:trPr>
-        <w:tc>
-          <w:tcPr>
-            <w:tcW w:w="4675" w:type="dxa"/>
-            <w:vAlign w:val="center"/>
-          </w:tcPr>
-          <w:p>
-            <w:pPr>
-              <w:jc w:val="center"/>
-              <w:rPr>
-                <w:sz w:val="32"/>
-                <w:szCs w:val="32"/>
-              </w:rPr>
-            </w:pPr>
-            <w:r>
-              <w:rPr>
-                <w:sz w:val="32"/>
-                <w:szCs w:val="32"/>
-              </w:rPr>
-              <w:t>Dog</w:t>
-            </w:r>
-          </w:p>
-        </w:tc>
-        <w:tc>
-          <w:tcPr>
-            <w:tcW w:w="4675" w:type="dxa"/>
-            <w:vAlign w:val="center"/>
-          </w:tcPr>
-          <w:p>
-            <w:pPr>
-              <w:jc w:val="center"/>
-              <w:rPr>
-                <w:sz w:val="32"/>
-                <w:szCs w:val="32"/>
-              </w:rPr>
-            </w:pPr>
-          </w:p>
-        </w:tc>
-      </w:tr>
-      <w:tr>
-        <w:trPr>
-          <w:trHeight w:val="20"/>
-        </w:trPr>
-        <w:tc>
-          <w:tcPr>
-            <w:tcW w:w="4675" w:type="dxa"/>
-            <w:vAlign w:val="center"/>
-          </w:tcPr>
-          <w:p>
-            <w:pPr>
-              <w:jc w:val="center"/>
-              <w:rPr>
-                <w:sz w:val="32"/>
-                <w:szCs w:val="32"/>
-              </w:rPr>
-            </w:pPr>
-            <w:r>
-              <w:rPr>
-                <w:sz w:val="32"/>
-                <w:szCs w:val="32"/>
-              </w:rPr>
-              <w:t>Bull</w:t>
-            </w:r>
-          </w:p>
-        </w:tc>
-        <w:tc>
-          <w:tcPr>
-            <w:tcW w:w="4675" w:type="dxa"/>
-            <w:vAlign w:val="center"/>
-          </w:tcPr>
-          <w:p>
-            <w:pPr>
-              <w:jc w:val="center"/>
-              <w:rPr>
-                <w:sz w:val="32"/>
-                <w:szCs w:val="32"/>
-              </w:rPr>
-            </w:pPr>
-          </w:p>
-        </w:tc>
-      </w:tr>
-      <w:tr>
-        <w:trPr>
-          <w:trHeight w:val="20"/>
-        </w:trPr>
-        <w:tc>
-          <w:tcPr>
-            <w:tcW w:w="4675" w:type="dxa"/>
-            <w:vAlign w:val="center"/>
-          </w:tcPr>
-          <w:p>
-            <w:pPr>
-              <w:jc w:val="center"/>
-              <w:rPr>
-                <w:sz w:val="32"/>
-                <w:szCs w:val="32"/>
-              </w:rPr>
-            </w:pPr>
-            <w:r>
-              <w:rPr>
-                <w:sz w:val="32"/>
-                <w:szCs w:val="32"/>
-              </w:rPr>
-              <w:t>Rooster</w:t>
-            </w:r>
-          </w:p>
-        </w:tc>
-        <w:tc>
-          <w:tcPr>
-            <w:tcW w:w="4675" w:type="dxa"/>
-            <w:vAlign w:val="center"/>
-          </w:tcPr>
-          <w:p>
-            <w:pPr>
-              <w:jc w:val="center"/>
-              <w:rPr>
-                <w:sz w:val="32"/>
-                <w:szCs w:val="32"/>
-              </w:rPr>
-            </w:pPr>
-          </w:p>
-        </w:tc>
-      </w:tr>
-      <w:tr>
-        <w:trPr>
-          <w:trHeight w:val="20"/>
-        </w:trPr>
-        <w:tc>
-          <w:tcPr>
-            <w:tcW w:w="4675" w:type="dxa"/>
-            <w:vAlign w:val="center"/>
-          </w:tcPr>
-          <w:p>
-            <w:pPr>
-              <w:jc w:val="center"/>
-              <w:rPr>
-                <w:sz w:val="32"/>
-                <w:szCs w:val="32"/>
-              </w:rPr>
-            </w:pPr>
-            <w:r>
-              <w:rPr>
-                <w:sz w:val="32"/>
-                <w:szCs w:val="32"/>
-              </w:rPr>
-              <w:t>Lion</w:t>
-            </w:r>
-          </w:p>
-        </w:tc>
-        <w:tc>
-          <w:tcPr>
-            <w:tcW w:w="4675" w:type="dxa"/>
-            <w:vAlign w:val="center"/>
-          </w:tcPr>
-          <w:p>
-            <w:pPr>
-              <w:jc w:val="center"/>
-              <w:rPr>
+            <w:tcW w:w="2091" w:type="dxa"/>
+          </w:tcPr>
+          <w:p>
+            <w:pPr>
+              <w:rPr>
+                <w:b/>
+                <w:bCs/>
+                <w:sz w:val="32"/>
+                <w:szCs w:val="32"/>
+              </w:rPr>
+            </w:pPr>
+          </w:p>
+        </w:tc>
+        <w:tc>
+          <w:tcPr>
+            <w:tcW w:w="2091" w:type="dxa"/>
+          </w:tcPr>
+          <w:p>
+            <w:pPr>
+              <w:rPr>
+                <w:b/>
+                <w:bCs/>
+                <w:sz w:val="32"/>
+                <w:szCs w:val="32"/>
+              </w:rPr>
+            </w:pPr>
+          </w:p>
+        </w:tc>
+        <w:tc>
+          <w:tcPr>
+            <w:tcW w:w="2091" w:type="dxa"/>
+          </w:tcPr>
+          <w:p>
+            <w:pPr>
+              <w:rPr>
+                <w:b/>
+                <w:bCs/>
+                <w:sz w:val="32"/>
+                <w:szCs w:val="32"/>
+              </w:rPr>
+            </w:pPr>
+          </w:p>
+        </w:tc>
+        <w:tc>
+          <w:tcPr>
+            <w:tcW w:w="2091" w:type="dxa"/>
+          </w:tcPr>
+          <w:p>
+            <w:pPr>
+              <w:rPr>
+                <w:b/>
+                <w:bCs/>
+                <w:sz w:val="32"/>
+                <w:szCs w:val="32"/>
+              </w:rPr>
+            </w:pPr>
+          </w:p>
+        </w:tc>
+        <w:tc>
+          <w:tcPr>
+            <w:tcW w:w="2092" w:type="dxa"/>
+          </w:tcPr>
+          <w:p>
+            <w:pPr>
+              <w:rPr>
+                <w:b/>
+                <w:bCs/>
                 <w:sz w:val="32"/>
                 <w:szCs w:val="32"/>
               </w:rPr>
@@ -5327,6 +6157,7 @@
         </w:tc>
       </w:tr>
     </w:tbl>
+    <w:p/>
     <w:p>
       <w:pPr>
         <w:rPr>
@@ -5343,7 +6174,95 @@
           <w:sz w:val="32"/>
           <w:szCs w:val="32"/>
         </w:rPr>
-        <w:t>Q</w:t>
+        <w:t>Q7. Drawing:</w:t>
+      </w:r>
+    </w:p>
+    <w:p>
+      <w:pPr>
+        <w:rPr>
+          <w:b/>
+          <w:bCs/>
+          <w:sz w:val="32"/>
+          <w:szCs w:val="32"/>
+        </w:rPr>
+      </w:pPr>
+      <w:r>
+        <w:rPr>
+          <w:b/>
+          <w:bCs/>
+          <w:noProof/>
+          <w:sz w:val="32"/>
+          <w:szCs w:val="32"/>
+        </w:rPr>
+        <mc:AlternateContent>
+          <mc:Choice Requires="wps">
+            <w:drawing>
+              <wp:anchor distT="0" distB="0" distL="114300" distR="114300" simplePos="0" relativeHeight="251664384" behindDoc="0" locked="0" layoutInCell="1" allowOverlap="1" wp14:anchorId="27E3D778" wp14:editId="3FAB315F">
+                <wp:simplePos x="0" y="0"/>
+                <wp:positionH relativeFrom="column">
+                  <wp:posOffset>34578</wp:posOffset>
+                </wp:positionH>
+                <wp:positionV relativeFrom="paragraph">
+                  <wp:posOffset>336837</wp:posOffset>
+                </wp:positionV>
+                <wp:extent cx="6615953" cy="3780545"/>
+                <wp:effectExtent l="0" t="0" r="13970" b="10795"/>
+                <wp:wrapNone/>
+                <wp:docPr id="19145464" name="Text Box 1"/>
+                <wp:cNvGraphicFramePr/>
+                <a:graphic xmlns:a="http://schemas.openxmlformats.org/drawingml/2006/main">
+                  <a:graphicData uri="http://schemas.microsoft.com/office/word/2010/wordprocessingShape">
+                    <wps:wsp>
+                      <wps:cNvSpPr txBox="1"/>
+                      <wps:spPr>
+                        <a:xfrm>
+                          <a:off x="0" y="0"/>
+                          <a:ext cx="6615953" cy="3780545"/>
+                        </a:xfrm>
+                        <a:prstGeom prst="rect">
+                          <a:avLst/>
+                        </a:prstGeom>
+                        <a:solidFill>
+                          <a:schemeClr val="lt1"/>
+                        </a:solidFill>
+                        <a:ln w="6350">
+                          <a:solidFill>
+                            <a:prstClr val="black"/>
+                          </a:solidFill>
+                        </a:ln>
+                      </wps:spPr>
+                      <wps:txbx>
+                        <w:txbxContent>
+                          <w:p/>
+                        </w:txbxContent>
+                      </wps:txbx>
+                      <wps:bodyPr rot="0" spcFirstLastPara="0" vertOverflow="overflow" horzOverflow="overflow" vert="horz" wrap="square" lIns="91440" tIns="45720" rIns="91440" bIns="45720" numCol="1" spcCol="0" rtlCol="0" fromWordArt="0" anchor="t" anchorCtr="0" forceAA="0" compatLnSpc="1">
+                        <a:prstTxWarp prst="textNoShape">
+                          <a:avLst/>
+                        </a:prstTxWarp>
+                        <a:noAutofit/>
+                      </wps:bodyPr>
+                    </wps:wsp>
+                  </a:graphicData>
+                </a:graphic>
+                <wp14:sizeRelV relativeFrom="margin">
+                  <wp14:pctHeight>0</wp14:pctHeight>
+                </wp14:sizeRelV>
+              </wp:anchor>
+            </w:drawing>
+          </mc:Choice>
+          <mc:Fallback>
+            <w:pict>
+              <v:shape w14:anchorId="27E3D778" id="Text Box 1" o:spid="_x0000_s1033" type="#_x0000_t202" style="position:absolute;margin-left:2.7pt;margin-top:26.5pt;width:520.95pt;height:297.7pt;z-index:251664384;visibility:visible;mso-wrap-style:square;mso-height-percent:0;mso-wrap-distance-left:9pt;mso-wrap-distance-top:0;mso-wrap-distance-right:9pt;mso-wrap-distance-bottom:0;mso-position-horizontal:absolute;mso-position-horizontal-relative:text;mso-position-vertical:absolute;mso-position-vertical-relative:text;mso-height-percent:0;mso-height-relative:margin;v-text-anchor:top" o:gfxdata="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" fillcolor="white [3201]" strokeweight=".5pt">
+                <v:textbox>
+                  <w:txbxContent>
+                    <w:p/>
+                  </w:txbxContent>
+                </v:textbox>
+              </v:shape>
+            </w:pict>
+          </mc:Fallback>
+        </mc:AlternateContent>
       </w:r>
       <w:r>
         <w:rPr>
@@ -5352,7 +6271,7 @@
           <w:sz w:val="32"/>
           <w:szCs w:val="32"/>
         </w:rPr>
-        <w:t>2</w:t>
+        <w:t>Draw a clock showing 11:30 AM Time.</w:t>
       </w:r>
       <w:r>
         <w:rPr>
@@ -5361,7 +6280,135 @@
           <w:sz w:val="32"/>
           <w:szCs w:val="32"/>
         </w:rPr>
-        <w:t xml:space="preserve">. </w:t>
+        <w:tab/>
+        <w:t>(5)</w:t>
+      </w:r>
+    </w:p>
+    <w:p>
+      <w:pPr>
+        <w:rPr>
+          <w:b/>
+          <w:bCs/>
+          <w:sz w:val="32"/>
+          <w:szCs w:val="32"/>
+        </w:rPr>
+      </w:pPr>
+    </w:p>
+    <w:p>
+      <w:pPr>
+        <w:rPr>
+          <w:b/>
+          <w:bCs/>
+          <w:sz w:val="32"/>
+          <w:szCs w:val="32"/>
+        </w:rPr>
+      </w:pPr>
+    </w:p>
+    <w:p>
+      <w:pPr>
+        <w:rPr>
+          <w:b/>
+          <w:bCs/>
+          <w:sz w:val="32"/>
+          <w:szCs w:val="32"/>
+        </w:rPr>
+      </w:pPr>
+    </w:p>
+    <w:p>
+      <w:pPr>
+        <w:rPr>
+          <w:b/>
+          <w:bCs/>
+          <w:sz w:val="32"/>
+          <w:szCs w:val="32"/>
+        </w:rPr>
+      </w:pPr>
+    </w:p>
+    <w:p>
+      <w:pPr>
+        <w:rPr>
+          <w:b/>
+          <w:bCs/>
+          <w:sz w:val="32"/>
+          <w:szCs w:val="32"/>
+        </w:rPr>
+      </w:pPr>
+    </w:p>
+    <w:p>
+      <w:pPr>
+        <w:rPr>
+          <w:b/>
+          <w:bCs/>
+          <w:sz w:val="32"/>
+          <w:szCs w:val="32"/>
+        </w:rPr>
+      </w:pPr>
+    </w:p>
+    <w:p>
+      <w:pPr>
+        <w:rPr>
+          <w:b/>
+          <w:bCs/>
+          <w:sz w:val="32"/>
+          <w:szCs w:val="32"/>
+        </w:rPr>
+      </w:pPr>
+    </w:p>
+    <w:p>
+      <w:pPr>
+        <w:rPr>
+          <w:b/>
+          <w:bCs/>
+          <w:sz w:val="32"/>
+          <w:szCs w:val="32"/>
+        </w:rPr>
+      </w:pPr>
+      <w:r>
+        <w:rPr>
+          <w:b/>
+          <w:bCs/>
+          <w:sz w:val="32"/>
+          <w:szCs w:val="32"/>
+        </w:rPr>
+        <w:br w:type="page"/>
+      </w:r>
+    </w:p>
+    <w:p>
+      <w:pPr>
+        <w:rPr>
+          <w:b/>
+          <w:bCs/>
+          <w:sz w:val="32"/>
+          <w:szCs w:val="32"/>
+        </w:rPr>
+      </w:pPr>
+      <w:r>
+        <w:rPr>
+          <w:b/>
+          <w:bCs/>
+          <w:sz w:val="32"/>
+          <w:szCs w:val="32"/>
+        </w:rPr>
+        <w:t>Q8. Shapes</w:t>
+      </w:r>
+    </w:p>
+    <w:p>
+      <w:pPr>
+        <w:rPr>
+          <w:b/>
+          <w:bCs/>
+          <w:sz w:val="32"/>
+          <w:szCs w:val="32"/>
+        </w:rPr>
+      </w:pPr>
+      <w:r>
+        <w:rPr>
+          <w:b/>
+          <w:bCs/>
+          <w:sz w:val="32"/>
+          <w:szCs w:val="32"/>
+        </w:rPr>
+        <w:t>Draw 5 3d shapes and write their names</w:t>
       </w:r>
       <w:r>
         <w:rPr>
@@ -5370,53 +6417,8 @@
           <w:sz w:val="32"/>
           <w:szCs w:val="32"/>
         </w:rPr>
-        <w:t xml:space="preserve">Write the </w:t>
-      </w:r>
-      <w:r>
-        <w:rPr>
-          <w:b/>
-          <w:bCs/>
-          <w:sz w:val="32"/>
-          <w:szCs w:val="32"/>
-        </w:rPr>
-        <w:t>Opposites</w:t>
-      </w:r>
-      <w:r>
-        <w:rPr>
-          <w:b/>
-          <w:bCs/>
-          <w:sz w:val="32"/>
-          <w:szCs w:val="32"/>
-        </w:rPr>
-        <w:t xml:space="preserve"> of the following </w:t>
-      </w:r>
-      <w:r>
-        <w:rPr>
-          <w:b/>
-          <w:bCs/>
-          <w:sz w:val="32"/>
-          <w:szCs w:val="32"/>
-        </w:rPr>
-        <w:t>Words</w:t>
-      </w:r>
-      <w:r>
-        <w:rPr>
-          <w:b/>
-          <w:bCs/>
-          <w:sz w:val="32"/>
-          <w:szCs w:val="32"/>
-        </w:rPr>
         <w:tab/>
-      </w:r>
-      <w:r>
-        <w:rPr>
-          <w:b/>
-          <w:bCs/>
-          <w:sz w:val="32"/>
-          <w:szCs w:val="32"/>
-        </w:rPr>
-        <w:tab/>
-        <w:t>(5)</w:t>
+        <w:t>(10)</w:t>
       </w:r>
     </w:p>
     <w:tbl>
@@ -5426,758 +6428,31 @@
         <w:tblLook w:val="04A0" w:firstRow="1" w:lastRow="0" w:firstColumn="1" w:lastColumn="0" w:noHBand="0" w:noVBand="1"/>
       </w:tblPr>
       <w:tblGrid>
-        <w:gridCol w:w="4675"/>
-        <w:gridCol w:w="4675"/>
+        <w:gridCol w:w="3485"/>
+        <w:gridCol w:w="3485"/>
+        <w:gridCol w:w="3486"/>
       </w:tblGrid>
       <w:tr>
         <w:trPr>
-          <w:trHeight w:val="20"/>
+          <w:trHeight w:val="3600"/>
         </w:trPr>
         <w:tc>
           <w:tcPr>
-            <w:tcW w:w="4675" w:type="dxa"/>
-            <w:vAlign w:val="center"/>
-          </w:tcPr>
-          <w:p>
-            <w:pPr>
-              <w:jc w:val="center"/>
-              <w:rPr>
-                <w:b/>
-                <w:bCs/>
-                <w:sz w:val="40"/>
-                <w:szCs w:val="40"/>
-              </w:rPr>
-            </w:pPr>
-            <w:r>
-              <w:rPr>
-                <w:b/>
-                <w:bCs/>
-                <w:sz w:val="40"/>
-                <w:szCs w:val="40"/>
-              </w:rPr>
-              <w:t>Words</w:t>
-            </w:r>
-          </w:p>
-        </w:tc>
-        <w:tc>
-          <w:tcPr>
-            <w:tcW w:w="4675" w:type="dxa"/>
-            <w:vAlign w:val="center"/>
-          </w:tcPr>
-          <w:p>
-            <w:pPr>
-              <w:jc w:val="center"/>
-              <w:rPr>
-                <w:b/>
-                <w:bCs/>
-                <w:sz w:val="40"/>
-                <w:szCs w:val="40"/>
-              </w:rPr>
-            </w:pPr>
-            <w:r>
-              <w:rPr>
-                <w:b/>
-                <w:bCs/>
-                <w:sz w:val="40"/>
-                <w:szCs w:val="40"/>
-              </w:rPr>
-              <w:t>Opposites</w:t>
-            </w:r>
-          </w:p>
-        </w:tc>
-      </w:tr>
-      <w:tr>
-        <w:trPr>
-          <w:trHeight w:val="20"/>
-        </w:trPr>
-        <w:tc>
-          <w:tcPr>
-            <w:tcW w:w="4675" w:type="dxa"/>
-            <w:vAlign w:val="center"/>
-          </w:tcPr>
-          <w:p>
-            <w:pPr>
-              <w:jc w:val="center"/>
-              <w:rPr>
-                <w:sz w:val="32"/>
-                <w:szCs w:val="32"/>
-              </w:rPr>
-            </w:pPr>
-            <w:r>
-              <w:rPr>
-                <w:sz w:val="32"/>
-                <w:szCs w:val="32"/>
-              </w:rPr>
-              <w:t>Even</w:t>
-            </w:r>
-          </w:p>
-        </w:tc>
-        <w:tc>
-          <w:tcPr>
-            <w:tcW w:w="4675" w:type="dxa"/>
-            <w:vAlign w:val="center"/>
-          </w:tcPr>
-          <w:p>
-            <w:pPr>
-              <w:jc w:val="center"/>
-              <w:rPr>
-                <w:sz w:val="32"/>
-                <w:szCs w:val="32"/>
-              </w:rPr>
-            </w:pPr>
-          </w:p>
-        </w:tc>
-      </w:tr>
-      <w:tr>
-        <w:trPr>
-          <w:trHeight w:val="20"/>
-        </w:trPr>
-        <w:tc>
-          <w:tcPr>
-            <w:tcW w:w="4675" w:type="dxa"/>
-            <w:vAlign w:val="center"/>
-          </w:tcPr>
-          <w:p>
-            <w:pPr>
-              <w:jc w:val="center"/>
-              <w:rPr>
-                <w:sz w:val="32"/>
-                <w:szCs w:val="32"/>
-              </w:rPr>
-            </w:pPr>
-            <w:r>
-              <w:rPr>
-                <w:sz w:val="32"/>
-                <w:szCs w:val="32"/>
-              </w:rPr>
-              <w:t>Rice</w:t>
-            </w:r>
-          </w:p>
-        </w:tc>
-        <w:tc>
-          <w:tcPr>
-            <w:tcW w:w="4675" w:type="dxa"/>
-            <w:vAlign w:val="center"/>
-          </w:tcPr>
-          <w:p>
-            <w:pPr>
-              <w:jc w:val="center"/>
-              <w:rPr>
-                <w:sz w:val="32"/>
-                <w:szCs w:val="32"/>
-              </w:rPr>
-            </w:pPr>
-          </w:p>
-        </w:tc>
-      </w:tr>
-      <w:tr>
-        <w:trPr>
-          <w:trHeight w:val="20"/>
-        </w:trPr>
-        <w:tc>
-          <w:tcPr>
-            <w:tcW w:w="4675" w:type="dxa"/>
-            <w:vAlign w:val="center"/>
-          </w:tcPr>
-          <w:p>
-            <w:pPr>
-              <w:jc w:val="center"/>
-              <w:rPr>
-                <w:sz w:val="32"/>
-                <w:szCs w:val="32"/>
-              </w:rPr>
-            </w:pPr>
-            <w:r>
-              <w:rPr>
-                <w:sz w:val="32"/>
-                <w:szCs w:val="32"/>
-              </w:rPr>
-              <w:t>Laugh</w:t>
-            </w:r>
-          </w:p>
-        </w:tc>
-        <w:tc>
-          <w:tcPr>
-            <w:tcW w:w="4675" w:type="dxa"/>
-            <w:vAlign w:val="center"/>
-          </w:tcPr>
-          <w:p>
-            <w:pPr>
-              <w:jc w:val="center"/>
-              <w:rPr>
-                <w:sz w:val="32"/>
-                <w:szCs w:val="32"/>
-              </w:rPr>
-            </w:pPr>
-          </w:p>
-        </w:tc>
-      </w:tr>
-      <w:tr>
-        <w:trPr>
-          <w:trHeight w:val="20"/>
-        </w:trPr>
-        <w:tc>
-          <w:tcPr>
-            <w:tcW w:w="4675" w:type="dxa"/>
-            <w:vAlign w:val="center"/>
-          </w:tcPr>
-          <w:p>
-            <w:pPr>
-              <w:jc w:val="center"/>
-              <w:rPr>
-                <w:sz w:val="32"/>
-                <w:szCs w:val="32"/>
-              </w:rPr>
-            </w:pPr>
-            <w:r>
-              <w:rPr>
-                <w:sz w:val="32"/>
-                <w:szCs w:val="32"/>
-              </w:rPr>
-              <w:t>Left</w:t>
-            </w:r>
-          </w:p>
-        </w:tc>
-        <w:tc>
-          <w:tcPr>
-            <w:tcW w:w="4675" w:type="dxa"/>
-            <w:vAlign w:val="center"/>
-          </w:tcPr>
-          <w:p>
-            <w:pPr>
-              <w:jc w:val="center"/>
-              <w:rPr>
-                <w:sz w:val="32"/>
-                <w:szCs w:val="32"/>
-              </w:rPr>
-            </w:pPr>
-          </w:p>
-        </w:tc>
-      </w:tr>
-      <w:tr>
-        <w:trPr>
-          <w:trHeight w:val="20"/>
-        </w:trPr>
-        <w:tc>
-          <w:tcPr>
-            <w:tcW w:w="4675" w:type="dxa"/>
-            <w:vAlign w:val="center"/>
-          </w:tcPr>
-          <w:p>
-            <w:pPr>
-              <w:jc w:val="center"/>
-              <w:rPr>
-                <w:sz w:val="32"/>
-                <w:szCs w:val="32"/>
-              </w:rPr>
-            </w:pPr>
-            <w:r>
-              <w:rPr>
-                <w:sz w:val="32"/>
-                <w:szCs w:val="32"/>
-              </w:rPr>
-              <w:t>Never</w:t>
-            </w:r>
-          </w:p>
-        </w:tc>
-        <w:tc>
-          <w:tcPr>
-            <w:tcW w:w="4675" w:type="dxa"/>
-            <w:vAlign w:val="center"/>
-          </w:tcPr>
-          <w:p>
-            <w:pPr>
-              <w:jc w:val="center"/>
-              <w:rPr>
-                <w:sz w:val="32"/>
-                <w:szCs w:val="32"/>
-              </w:rPr>
-            </w:pPr>
-          </w:p>
-        </w:tc>
-      </w:tr>
-    </w:tbl>
-    <w:p>
-      <w:pPr>
-        <w:rPr>
-          <w:b/>
-          <w:bCs/>
-          <w:sz w:val="32"/>
-          <w:szCs w:val="32"/>
-        </w:rPr>
-      </w:pPr>
-      <w:r>
-        <w:rPr>
-          <w:b/>
-          <w:bCs/>
-          <w:sz w:val="32"/>
-          <w:szCs w:val="32"/>
-        </w:rPr>
-        <w:t>Q</w:t>
-      </w:r>
-      <w:r>
-        <w:rPr>
-          <w:b/>
-          <w:bCs/>
-          <w:sz w:val="32"/>
-          <w:szCs w:val="32"/>
-        </w:rPr>
-        <w:t>3</w:t>
-      </w:r>
-      <w:r>
-        <w:rPr>
-          <w:b/>
-          <w:bCs/>
-          <w:sz w:val="32"/>
-          <w:szCs w:val="32"/>
-        </w:rPr>
-        <w:t xml:space="preserve">. </w:t>
-      </w:r>
-      <w:r>
-        <w:rPr>
-          <w:b/>
-          <w:bCs/>
-          <w:sz w:val="32"/>
-          <w:szCs w:val="32"/>
-        </w:rPr>
-        <w:t>Write the Plurals of the following Singulars</w:t>
-      </w:r>
-      <w:r>
-        <w:rPr>
-          <w:b/>
-          <w:bCs/>
-          <w:sz w:val="32"/>
-          <w:szCs w:val="32"/>
-        </w:rPr>
-        <w:tab/>
-      </w:r>
-      <w:r>
-        <w:rPr>
-          <w:b/>
-          <w:bCs/>
-          <w:sz w:val="32"/>
-          <w:szCs w:val="32"/>
-        </w:rPr>
-        <w:tab/>
-        <w:t>(5)</w:t>
-      </w:r>
-    </w:p>
-    <w:tbl>
-      <w:tblPr>
-        <w:tblStyle w:val="TableGrid"/>
-        <w:tblW w:w="0" w:type="auto"/>
-        <w:tblLook w:val="04A0" w:firstRow="1" w:lastRow="0" w:firstColumn="1" w:lastColumn="0" w:noHBand="0" w:noVBand="1"/>
-      </w:tblPr>
-      <w:tblGrid>
-        <w:gridCol w:w="4675"/>
-        <w:gridCol w:w="4675"/>
-      </w:tblGrid>
-      <w:tr>
-        <w:trPr>
-          <w:trHeight w:val="20"/>
-        </w:trPr>
-        <w:tc>
-          <w:tcPr>
-            <w:tcW w:w="4675" w:type="dxa"/>
-            <w:vAlign w:val="center"/>
-          </w:tcPr>
-          <w:p>
-            <w:pPr>
-              <w:jc w:val="center"/>
-              <w:rPr>
-                <w:b/>
-                <w:bCs/>
-                <w:sz w:val="40"/>
-                <w:szCs w:val="40"/>
-              </w:rPr>
-            </w:pPr>
-            <w:r>
-              <w:rPr>
-                <w:b/>
-                <w:bCs/>
-                <w:sz w:val="40"/>
-                <w:szCs w:val="40"/>
-              </w:rPr>
-              <w:t>Singular</w:t>
-            </w:r>
-          </w:p>
-        </w:tc>
-        <w:tc>
-          <w:tcPr>
-            <w:tcW w:w="4675" w:type="dxa"/>
-            <w:vAlign w:val="center"/>
-          </w:tcPr>
-          <w:p>
-            <w:pPr>
-              <w:jc w:val="center"/>
-              <w:rPr>
-                <w:b/>
-                <w:bCs/>
-                <w:sz w:val="40"/>
-                <w:szCs w:val="40"/>
-              </w:rPr>
-            </w:pPr>
-            <w:r>
-              <w:rPr>
-                <w:b/>
-                <w:bCs/>
-                <w:sz w:val="40"/>
-                <w:szCs w:val="40"/>
-              </w:rPr>
-              <w:t>Plurals</w:t>
-            </w:r>
-          </w:p>
-        </w:tc>
-      </w:tr>
-      <w:tr>
-        <w:trPr>
-          <w:trHeight w:val="20"/>
-        </w:trPr>
-        <w:tc>
-          <w:tcPr>
-            <w:tcW w:w="4675" w:type="dxa"/>
-            <w:vAlign w:val="center"/>
-          </w:tcPr>
-          <w:p>
-            <w:pPr>
-              <w:jc w:val="center"/>
-              <w:rPr>
-                <w:sz w:val="32"/>
-                <w:szCs w:val="32"/>
-              </w:rPr>
-            </w:pPr>
-            <w:r>
-              <w:rPr>
-                <w:sz w:val="32"/>
-                <w:szCs w:val="32"/>
-              </w:rPr>
-              <w:t>Scarf</w:t>
-            </w:r>
-          </w:p>
-        </w:tc>
-        <w:tc>
-          <w:tcPr>
-            <w:tcW w:w="4675" w:type="dxa"/>
-            <w:vAlign w:val="center"/>
-          </w:tcPr>
-          <w:p>
-            <w:pPr>
-              <w:jc w:val="center"/>
-              <w:rPr>
-                <w:sz w:val="32"/>
-                <w:szCs w:val="32"/>
-              </w:rPr>
-            </w:pPr>
-          </w:p>
-        </w:tc>
-      </w:tr>
-      <w:tr>
-        <w:trPr>
-          <w:trHeight w:val="20"/>
-        </w:trPr>
-        <w:tc>
-          <w:tcPr>
-            <w:tcW w:w="4675" w:type="dxa"/>
-            <w:vAlign w:val="center"/>
-          </w:tcPr>
-          <w:p>
-            <w:pPr>
-              <w:jc w:val="center"/>
-              <w:rPr>
-                <w:sz w:val="32"/>
-                <w:szCs w:val="32"/>
-              </w:rPr>
-            </w:pPr>
-            <w:r>
-              <w:rPr>
-                <w:sz w:val="32"/>
-                <w:szCs w:val="32"/>
-              </w:rPr>
-              <w:t>Lady</w:t>
-            </w:r>
-          </w:p>
-        </w:tc>
-        <w:tc>
-          <w:tcPr>
-            <w:tcW w:w="4675" w:type="dxa"/>
-            <w:vAlign w:val="center"/>
-          </w:tcPr>
-          <w:p>
-            <w:pPr>
-              <w:jc w:val="center"/>
-              <w:rPr>
-                <w:sz w:val="32"/>
-                <w:szCs w:val="32"/>
-              </w:rPr>
-            </w:pPr>
-          </w:p>
-        </w:tc>
-      </w:tr>
-      <w:tr>
-        <w:trPr>
-          <w:trHeight w:val="20"/>
-        </w:trPr>
-        <w:tc>
-          <w:tcPr>
-            <w:tcW w:w="4675" w:type="dxa"/>
-            <w:vAlign w:val="center"/>
-          </w:tcPr>
-          <w:p>
-            <w:pPr>
-              <w:jc w:val="center"/>
-              <w:rPr>
-                <w:sz w:val="32"/>
-                <w:szCs w:val="32"/>
-              </w:rPr>
-            </w:pPr>
-            <w:r>
-              <w:rPr>
-                <w:sz w:val="32"/>
-                <w:szCs w:val="32"/>
-              </w:rPr>
-              <w:t>Wife</w:t>
-            </w:r>
-          </w:p>
-        </w:tc>
-        <w:tc>
-          <w:tcPr>
-            <w:tcW w:w="4675" w:type="dxa"/>
-            <w:vAlign w:val="center"/>
-          </w:tcPr>
-          <w:p>
-            <w:pPr>
-              <w:jc w:val="center"/>
-              <w:rPr>
-                <w:sz w:val="32"/>
-                <w:szCs w:val="32"/>
-              </w:rPr>
-            </w:pPr>
-          </w:p>
-        </w:tc>
-      </w:tr>
-      <w:tr>
-        <w:trPr>
-          <w:trHeight w:val="20"/>
-        </w:trPr>
-        <w:tc>
-          <w:tcPr>
-            <w:tcW w:w="4675" w:type="dxa"/>
-            <w:vAlign w:val="center"/>
-          </w:tcPr>
-          <w:p>
-            <w:pPr>
-              <w:jc w:val="center"/>
-              <w:rPr>
-                <w:sz w:val="32"/>
-                <w:szCs w:val="32"/>
-              </w:rPr>
-            </w:pPr>
-            <w:r>
-              <w:rPr>
-                <w:sz w:val="32"/>
-                <w:szCs w:val="32"/>
-              </w:rPr>
-              <w:t>Fly</w:t>
-            </w:r>
-          </w:p>
-        </w:tc>
-        <w:tc>
-          <w:tcPr>
-            <w:tcW w:w="4675" w:type="dxa"/>
-            <w:vAlign w:val="center"/>
-          </w:tcPr>
-          <w:p>
-            <w:pPr>
-              <w:jc w:val="center"/>
-              <w:rPr>
-                <w:sz w:val="32"/>
-                <w:szCs w:val="32"/>
-              </w:rPr>
-            </w:pPr>
-          </w:p>
-        </w:tc>
-      </w:tr>
-      <w:tr>
-        <w:trPr>
-          <w:trHeight w:val="20"/>
-        </w:trPr>
-        <w:tc>
-          <w:tcPr>
-            <w:tcW w:w="4675" w:type="dxa"/>
-            <w:vAlign w:val="center"/>
-          </w:tcPr>
-          <w:p>
-            <w:pPr>
-              <w:jc w:val="center"/>
-              <w:rPr>
-                <w:sz w:val="32"/>
-                <w:szCs w:val="32"/>
-              </w:rPr>
-            </w:pPr>
-            <w:r>
-              <w:rPr>
-                <w:sz w:val="32"/>
-                <w:szCs w:val="32"/>
-              </w:rPr>
-              <w:t>Life</w:t>
-            </w:r>
-          </w:p>
-        </w:tc>
-        <w:tc>
-          <w:tcPr>
-            <w:tcW w:w="4675" w:type="dxa"/>
-            <w:vAlign w:val="center"/>
-          </w:tcPr>
-          <w:p>
-            <w:pPr>
-              <w:jc w:val="center"/>
-              <w:rPr>
-                <w:sz w:val="32"/>
-                <w:szCs w:val="32"/>
-              </w:rPr>
-            </w:pPr>
-          </w:p>
-        </w:tc>
-      </w:tr>
-    </w:tbl>
-    <w:p>
-      <w:pPr>
-        <w:rPr>
-          <w:b/>
-          <w:bCs/>
-          <w:sz w:val="32"/>
-          <w:szCs w:val="32"/>
-        </w:rPr>
-      </w:pPr>
-    </w:p>
-    <w:p>
-      <w:pPr>
-        <w:rPr>
-          <w:b/>
-          <w:bCs/>
-          <w:sz w:val="32"/>
-          <w:szCs w:val="32"/>
-        </w:rPr>
-      </w:pPr>
-      <w:r>
-        <w:rPr>
-          <w:b/>
-          <w:bCs/>
-          <w:sz w:val="32"/>
-          <w:szCs w:val="32"/>
-        </w:rPr>
-        <w:t>Q4</w:t>
-      </w:r>
-      <w:r>
-        <w:rPr>
-          <w:b/>
-          <w:bCs/>
-          <w:sz w:val="32"/>
-          <w:szCs w:val="32"/>
-        </w:rPr>
-        <w:t>.</w:t>
-      </w:r>
-      <w:r>
-        <w:rPr>
-          <w:b/>
-          <w:bCs/>
-          <w:sz w:val="32"/>
-          <w:szCs w:val="32"/>
-        </w:rPr>
-        <w:t xml:space="preserve"> </w:t>
-      </w:r>
-      <w:r>
-        <w:rPr>
-          <w:b/>
-          <w:bCs/>
-          <w:sz w:val="32"/>
-          <w:szCs w:val="32"/>
-        </w:rPr>
-        <w:t>Write d</w:t>
-      </w:r>
-      <w:r>
-        <w:rPr>
-          <w:b/>
-          <w:bCs/>
-          <w:sz w:val="32"/>
-          <w:szCs w:val="32"/>
-        </w:rPr>
-        <w:t>efinition</w:t>
-      </w:r>
-      <w:r>
-        <w:rPr>
-          <w:b/>
-          <w:bCs/>
-          <w:sz w:val="32"/>
-          <w:szCs w:val="32"/>
-        </w:rPr>
-        <w:t xml:space="preserve"> of Noun along with Example</w:t>
-      </w:r>
-      <w:r>
-        <w:rPr>
-          <w:b/>
-          <w:bCs/>
-          <w:sz w:val="32"/>
-          <w:szCs w:val="32"/>
-        </w:rPr>
-        <w:t>.</w:t>
-      </w:r>
-      <w:r>
-        <w:rPr>
-          <w:b/>
-          <w:bCs/>
-          <w:sz w:val="32"/>
-          <w:szCs w:val="32"/>
-        </w:rPr>
-        <w:tab/>
-        <w:t>(</w:t>
-      </w:r>
-      <w:r>
-        <w:rPr>
-          <w:b/>
-          <w:bCs/>
-          <w:sz w:val="32"/>
-          <w:szCs w:val="32"/>
-        </w:rPr>
-        <w:t>10</w:t>
-      </w:r>
-      <w:r>
-        <w:rPr>
-          <w:b/>
-          <w:bCs/>
-          <w:sz w:val="32"/>
-          <w:szCs w:val="32"/>
-        </w:rPr>
-        <w:t>)</w:t>
-      </w:r>
-    </w:p>
-    <w:tbl>
-      <w:tblPr>
-        <w:tblStyle w:val="TableGrid"/>
-        <w:tblW w:w="0" w:type="auto"/>
-        <w:tblLook w:val="04A0" w:firstRow="1" w:lastRow="0" w:firstColumn="1" w:lastColumn="0" w:noHBand="0" w:noVBand="1"/>
-      </w:tblPr>
-      <w:tblGrid>
-        <w:gridCol w:w="9350"/>
-      </w:tblGrid>
-      <w:tr>
-        <w:trPr>
-          <w:trHeight w:val="576"/>
-        </w:trPr>
-        <w:tc>
-          <w:tcPr>
-            <w:tcW w:w="9350" w:type="dxa"/>
-          </w:tcPr>
-          <w:p>
-            <w:pPr>
-              <w:rPr>
-                <w:b/>
-                <w:bCs/>
-                <w:sz w:val="32"/>
-                <w:szCs w:val="32"/>
-              </w:rPr>
-            </w:pPr>
-          </w:p>
+            <w:tcW w:w="3485" w:type="dxa"/>
+          </w:tcPr>
+          <w:p/>
+        </w:tc>
+        <w:tc>
+          <w:tcPr>
+            <w:tcW w:w="3485" w:type="dxa"/>
+          </w:tcPr>
+          <w:p/>
+        </w:tc>
+        <w:tc>
+          <w:tcPr>
+            <w:tcW w:w="3486" w:type="dxa"/>
+          </w:tcPr>
+          <w:p/>
         </w:tc>
       </w:tr>
       <w:tr>
@@ -6186,18 +6461,44 @@
         </w:trPr>
         <w:tc>
           <w:tcPr>
-            <w:tcW w:w="9350" w:type="dxa"/>
-          </w:tcPr>
-          <w:p>
-            <w:pPr>
-              <w:rPr>
-                <w:b/>
-                <w:bCs/>
-                <w:sz w:val="32"/>
-                <w:szCs w:val="32"/>
-              </w:rPr>
-            </w:pPr>
-          </w:p>
+            <w:tcW w:w="3485" w:type="dxa"/>
+          </w:tcPr>
+          <w:p/>
+        </w:tc>
+        <w:tc>
+          <w:tcPr>
+            <w:tcW w:w="3485" w:type="dxa"/>
+          </w:tcPr>
+          <w:p/>
+        </w:tc>
+        <w:tc>
+          <w:tcPr>
+            <w:tcW w:w="3486" w:type="dxa"/>
+          </w:tcPr>
+          <w:p/>
+        </w:tc>
+      </w:tr>
+      <w:tr>
+        <w:trPr>
+          <w:trHeight w:val="3600"/>
+        </w:trPr>
+        <w:tc>
+          <w:tcPr>
+            <w:tcW w:w="3485" w:type="dxa"/>
+          </w:tcPr>
+          <w:p/>
+        </w:tc>
+        <w:tc>
+          <w:tcPr>
+            <w:tcW w:w="3485" w:type="dxa"/>
+          </w:tcPr>
+          <w:p/>
+        </w:tc>
+        <w:tc>
+          <w:tcPr>
+            <w:tcW w:w="3486" w:type="dxa"/>
+          </w:tcPr>
+          <w:p/>
         </w:tc>
       </w:tr>
       <w:tr>
@@ -6206,279 +6507,54 @@
         </w:trPr>
         <w:tc>
           <w:tcPr>
-            <w:tcW w:w="9350" w:type="dxa"/>
-          </w:tcPr>
-          <w:p>
-            <w:pPr>
-              <w:rPr>
-                <w:b/>
-                <w:bCs/>
-                <w:sz w:val="32"/>
-                <w:szCs w:val="32"/>
-              </w:rPr>
-            </w:pPr>
-          </w:p>
-        </w:tc>
-      </w:tr>
-    </w:tbl>
-    <w:p>
-      <w:pPr>
-        <w:rPr>
-          <w:b/>
-          <w:bCs/>
-          <w:sz w:val="32"/>
-          <w:szCs w:val="32"/>
-        </w:rPr>
-      </w:pPr>
-      <w:r>
-        <w:rPr>
-          <w:b/>
-          <w:bCs/>
-          <w:sz w:val="32"/>
-          <w:szCs w:val="32"/>
-        </w:rPr>
-        <w:t>Q</w:t>
-      </w:r>
-      <w:r>
-        <w:rPr>
-          <w:b/>
-          <w:bCs/>
-          <w:sz w:val="32"/>
-          <w:szCs w:val="32"/>
-        </w:rPr>
-        <w:t>. Underline the Nouns:</w:t>
-      </w:r>
-    </w:p>
-    <w:p>
-      <w:pPr>
-        <w:pStyle w:val="ListParagraph"/>
-        <w:numPr>
-          <w:ilvl w:val="0"/>
-          <w:numId w:val="23"/>
-        </w:numPr>
-        <w:rPr>
-          <w:sz w:val="32"/>
-          <w:szCs w:val="32"/>
-        </w:rPr>
-      </w:pPr>
-      <w:r>
-        <w:rPr>
-          <w:sz w:val="32"/>
-          <w:szCs w:val="32"/>
-        </w:rPr>
-        <w:t>Ali is my best friend.</w:t>
-      </w:r>
-    </w:p>
-    <w:p>
-      <w:pPr>
-        <w:pStyle w:val="ListParagraph"/>
-        <w:numPr>
-          <w:ilvl w:val="0"/>
-          <w:numId w:val="23"/>
-        </w:numPr>
-        <w:rPr>
-          <w:sz w:val="32"/>
-          <w:szCs w:val="32"/>
-        </w:rPr>
-      </w:pPr>
-      <w:r>
-        <w:rPr>
-          <w:sz w:val="32"/>
-          <w:szCs w:val="32"/>
-        </w:rPr>
-        <w:t>I have four pens.</w:t>
-      </w:r>
-    </w:p>
-    <w:p>
-      <w:pPr>
-        <w:pStyle w:val="ListParagraph"/>
-        <w:numPr>
-          <w:ilvl w:val="0"/>
-          <w:numId w:val="23"/>
-        </w:numPr>
-        <w:rPr>
-          <w:sz w:val="32"/>
-          <w:szCs w:val="32"/>
-        </w:rPr>
-      </w:pPr>
-      <w:r>
-        <w:rPr>
-          <w:sz w:val="32"/>
-          <w:szCs w:val="32"/>
-        </w:rPr>
-        <w:t>I like cat so much.</w:t>
-      </w:r>
-    </w:p>
-    <w:p/>
-    <w:p>
-      <w:pPr>
-        <w:rPr>
-          <w:sz w:val="32"/>
-          <w:szCs w:val="32"/>
-        </w:rPr>
-      </w:pPr>
-      <w:r>
-        <w:rPr>
-          <w:b/>
-          <w:bCs/>
-          <w:sz w:val="32"/>
-          <w:szCs w:val="32"/>
-        </w:rPr>
-        <w:t>Q6</w:t>
-      </w:r>
-      <w:r>
-        <w:rPr>
-          <w:b/>
-          <w:bCs/>
-          <w:sz w:val="32"/>
-          <w:szCs w:val="32"/>
-        </w:rPr>
-        <w:t>.</w:t>
-      </w:r>
-      <w:r>
-        <w:rPr>
-          <w:b/>
-          <w:bCs/>
-          <w:sz w:val="32"/>
-          <w:szCs w:val="32"/>
-        </w:rPr>
-        <w:t xml:space="preserve"> write an essay on any</w:t>
-      </w:r>
-      <w:r>
-        <w:rPr>
-          <w:b/>
-          <w:bCs/>
-          <w:sz w:val="32"/>
-          <w:szCs w:val="32"/>
-        </w:rPr>
-        <w:t xml:space="preserve"> “My Hobby</w:t>
-      </w:r>
-      <w:r>
-        <w:rPr>
-          <w:b/>
-          <w:bCs/>
-          <w:sz w:val="32"/>
-          <w:szCs w:val="32"/>
-        </w:rPr>
-        <w:t>”</w:t>
-      </w:r>
-      <w:r>
-        <w:rPr>
-          <w:b/>
-          <w:bCs/>
-          <w:sz w:val="32"/>
-          <w:szCs w:val="32"/>
-        </w:rPr>
-        <w:tab/>
-        <w:t>(</w:t>
-      </w:r>
-      <w:r>
-        <w:rPr>
-          <w:b/>
-          <w:bCs/>
-          <w:sz w:val="32"/>
-          <w:szCs w:val="32"/>
-        </w:rPr>
-        <w:t>10</w:t>
-      </w:r>
-      <w:r>
-        <w:rPr>
-          <w:b/>
-          <w:bCs/>
-          <w:sz w:val="32"/>
-          <w:szCs w:val="32"/>
-        </w:rPr>
-        <w:t>)</w:t>
-      </w:r>
-    </w:p>
-    <w:tbl>
-      <w:tblPr>
-        <w:tblStyle w:val="TableGrid"/>
-        <w:tblW w:w="9635" w:type="dxa"/>
-        <w:tblInd w:w="-10" w:type="dxa"/>
-        <w:tblLook w:val="04A0" w:firstRow="1" w:lastRow="0" w:firstColumn="1" w:lastColumn="0" w:noHBand="0" w:noVBand="1"/>
-      </w:tblPr>
-      <w:tblGrid>
-        <w:gridCol w:w="9635"/>
-      </w:tblGrid>
-      <w:tr>
-        <w:trPr>
-          <w:trHeight w:val="576"/>
-        </w:trPr>
-        <w:tc>
-          <w:tcPr>
-            <w:tcW w:w="9635" w:type="dxa"/>
-            <w:tcBorders>
-              <w:top w:val="single" w:sz="4" w:space="0" w:color="auto"/>
-            </w:tcBorders>
-          </w:tcPr>
-          <w:p>
-            <w:pPr>
-              <w:rPr>
-                <w:sz w:val="28"/>
-                <w:szCs w:val="28"/>
-              </w:rPr>
-            </w:pPr>
-          </w:p>
-        </w:tc>
-      </w:tr>
-      <w:tr>
-        <w:trPr>
-          <w:trHeight w:val="576"/>
-        </w:trPr>
-        <w:tc>
-          <w:tcPr>
-            <w:tcW w:w="9635" w:type="dxa"/>
+            <w:tcW w:w="3485" w:type="dxa"/>
           </w:tcPr>
           <w:p/>
         </w:tc>
-      </w:tr>
-      <w:tr>
-        <w:trPr>
-          <w:trHeight w:val="576"/>
-        </w:trPr>
-        <w:tc>
-          <w:tcPr>
-            <w:tcW w:w="9635" w:type="dxa"/>
+        <w:tc>
+          <w:tcPr>
+            <w:tcW w:w="3485" w:type="dxa"/>
           </w:tcPr>
           <w:p/>
         </w:tc>
-      </w:tr>
-      <w:tr>
-        <w:trPr>
-          <w:trHeight w:val="576"/>
-        </w:trPr>
-        <w:tc>
-          <w:tcPr>
-            <w:tcW w:w="9635" w:type="dxa"/>
-          </w:tcPr>
-          <w:p/>
-        </w:tc>
-      </w:tr>
-      <w:tr>
-        <w:trPr>
-          <w:trHeight w:val="576"/>
-        </w:trPr>
-        <w:tc>
-          <w:tcPr>
-            <w:tcW w:w="9635" w:type="dxa"/>
-          </w:tcPr>
-          <w:p/>
-        </w:tc>
-      </w:tr>
-      <w:tr>
-        <w:trPr>
-          <w:trHeight w:val="576"/>
-        </w:trPr>
-        <w:tc>
-          <w:tcPr>
-            <w:tcW w:w="9635" w:type="dxa"/>
+        <w:tc>
+          <w:tcPr>
+            <w:tcW w:w="3486" w:type="dxa"/>
           </w:tcPr>
           <w:p/>
         </w:tc>
       </w:tr>
     </w:tbl>
     <w:p/>
+    <w:p>
+      <w:pPr>
+        <w:rPr>
+          <w:b/>
+          <w:bCs/>
+          <w:sz w:val="32"/>
+          <w:szCs w:val="32"/>
+        </w:rPr>
+      </w:pPr>
+      <w:r>
+        <w:rPr>
+          <w:b/>
+          <w:bCs/>
+          <w:sz w:val="32"/>
+          <w:szCs w:val="32"/>
+        </w:rPr>
+        <w:t>Q9. Tables (Oral)</w:t>
+      </w:r>
+      <w:r>
+        <w:rPr>
+          <w:b/>
+          <w:bCs/>
+          <w:sz w:val="32"/>
+          <w:szCs w:val="32"/>
+        </w:rPr>
+        <w:tab/>
+        <w:t>(10)</w:t>
+      </w:r>
+    </w:p>
     <w:sectPr>
       <w:pgSz w:w="11906" w:h="16838" w:code="9"/>
       <w:pgMar w:top="720" w:right="720" w:bottom="720" w:left="720" w:header="720" w:footer="720" w:gutter="0"/>
@@ -7832,6 +7908,92 @@
     </w:lvl>
   </w:abstractNum>
   <w:abstractNum w:abstractNumId="15" w15:restartNumberingAfterBreak="0">
+    <w:nsid w:val="581A2CBF"/>
+    <w:multiLevelType w:val="hybridMultilevel"/>
+    <w:tmpl w:val="9AAA052A"/>
+    <w:lvl w:ilvl="0" w:tplc="0409000F">
+      <w:start w:val="1"/>
+      <w:numFmt w:val="decimal"/>
+      <w:lvlText w:val="%1."/>
+      <w:lvlJc w:val="left"/>
+      <w:pPr>
+        <w:ind w:left="720" w:hanging="360"/>
+      </w:pPr>
+    </w:lvl>
+    <w:lvl w:ilvl="1" w:tplc="04090019" w:tentative="1">
+      <w:start w:val="1"/>
+      <w:numFmt w:val="lowerLetter"/>
+      <w:lvlText w:val="%2."/>
+      <w:lvlJc w:val="left"/>
+      <w:pPr>
+        <w:ind w:left="1440" w:hanging="360"/>
+      </w:pPr>
+    </w:lvl>
+    <w:lvl w:ilvl="2" w:tplc="0409001B" w:tentative="1">
+      <w:start w:val="1"/>
+      <w:numFmt w:val="lowerRoman"/>
+      <w:lvlText w:val="%3."/>
+      <w:lvlJc w:val="right"/>
+      <w:pPr>
+        <w:ind w:left="2160" w:hanging="180"/>
+      </w:pPr>
+    </w:lvl>
+    <w:lvl w:ilvl="3" w:tplc="0409000F" w:tentative="1">
+      <w:start w:val="1"/>
+      <w:numFmt w:val="decimal"/>
+      <w:lvlText w:val="%4."/>
+      <w:lvlJc w:val="left"/>
+      <w:pPr>
+        <w:ind w:left="2880" w:hanging="360"/>
+      </w:pPr>
+    </w:lvl>
+    <w:lvl w:ilvl="4" w:tplc="04090019" w:tentative="1">
+      <w:start w:val="1"/>
+      <w:numFmt w:val="lowerLetter"/>
+      <w:lvlText w:val="%5."/>
+      <w:lvlJc w:val="left"/>
+      <w:pPr>
+        <w:ind w:left="3600" w:hanging="360"/>
+      </w:pPr>
+    </w:lvl>
+    <w:lvl w:ilvl="5" w:tplc="0409001B" w:tentative="1">
+      <w:start w:val="1"/>
+      <w:numFmt w:val="lowerRoman"/>
+      <w:lvlText w:val="%6."/>
+      <w:lvlJc w:val="right"/>
+      <w:pPr>
+        <w:ind w:left="4320" w:hanging="180"/>
+      </w:pPr>
+    </w:lvl>
+    <w:lvl w:ilvl="6" w:tplc="0409000F" w:tentative="1">
+      <w:start w:val="1"/>
+      <w:numFmt w:val="decimal"/>
+      <w:lvlText w:val="%7."/>
+      <w:lvlJc w:val="left"/>
+      <w:pPr>
+        <w:ind w:left="5040" w:hanging="360"/>
+      </w:pPr>
+    </w:lvl>
+    <w:lvl w:ilvl="7" w:tplc="04090019" w:tentative="1">
+      <w:start w:val="1"/>
+      <w:numFmt w:val="lowerLetter"/>
+      <w:lvlText w:val="%8."/>
+      <w:lvlJc w:val="left"/>
+      <w:pPr>
+        <w:ind w:left="5760" w:hanging="360"/>
+      </w:pPr>
+    </w:lvl>
+    <w:lvl w:ilvl="8" w:tplc="0409001B" w:tentative="1">
+      <w:start w:val="1"/>
+      <w:numFmt w:val="lowerRoman"/>
+      <w:lvlText w:val="%9."/>
+      <w:lvlJc w:val="right"/>
+      <w:pPr>
+        <w:ind w:left="6480" w:hanging="180"/>
+      </w:pPr>
+    </w:lvl>
+  </w:abstractNum>
+  <w:abstractNum w:abstractNumId="16" w15:restartNumberingAfterBreak="0">
     <w:nsid w:val="597E0B26"/>
     <w:multiLevelType w:val="hybridMultilevel"/>
     <w:tmpl w:val="6922BC04"/>
@@ -7920,7 +8082,7 @@
       </w:pPr>
     </w:lvl>
   </w:abstractNum>
-  <w:abstractNum w:abstractNumId="16" w15:restartNumberingAfterBreak="0">
+  <w:abstractNum w:abstractNumId="17" w15:restartNumberingAfterBreak="0">
     <w:nsid w:val="59CD66A1"/>
     <w:multiLevelType w:val="hybridMultilevel"/>
     <w:tmpl w:val="294CD3C8"/>
@@ -8009,7 +8171,7 @@
       </w:pPr>
     </w:lvl>
   </w:abstractNum>
-  <w:abstractNum w:abstractNumId="17" w15:restartNumberingAfterBreak="0">
+  <w:abstractNum w:abstractNumId="18" w15:restartNumberingAfterBreak="0">
     <w:nsid w:val="63FA3C42"/>
     <w:multiLevelType w:val="hybridMultilevel"/>
     <w:tmpl w:val="24DC9784"/>
@@ -8098,7 +8260,7 @@
       </w:pPr>
     </w:lvl>
   </w:abstractNum>
-  <w:abstractNum w:abstractNumId="18" w15:restartNumberingAfterBreak="0">
+  <w:abstractNum w:abstractNumId="19" w15:restartNumberingAfterBreak="0">
     <w:nsid w:val="688639F5"/>
     <w:multiLevelType w:val="hybridMultilevel"/>
     <w:tmpl w:val="0A6884DE"/>
@@ -8187,7 +8349,7 @@
       </w:pPr>
     </w:lvl>
   </w:abstractNum>
-  <w:abstractNum w:abstractNumId="19" w15:restartNumberingAfterBreak="0">
+  <w:abstractNum w:abstractNumId="20" w15:restartNumberingAfterBreak="0">
     <w:nsid w:val="6F206BE3"/>
     <w:multiLevelType w:val="hybridMultilevel"/>
     <w:tmpl w:val="8D0A4938"/>
@@ -8276,7 +8438,7 @@
       </w:pPr>
     </w:lvl>
   </w:abstractNum>
-  <w:abstractNum w:abstractNumId="20" w15:restartNumberingAfterBreak="0">
+  <w:abstractNum w:abstractNumId="21" w15:restartNumberingAfterBreak="0">
     <w:nsid w:val="76852DF1"/>
     <w:multiLevelType w:val="hybridMultilevel"/>
     <w:tmpl w:val="84E6F604"/>
@@ -8365,7 +8527,7 @@
       </w:pPr>
     </w:lvl>
   </w:abstractNum>
-  <w:abstractNum w:abstractNumId="21" w15:restartNumberingAfterBreak="0">
+  <w:abstractNum w:abstractNumId="22" w15:restartNumberingAfterBreak="0">
     <w:nsid w:val="783E45A6"/>
     <w:multiLevelType w:val="hybridMultilevel"/>
     <w:tmpl w:val="2348D3BE"/>
@@ -8454,7 +8616,7 @@
       </w:pPr>
     </w:lvl>
   </w:abstractNum>
-  <w:abstractNum w:abstractNumId="22" w15:restartNumberingAfterBreak="0">
+  <w:abstractNum w:abstractNumId="23" w15:restartNumberingAfterBreak="0">
     <w:nsid w:val="7F0D5CF7"/>
     <w:multiLevelType w:val="hybridMultilevel"/>
     <w:tmpl w:val="24149DDA"/>
@@ -8547,10 +8709,10 @@
     <w:abstractNumId w:val="11"/>
   </w:num>
   <w:num w:numId="2" w16cid:durableId="497042768">
-    <w:abstractNumId w:val="15"/>
+    <w:abstractNumId w:val="16"/>
   </w:num>
   <w:num w:numId="3" w16cid:durableId="1930574790">
-    <w:abstractNumId w:val="19"/>
+    <w:abstractNumId w:val="20"/>
   </w:num>
   <w:num w:numId="4" w16cid:durableId="1338003451">
     <w:abstractNumId w:val="6"/>
@@ -8559,13 +8721,13 @@
     <w:abstractNumId w:val="7"/>
   </w:num>
   <w:num w:numId="6" w16cid:durableId="1249968228">
-    <w:abstractNumId w:val="17"/>
+    <w:abstractNumId w:val="18"/>
   </w:num>
   <w:num w:numId="7" w16cid:durableId="1476407992">
     <w:abstractNumId w:val="5"/>
   </w:num>
   <w:num w:numId="8" w16cid:durableId="525143227">
-    <w:abstractNumId w:val="22"/>
+    <w:abstractNumId w:val="23"/>
   </w:num>
   <w:num w:numId="9" w16cid:durableId="666327536">
     <w:abstractNumId w:val="12"/>
@@ -8577,7 +8739,7 @@
     <w:abstractNumId w:val="4"/>
   </w:num>
   <w:num w:numId="12" w16cid:durableId="857046235">
-    <w:abstractNumId w:val="20"/>
+    <w:abstractNumId w:val="21"/>
   </w:num>
   <w:num w:numId="13" w16cid:durableId="1378162066">
     <w:abstractNumId w:val="2"/>
@@ -8589,7 +8751,7 @@
     <w:abstractNumId w:val="9"/>
   </w:num>
   <w:num w:numId="16" w16cid:durableId="185994866">
-    <w:abstractNumId w:val="16"/>
+    <w:abstractNumId w:val="17"/>
   </w:num>
   <w:num w:numId="17" w16cid:durableId="291522637">
     <w:abstractNumId w:val="13"/>
@@ -8598,10 +8760,10 @@
     <w:abstractNumId w:val="8"/>
   </w:num>
   <w:num w:numId="19" w16cid:durableId="1481847142">
-    <w:abstractNumId w:val="21"/>
+    <w:abstractNumId w:val="22"/>
   </w:num>
   <w:num w:numId="20" w16cid:durableId="1937787621">
-    <w:abstractNumId w:val="18"/>
+    <w:abstractNumId w:val="19"/>
   </w:num>
   <w:num w:numId="21" w16cid:durableId="508326990">
     <w:abstractNumId w:val="1"/>
@@ -8611,6 +8773,9 @@
   </w:num>
   <w:num w:numId="23" w16cid:durableId="1939831731">
     <w:abstractNumId w:val="14"/>
+  </w:num>
+  <w:num w:numId="24" w16cid:durableId="1865090837">
+    <w:abstractNumId w:val="15"/>
   </w:num>
 </w:numbering>
 </file>
